--- a/آموزش حل مکعب روبیک.docx
+++ b/آموزش حل مکعب روبیک.docx
@@ -13,53 +13,21 @@
           <w:rFonts w:hint="cs"/>
           <w:rtl/>
         </w:rPr>
-        <w:t xml:space="preserve">آموزش حل </w:t>
-      </w:r>
-      <w:proofErr w:type="spellStart"/>
-      <w:r>
-        <w:rPr>
-          <w:rFonts w:hint="cs"/>
-          <w:rtl/>
-        </w:rPr>
-        <w:t>مکعب</w:t>
-      </w:r>
-      <w:proofErr w:type="spellEnd"/>
-      <w:r>
-        <w:rPr>
-          <w:rFonts w:hint="cs"/>
-          <w:rtl/>
-        </w:rPr>
-        <w:t xml:space="preserve"> روبیک</w:t>
-      </w:r>
-    </w:p>
-    <w:p>
-      <w:pPr>
-        <w:rPr>
-          <w:rtl/>
-        </w:rPr>
-      </w:pPr>
-      <w:r>
-        <w:rPr>
-          <w:rFonts w:hint="cs"/>
-          <w:rtl/>
-        </w:rPr>
-        <w:t xml:space="preserve">روش های زیادی برای حل </w:t>
-      </w:r>
-      <w:proofErr w:type="spellStart"/>
-      <w:r>
-        <w:rPr>
-          <w:rFonts w:hint="cs"/>
-          <w:rtl/>
-        </w:rPr>
-        <w:t>مکعب</w:t>
-      </w:r>
-      <w:proofErr w:type="spellEnd"/>
-      <w:r>
-        <w:rPr>
-          <w:rFonts w:hint="cs"/>
-          <w:rtl/>
-        </w:rPr>
-        <w:t xml:space="preserve"> روبیک وجود دارد اما مهمترین آنها عبارتند از </w:t>
+        <w:t>آموزش حل مکعب روبیک</w:t>
+      </w:r>
+    </w:p>
+    <w:p>
+      <w:pPr>
+        <w:rPr>
+          <w:rtl/>
+        </w:rPr>
+      </w:pPr>
+      <w:r>
+        <w:rPr>
+          <w:rFonts w:hint="cs"/>
+          <w:rtl/>
+        </w:rPr>
+        <w:t xml:space="preserve">روش های زیادی برای حل مکعب روبیک وجود دارد اما مهمترین آنها عبارتند از </w:t>
       </w:r>
     </w:p>
     <w:p>
@@ -74,23 +42,7 @@
           <w:rFonts w:hint="cs"/>
           <w:rtl/>
         </w:rPr>
-        <w:t xml:space="preserve">روشهای مبتدی حل </w:t>
-      </w:r>
-      <w:proofErr w:type="spellStart"/>
-      <w:r>
-        <w:rPr>
-          <w:rFonts w:hint="cs"/>
-          <w:rtl/>
-        </w:rPr>
-        <w:t>مکعب</w:t>
-      </w:r>
-      <w:proofErr w:type="spellEnd"/>
-      <w:r>
-        <w:rPr>
-          <w:rFonts w:hint="cs"/>
-          <w:rtl/>
-        </w:rPr>
-        <w:t xml:space="preserve"> 3×3 روبیک </w:t>
+        <w:t xml:space="preserve">روشهای مبتدی حل مکعب 3×3 روبیک </w:t>
       </w:r>
     </w:p>
     <w:p>
@@ -173,23 +125,7 @@
           <w:rFonts w:hint="cs"/>
           <w:rtl/>
         </w:rPr>
-        <w:t xml:space="preserve">روشهای متوسط حل </w:t>
-      </w:r>
-      <w:proofErr w:type="spellStart"/>
-      <w:r>
-        <w:rPr>
-          <w:rFonts w:hint="cs"/>
-          <w:rtl/>
-        </w:rPr>
-        <w:t>معکب</w:t>
-      </w:r>
-      <w:proofErr w:type="spellEnd"/>
-      <w:r>
-        <w:rPr>
-          <w:rFonts w:hint="cs"/>
-          <w:rtl/>
-        </w:rPr>
-        <w:t xml:space="preserve"> روبیک </w:t>
+        <w:t xml:space="preserve">روشهای متوسط حل معکب روبیک </w:t>
       </w:r>
     </w:p>
     <w:p>
@@ -228,23 +164,7 @@
           <w:rFonts w:hint="cs"/>
           <w:rtl/>
         </w:rPr>
-        <w:t xml:space="preserve">یکی از محبوبترین روش های حل </w:t>
-      </w:r>
-      <w:proofErr w:type="spellStart"/>
-      <w:r>
-        <w:rPr>
-          <w:rFonts w:hint="cs"/>
-          <w:rtl/>
-        </w:rPr>
-        <w:t>معکب</w:t>
-      </w:r>
-      <w:proofErr w:type="spellEnd"/>
-      <w:r>
-        <w:rPr>
-          <w:rFonts w:hint="cs"/>
-          <w:rtl/>
-        </w:rPr>
-        <w:t xml:space="preserve"> روبیک برای کسانیکه میخواهند روبیک سرعتی حل کنند. </w:t>
+        <w:t xml:space="preserve">یکی از محبوبترین روش های حل معکب روبیک برای کسانیکه میخواهند روبیک سرعتی حل کنند. </w:t>
       </w:r>
     </w:p>
     <w:p>
@@ -277,23 +197,7 @@
           <w:rFonts w:hint="cs"/>
           <w:rtl/>
         </w:rPr>
-        <w:t xml:space="preserve">روشی که در آن شما برای حل روبیک از </w:t>
-      </w:r>
-      <w:proofErr w:type="spellStart"/>
-      <w:r>
-        <w:rPr>
-          <w:rFonts w:hint="cs"/>
-          <w:rtl/>
-        </w:rPr>
-        <w:t>بلاک</w:t>
-      </w:r>
-      <w:proofErr w:type="spellEnd"/>
-      <w:r>
-        <w:rPr>
-          <w:rFonts w:hint="cs"/>
-          <w:rtl/>
-        </w:rPr>
-        <w:t xml:space="preserve"> ها استفاده میکنید. تعداد کمتری حرکت نسبت به </w:t>
+        <w:t xml:space="preserve">روشی که در آن شما برای حل روبیک از بلاک ها استفاده میکنید. تعداد کمتری حرکت نسبت به </w:t>
       </w:r>
       <w:r>
         <w:t>CFOP</w:t>
@@ -321,11 +225,9 @@
         </w:rPr>
         <w:t xml:space="preserve">روش </w:t>
       </w:r>
-      <w:proofErr w:type="spellStart"/>
       <w:r>
         <w:t>zz</w:t>
       </w:r>
-      <w:proofErr w:type="spellEnd"/>
       <w:r>
         <w:rPr>
           <w:rFonts w:hint="cs"/>
@@ -357,17 +259,8 @@
           <w:rFonts w:hint="cs"/>
           <w:rtl/>
         </w:rPr>
-        <w:t xml:space="preserve">: یک روش دیگر حل مبتنی بر ساخت </w:t>
-      </w:r>
-      <w:proofErr w:type="spellStart"/>
-      <w:r>
-        <w:rPr>
-          <w:rFonts w:hint="cs"/>
-          <w:rtl/>
-        </w:rPr>
-        <w:t>بلاک</w:t>
-      </w:r>
-      <w:proofErr w:type="spellEnd"/>
+        <w:t>: یک روش دیگر حل مبتنی بر ساخت بلاک</w:t>
+      </w:r>
     </w:p>
     <w:p>
       <w:pPr>
@@ -416,13 +309,8 @@
           <w:numId w:val="3"/>
         </w:numPr>
       </w:pPr>
-      <w:proofErr w:type="gramStart"/>
-      <w:r>
-        <w:t>APB(</w:t>
-      </w:r>
-      <w:proofErr w:type="gramEnd"/>
-      <w:r>
-        <w:t>A PERM-BASED)</w:t>
+      <w:r>
+        <w:t>APB(A PERM-BASED)</w:t>
       </w:r>
     </w:p>
     <w:p>
@@ -446,7 +334,6 @@
         </w:numPr>
       </w:pPr>
       <w:r>
-        <w:lastRenderedPageBreak/>
         <w:t>WATERMAN</w:t>
       </w:r>
     </w:p>
@@ -531,6 +418,7 @@
           <w:rFonts w:hint="cs"/>
           <w:rtl/>
         </w:rPr>
+        <w:lastRenderedPageBreak/>
         <w:t xml:space="preserve">در دنیا بیش از 100 متد نامگذاری شده برای حل روبیک وجود دارد. </w:t>
       </w:r>
     </w:p>
@@ -609,11 +497,9 @@
         </w:rPr>
         <w:t xml:space="preserve">3- </w:t>
       </w:r>
-      <w:proofErr w:type="spellStart"/>
       <w:r>
         <w:t>zz</w:t>
       </w:r>
-      <w:proofErr w:type="spellEnd"/>
       <w:r>
         <w:rPr>
           <w:rFonts w:hint="cs"/>
@@ -635,12 +521,91 @@
         </w:rPr>
         <w:t xml:space="preserve">4- </w:t>
       </w:r>
-      <w:proofErr w:type="spellStart"/>
-      <w:r>
-        <w:t>petrus</w:t>
-      </w:r>
-      <w:proofErr w:type="spellEnd"/>
-      <w:r>
+      <w:r>
+        <w:t xml:space="preserve">petrus </w:t>
+      </w:r>
+      <w:r>
+        <w:rPr>
+          <w:rFonts w:hint="cs"/>
+          <w:rtl/>
+        </w:rPr>
+        <w:t>: در گذشته اهمیت زیادی داشت اما امروزه طرفداران کمی دارد.</w:t>
+      </w:r>
+    </w:p>
+    <w:p>
+      <w:pPr>
+        <w:rPr>
+          <w:rtl/>
+        </w:rPr>
+      </w:pPr>
+      <w:r>
+        <w:rPr>
+          <w:rFonts w:hint="cs"/>
+          <w:rtl/>
+        </w:rPr>
+        <w:t xml:space="preserve">5- </w:t>
+      </w:r>
+      <w:r>
+        <w:t>LbL</w:t>
+      </w:r>
+      <w:r>
+        <w:rPr>
+          <w:rFonts w:hint="cs"/>
+          <w:rtl/>
+        </w:rPr>
+        <w:t xml:space="preserve"> روش حل لایه به لایه که همه در شروع روبیک با این روش شروع میکنند. </w:t>
+      </w:r>
+    </w:p>
+    <w:p>
+      <w:pPr>
+        <w:pStyle w:val="Heading2"/>
+        <w:rPr>
+          <w:rtl/>
+        </w:rPr>
+      </w:pPr>
+      <w:r>
+        <w:rPr>
+          <w:rFonts w:hint="cs"/>
+          <w:rtl/>
+        </w:rPr>
+        <w:t>الگوریتم های روبیک:</w:t>
+      </w:r>
+    </w:p>
+    <w:p>
+      <w:pPr>
+        <w:rPr>
+          <w:rtl/>
+        </w:rPr>
+      </w:pPr>
+      <w:r>
+        <w:rPr>
+          <w:rFonts w:hint="cs"/>
+          <w:rtl/>
+        </w:rPr>
+        <w:t xml:space="preserve">الگوریتم های روبیک با حروف انگلیسی نوشته میشوند </w:t>
+      </w:r>
+      <w:r>
+        <w:rPr>
+          <w:rFonts w:hint="cs"/>
+          <w:rtl/>
+        </w:rPr>
+        <w:t xml:space="preserve"> و از چپ به راست خوانده می‌شوند.</w:t>
+      </w:r>
+    </w:p>
+    <w:p>
+      <w:pPr>
+        <w:rPr>
+          <w:rtl/>
+        </w:rPr>
+      </w:pPr>
+      <w:r>
+        <w:t>R</w:t>
+      </w:r>
+      <w:r>
+        <w:rPr>
+          <w:rFonts w:hint="cs"/>
+          <w:rtl/>
+        </w:rPr>
         <w:t xml:space="preserve"> </w:t>
       </w:r>
       <w:r>
@@ -648,146 +613,15 @@
           <w:rFonts w:hint="cs"/>
           <w:rtl/>
         </w:rPr>
-        <w:t>: در گذشته اهمیت زیادی داشت اما امروزه طرفداران کمی دارد.</w:t>
-      </w:r>
-    </w:p>
-    <w:p>
-      <w:pPr>
-        <w:rPr>
-          <w:rtl/>
-        </w:rPr>
-      </w:pPr>
-      <w:r>
-        <w:rPr>
-          <w:rFonts w:hint="cs"/>
-          <w:rtl/>
-        </w:rPr>
-        <w:t xml:space="preserve">5- </w:t>
-      </w:r>
-      <w:proofErr w:type="spellStart"/>
-      <w:r>
-        <w:t>LbL</w:t>
-      </w:r>
-      <w:proofErr w:type="spellEnd"/>
-      <w:r>
-        <w:rPr>
-          <w:rFonts w:hint="cs"/>
-          <w:rtl/>
-        </w:rPr>
-        <w:t xml:space="preserve"> روش حل لایه به لایه که همه در شروع روبیک با این روش شروع میکنند. </w:t>
-      </w:r>
-    </w:p>
-    <w:p>
-      <w:pPr>
-        <w:pStyle w:val="Heading2"/>
-        <w:rPr>
-          <w:rtl/>
-        </w:rPr>
-      </w:pPr>
-      <w:proofErr w:type="spellStart"/>
-      <w:r>
-        <w:rPr>
-          <w:rFonts w:hint="cs"/>
-          <w:rtl/>
-        </w:rPr>
-        <w:t>الگوریتم</w:t>
-      </w:r>
-      <w:proofErr w:type="spellEnd"/>
-      <w:r>
-        <w:rPr>
-          <w:rFonts w:hint="cs"/>
-          <w:rtl/>
-        </w:rPr>
-        <w:t xml:space="preserve"> های روبیک:</w:t>
-      </w:r>
-    </w:p>
-    <w:p>
-      <w:pPr>
-        <w:rPr>
-          <w:rtl/>
-        </w:rPr>
-      </w:pPr>
-      <w:proofErr w:type="spellStart"/>
-      <w:r>
-        <w:rPr>
-          <w:rFonts w:hint="cs"/>
-          <w:rtl/>
-        </w:rPr>
-        <w:t>الگوریتم</w:t>
-      </w:r>
-      <w:proofErr w:type="spellEnd"/>
-      <w:r>
-        <w:rPr>
-          <w:rFonts w:hint="cs"/>
-          <w:rtl/>
-        </w:rPr>
-        <w:t xml:space="preserve"> های روبیک با حروف انگلیسی نوشته میشوند :</w:t>
-      </w:r>
-    </w:p>
-    <w:p>
-      <w:pPr>
-        <w:rPr>
-          <w:rtl/>
-        </w:rPr>
-      </w:pPr>
-      <w:proofErr w:type="gramStart"/>
-      <w:r>
-        <w:t>R</w:t>
-      </w:r>
-      <w:r>
-        <w:rPr>
-          <w:rFonts w:hint="cs"/>
-          <w:rtl/>
-        </w:rPr>
-        <w:t xml:space="preserve"> </w:t>
-      </w:r>
-      <w:r>
-        <w:rPr>
-          <w:rFonts w:hint="cs"/>
-          <w:rtl/>
-        </w:rPr>
-        <w:t>:</w:t>
-      </w:r>
-      <w:proofErr w:type="gramEnd"/>
-      <w:r>
-        <w:rPr>
-          <w:rFonts w:hint="cs"/>
-          <w:rtl/>
-        </w:rPr>
-        <w:t xml:space="preserve"> </w:t>
-      </w:r>
-      <w:r>
-        <w:rPr>
-          <w:rFonts w:hint="cs"/>
-          <w:rtl/>
-        </w:rPr>
-        <w:t xml:space="preserve">یعنی وجه سمت راست را 90 درجه </w:t>
-      </w:r>
-      <w:proofErr w:type="spellStart"/>
-      <w:r>
-        <w:rPr>
-          <w:rFonts w:hint="cs"/>
-          <w:rtl/>
-        </w:rPr>
-        <w:t>ساعتگرد</w:t>
-      </w:r>
-      <w:proofErr w:type="spellEnd"/>
-      <w:r>
-        <w:rPr>
-          <w:rFonts w:hint="cs"/>
-          <w:rtl/>
-        </w:rPr>
-        <w:t xml:space="preserve"> </w:t>
-      </w:r>
-      <w:proofErr w:type="spellStart"/>
-      <w:r>
-        <w:rPr>
-          <w:rFonts w:hint="cs"/>
-          <w:rtl/>
-        </w:rPr>
-        <w:t>بچرخانید</w:t>
-      </w:r>
-      <w:proofErr w:type="spellEnd"/>
+        <w:t xml:space="preserve">: </w:t>
+      </w:r>
+      <w:r>
+        <w:rPr>
+          <w:rFonts w:hint="cs"/>
+          <w:rtl/>
+        </w:rPr>
+        <w:t>یعنی وجه سمت راست را 90 درجه ساعتگرد بچرخانید</w:t>
+      </w:r>
     </w:p>
     <w:p>
       <w:r>
@@ -852,45 +686,12 @@
           <w:rFonts w:hint="cs"/>
           <w:rtl/>
         </w:rPr>
-        <w:t xml:space="preserve">: یعنی وجه سمت راست را 90 درجه </w:t>
-      </w:r>
-      <w:proofErr w:type="spellStart"/>
-      <w:r>
-        <w:rPr>
-          <w:rFonts w:hint="cs"/>
-          <w:rtl/>
-        </w:rPr>
-        <w:t>پادساعتگرد</w:t>
-      </w:r>
-      <w:proofErr w:type="spellEnd"/>
-      <w:r>
-        <w:rPr>
-          <w:rFonts w:hint="cs"/>
-          <w:rtl/>
-        </w:rPr>
-        <w:t xml:space="preserve"> </w:t>
-      </w:r>
-      <w:proofErr w:type="spellStart"/>
-      <w:r>
-        <w:rPr>
-          <w:rFonts w:hint="cs"/>
-          <w:rtl/>
-        </w:rPr>
-        <w:t>بچرخانید</w:t>
-      </w:r>
-      <w:proofErr w:type="spellEnd"/>
-      <w:r>
-        <w:rPr>
-          <w:rFonts w:hint="cs"/>
-          <w:rtl/>
-        </w:rPr>
-        <w:t>.</w:t>
-      </w:r>
-    </w:p>
-    <w:p>
-      <w:pPr>
-        <w:rPr>
-          <w:rFonts w:hint="cs"/>
+        <w:t>: یعنی وجه سمت راست را 90 درجه پادساعتگرد بچرخانید.</w:t>
+      </w:r>
+    </w:p>
+    <w:p>
+      <w:pPr>
+        <w:rPr>
           <w:rtl/>
         </w:rPr>
       </w:pPr>
@@ -901,7 +702,6 @@
           <w:rtl/>
           <w:lang w:val="fa-IR"/>
         </w:rPr>
-        <w:lastRenderedPageBreak/>
         <w:drawing>
           <wp:inline distT="0" distB="0" distL="0" distR="0" wp14:anchorId="6758DB42" wp14:editId="76E4149A">
             <wp:extent cx="685800" cy="685800"/>
@@ -964,6 +764,7 @@
         <w:rPr>
           <w:noProof/>
         </w:rPr>
+        <w:lastRenderedPageBreak/>
         <w:drawing>
           <wp:inline distT="0" distB="0" distL="0" distR="0" wp14:anchorId="5BEAB2D8" wp14:editId="7591AAAA">
             <wp:extent cx="4638675" cy="1800225"/>
@@ -1010,45 +811,81 @@
     <w:p>
       <w:pPr>
         <w:pStyle w:val="Heading2"/>
-        <w:rPr>
-          <w:rtl/>
-        </w:rPr>
-      </w:pPr>
-      <w:r>
-        <w:rPr>
-          <w:rFonts w:hint="cs"/>
-          <w:rtl/>
-        </w:rPr>
-        <w:t xml:space="preserve">روش حل روبیک </w:t>
-      </w:r>
-      <w:proofErr w:type="spellStart"/>
-      <w:r>
-        <w:rPr>
-          <w:rFonts w:hint="cs"/>
-          <w:rtl/>
-        </w:rPr>
-        <w:t>بصورت</w:t>
-      </w:r>
-      <w:proofErr w:type="spellEnd"/>
-      <w:r>
-        <w:rPr>
-          <w:rFonts w:hint="cs"/>
-          <w:rtl/>
-        </w:rPr>
-        <w:t xml:space="preserve"> صلیب</w:t>
-      </w:r>
-    </w:p>
-    <w:p>
-      <w:pPr>
-        <w:rPr>
-          <w:rtl/>
-        </w:rPr>
-      </w:pPr>
-      <w:r>
-        <w:rPr>
-          <w:rFonts w:hint="cs"/>
-          <w:rtl/>
-        </w:rPr>
+      </w:pPr>
+      <w:r>
+        <w:rPr>
+          <w:noProof/>
+        </w:rPr>
+        <w:drawing>
+          <wp:inline distT="0" distB="0" distL="0" distR="0" wp14:anchorId="6F508C28" wp14:editId="13579BBE">
+            <wp:extent cx="5276850" cy="5276850"/>
+            <wp:effectExtent l="0" t="0" r="0" b="0"/>
+            <wp:docPr id="303568523" name="Picture 10"/>
+            <wp:cNvGraphicFramePr>
+              <a:graphicFrameLocks xmlns:a="http://schemas.openxmlformats.org/drawingml/2006/main" noChangeAspect="1"/>
+            </wp:cNvGraphicFramePr>
+            <a:graphic xmlns:a="http://schemas.openxmlformats.org/drawingml/2006/main">
+              <a:graphicData uri="http://schemas.openxmlformats.org/drawingml/2006/picture">
+                <pic:pic xmlns:pic="http://schemas.openxmlformats.org/drawingml/2006/picture">
+                  <pic:nvPicPr>
+                    <pic:cNvPr id="303568523" name="Picture 303568523"/>
+                    <pic:cNvPicPr/>
+                  </pic:nvPicPr>
+                  <pic:blipFill>
+                    <a:blip r:embed="rId8">
+                      <a:extLst>
+                        <a:ext uri="{28A0092B-C50C-407E-A947-70E740481C1C}">
+                          <a14:useLocalDpi xmlns:a14="http://schemas.microsoft.com/office/drawing/2010/main" val="0"/>
+                        </a:ext>
+                      </a:extLst>
+                    </a:blip>
+                    <a:stretch>
+                      <a:fillRect/>
+                    </a:stretch>
+                  </pic:blipFill>
+                  <pic:spPr>
+                    <a:xfrm>
+                      <a:off x="0" y="0"/>
+                      <a:ext cx="5276850" cy="5276850"/>
+                    </a:xfrm>
+                    <a:prstGeom prst="rect">
+                      <a:avLst/>
+                    </a:prstGeom>
+                  </pic:spPr>
+                </pic:pic>
+              </a:graphicData>
+            </a:graphic>
+          </wp:inline>
+        </w:drawing>
+      </w:r>
+    </w:p>
+    <w:p>
+      <w:pPr>
+        <w:pStyle w:val="Heading2"/>
+        <w:rPr>
+          <w:rtl/>
+        </w:rPr>
+      </w:pPr>
+      <w:r>
+        <w:rPr>
+          <w:rFonts w:hint="cs"/>
+          <w:rtl/>
+        </w:rPr>
+        <w:t>روش حل روبیک بصورت صلیب</w:t>
+      </w:r>
+    </w:p>
+    <w:p>
+      <w:pPr>
+        <w:rPr>
+          <w:rtl/>
+        </w:rPr>
+      </w:pPr>
+      <w:r>
+        <w:rPr>
+          <w:rFonts w:hint="cs"/>
+          <w:rtl/>
+        </w:rPr>
+        <w:lastRenderedPageBreak/>
         <w:t>روبیک را طوری بگیرید که خانه وسط روبیک سفید باشد. سپس یک صلیب سفید درست کنید که خانه های جانبی آن با خانه وسط ستون وسط در یک راستا باشد.</w:t>
       </w:r>
     </w:p>
@@ -1056,7 +893,6 @@
       <w:pPr>
         <w:jc w:val="center"/>
         <w:rPr>
-          <w:rFonts w:hint="cs"/>
           <w:noProof/>
         </w:rPr>
       </w:pPr>
@@ -1066,7 +902,7 @@
           <w:noProof/>
         </w:rPr>
         <w:drawing>
-          <wp:inline distT="0" distB="0" distL="0" distR="0" wp14:anchorId="75F73612" wp14:editId="6AB1EED7">
+          <wp:inline distT="0" distB="0" distL="0" distR="0" wp14:anchorId="75F73612" wp14:editId="6DAB88D3">
             <wp:extent cx="2991459" cy="2991459"/>
             <wp:effectExtent l="0" t="0" r="0" b="0"/>
             <wp:docPr id="1112250336" name="Picture 5"/>
@@ -1081,7 +917,7 @@
                     <pic:cNvPicPr/>
                   </pic:nvPicPr>
                   <pic:blipFill>
-                    <a:blip r:embed="rId8" cstate="print">
+                    <a:blip r:embed="rId9" cstate="print">
                       <a:extLst>
                         <a:ext uri="{28A0092B-C50C-407E-A947-70E740481C1C}">
                           <a14:useLocalDpi xmlns:a14="http://schemas.microsoft.com/office/drawing/2010/main" val="0"/>
@@ -1122,7 +958,6 @@
           <w:noProof/>
           <w:rtl/>
         </w:rPr>
-        <w:lastRenderedPageBreak/>
         <w:t>مرحله بعد جاگذاری گوشه های لایه سفید</w:t>
       </w:r>
     </w:p>
@@ -1143,9 +978,6 @@
     <w:p>
       <w:pPr>
         <w:jc w:val="center"/>
-        <w:rPr>
-          <w:rFonts w:hint="cs"/>
-        </w:rPr>
       </w:pPr>
       <w:r>
         <w:rPr>
@@ -1153,7 +985,7 @@
           <w:noProof/>
         </w:rPr>
         <w:drawing>
-          <wp:inline distT="0" distB="0" distL="0" distR="0" wp14:anchorId="16DA7573" wp14:editId="44BDF709">
+          <wp:inline distT="0" distB="0" distL="0" distR="0" wp14:anchorId="16DA7573" wp14:editId="6ACA4AFC">
             <wp:extent cx="2515921" cy="2515921"/>
             <wp:effectExtent l="0" t="0" r="0" b="0"/>
             <wp:docPr id="466007587" name="Picture 6"/>
@@ -1168,7 +1000,7 @@
                     <pic:cNvPicPr/>
                   </pic:nvPicPr>
                   <pic:blipFill>
-                    <a:blip r:embed="rId9" cstate="print">
+                    <a:blip r:embed="rId10" cstate="print">
                       <a:extLst>
                         <a:ext uri="{28A0092B-C50C-407E-A947-70E740481C1C}">
                           <a14:useLocalDpi xmlns:a14="http://schemas.microsoft.com/office/drawing/2010/main" val="0"/>
@@ -1209,23 +1041,7 @@
           <w:rFonts w:hint="cs"/>
           <w:rtl/>
         </w:rPr>
-        <w:t xml:space="preserve">برای اینکه به این حالت برسید گوشه ای را در نظر بگیرید مثلا در شکل بالا ما میخواهیم گوشه سفید-سبز -قرمز را بچینیم. برای اینکار سبز وسط را روبروی خود بگیرید. </w:t>
-      </w:r>
-      <w:proofErr w:type="spellStart"/>
-      <w:r>
-        <w:rPr>
-          <w:rFonts w:hint="cs"/>
-          <w:rtl/>
-        </w:rPr>
-        <w:t>چهارحالت</w:t>
-      </w:r>
-      <w:proofErr w:type="spellEnd"/>
-      <w:r>
-        <w:rPr>
-          <w:rFonts w:hint="cs"/>
-          <w:rtl/>
-        </w:rPr>
-        <w:t xml:space="preserve"> زیر پیش میآید:</w:t>
+        <w:t>برای اینکه به این حالت برسید گوشه ای را در نظر بگیرید مثلا در شکل بالا ما میخواهیم گوشه سفید-سبز -قرمز را بچینیم. برای اینکار سبز وسط را روبروی خود بگیرید. چهارحالت زیر پیش میآید:</w:t>
       </w:r>
     </w:p>
     <w:p>
@@ -1243,6 +1059,7 @@
           <w:rtl/>
           <w:lang w:val="fa-IR"/>
         </w:rPr>
+        <w:lastRenderedPageBreak/>
         <w:drawing>
           <wp:inline distT="0" distB="0" distL="0" distR="0" wp14:anchorId="1DACE82A" wp14:editId="376FA719">
             <wp:extent cx="5943600" cy="2193925"/>
@@ -1259,7 +1076,7 @@
                     <pic:cNvPicPr/>
                   </pic:nvPicPr>
                   <pic:blipFill>
-                    <a:blip r:embed="rId10">
+                    <a:blip r:embed="rId11">
                       <a:extLst>
                         <a:ext uri="{28A0092B-C50C-407E-A947-70E740481C1C}">
                           <a14:useLocalDpi xmlns:a14="http://schemas.microsoft.com/office/drawing/2010/main" val="0"/>
@@ -1295,21 +1112,43 @@
           <w:rtl/>
         </w:rPr>
       </w:pPr>
-      <w:proofErr w:type="spellStart"/>
-      <w:r>
-        <w:rPr>
-          <w:rFonts w:hint="cs"/>
-          <w:rtl/>
-        </w:rPr>
-        <w:t>الگوریتم</w:t>
-      </w:r>
-      <w:proofErr w:type="spellEnd"/>
-      <w:r>
-        <w:rPr>
-          <w:rFonts w:hint="cs"/>
-          <w:rtl/>
-        </w:rPr>
-        <w:t xml:space="preserve"> حل 1:</w:t>
+      <w:r>
+        <w:rPr>
+          <w:rFonts w:hint="cs"/>
+          <w:rtl/>
+        </w:rPr>
+        <w:t>الگوریتم حل</w:t>
+      </w:r>
+      <w:r>
+        <w:rPr>
+          <w:rFonts w:hint="cs"/>
+          <w:rtl/>
+        </w:rPr>
+        <w:t xml:space="preserve"> حالت </w:t>
+      </w:r>
+      <w:r>
+        <w:rPr>
+          <w:rFonts w:hint="cs"/>
+          <w:rtl/>
+        </w:rPr>
+        <w:t xml:space="preserve"> 1:</w:t>
+      </w:r>
+    </w:p>
+    <w:p>
+      <w:pPr>
+        <w:tabs>
+          <w:tab w:val="left" w:pos="1250"/>
+        </w:tabs>
+        <w:rPr>
+          <w:rtl/>
+        </w:rPr>
+      </w:pPr>
+      <w:r>
+        <w:rPr>
+          <w:rFonts w:hint="cs"/>
+          <w:rtl/>
+        </w:rPr>
+        <w:t>الگوریتم شماره یک 1:</w:t>
       </w:r>
     </w:p>
     <w:tbl>
@@ -1334,7 +1173,84 @@
               <w:bidi w:val="0"/>
             </w:pPr>
             <w:r>
-              <w:t>R`BRBBFB`F`</w:t>
+              <w:t>R`</w:t>
+            </w:r>
+            <w:r>
+              <w:t xml:space="preserve"> </w:t>
+            </w:r>
+            <w:r>
+              <w:t>D</w:t>
+            </w:r>
+            <w:r>
+              <w:rPr>
+                <w:rFonts w:hint="cs"/>
+                <w:rtl/>
+              </w:rPr>
+              <w:t xml:space="preserve"> </w:t>
+            </w:r>
+            <w:r>
+              <w:t xml:space="preserve"> </w:t>
+            </w:r>
+            <w:r>
+              <w:t>R</w:t>
+            </w:r>
+            <w:r>
+              <w:t xml:space="preserve"> </w:t>
+            </w:r>
+            <w:r>
+              <w:rPr>
+                <w:rFonts w:hint="cs"/>
+                <w:rtl/>
+              </w:rPr>
+              <w:t xml:space="preserve"> </w:t>
+            </w:r>
+            <w:r>
+              <w:t>D</w:t>
+            </w:r>
+            <w:r>
+              <w:t>`</w:t>
+            </w:r>
+            <w:r>
+              <w:rPr>
+                <w:rFonts w:hint="cs"/>
+                <w:rtl/>
+              </w:rPr>
+              <w:t xml:space="preserve"> </w:t>
+            </w:r>
+            <w:r>
+              <w:t xml:space="preserve"> </w:t>
+            </w:r>
+            <w:r>
+              <w:t>F</w:t>
+            </w:r>
+            <w:r>
+              <w:t xml:space="preserve"> </w:t>
+            </w:r>
+            <w:r>
+              <w:rPr>
+                <w:rFonts w:hint="cs"/>
+                <w:rtl/>
+              </w:rPr>
+              <w:t xml:space="preserve">  </w:t>
+            </w:r>
+            <w:r>
+              <w:t>D</w:t>
+            </w:r>
+            <w:r>
+              <w:t>`</w:t>
+            </w:r>
+            <w:r>
+              <w:t xml:space="preserve"> </w:t>
+            </w:r>
+            <w:r>
+              <w:rPr>
+                <w:rFonts w:hint="cs"/>
+                <w:rtl/>
+              </w:rPr>
+              <w:t xml:space="preserve"> </w:t>
+            </w:r>
+            <w:r>
+              <w:t>F`</w:t>
             </w:r>
           </w:p>
         </w:tc>
@@ -1345,7 +1261,8200 @@
         <w:tabs>
           <w:tab w:val="left" w:pos="1250"/>
         </w:tabs>
-        <w:bidi w:val="0"/>
+        <w:rPr>
+          <w:rtl/>
+        </w:rPr>
+      </w:pPr>
+    </w:p>
+    <w:tbl>
+      <w:tblPr>
+        <w:tblStyle w:val="TableGrid"/>
+        <w:tblW w:w="0" w:type="auto"/>
+        <w:tblLook w:val="04A0" w:firstRow="1" w:lastRow="0" w:firstColumn="1" w:lastColumn="0" w:noHBand="0" w:noVBand="1"/>
+      </w:tblPr>
+      <w:tblGrid>
+        <w:gridCol w:w="1323"/>
+        <w:gridCol w:w="1351"/>
+        <w:gridCol w:w="1324"/>
+        <w:gridCol w:w="1352"/>
+        <w:gridCol w:w="1324"/>
+        <w:gridCol w:w="1352"/>
+        <w:gridCol w:w="1324"/>
+      </w:tblGrid>
+      <w:tr>
+        <w:tc>
+          <w:tcPr>
+            <w:tcW w:w="1335" w:type="dxa"/>
+          </w:tcPr>
+          <w:p>
+            <w:pPr>
+              <w:tabs>
+                <w:tab w:val="left" w:pos="1250"/>
+              </w:tabs>
+            </w:pPr>
+            <w:r>
+              <w:rPr>
+                <w:noProof/>
+              </w:rPr>
+              <w:drawing>
+                <wp:inline distT="0" distB="0" distL="0" distR="0" wp14:anchorId="30D0981C" wp14:editId="07D690AA">
+                  <wp:extent cx="733425" cy="857250"/>
+                  <wp:effectExtent l="0" t="0" r="9525" b="0"/>
+                  <wp:docPr id="1913124057" name="Picture 3"/>
+                  <wp:cNvGraphicFramePr>
+                    <a:graphicFrameLocks xmlns:a="http://schemas.openxmlformats.org/drawingml/2006/main" noChangeAspect="1"/>
+                  </wp:cNvGraphicFramePr>
+                  <a:graphic xmlns:a="http://schemas.openxmlformats.org/drawingml/2006/main">
+                    <a:graphicData uri="http://schemas.openxmlformats.org/drawingml/2006/picture">
+                      <pic:pic xmlns:pic="http://schemas.openxmlformats.org/drawingml/2006/picture">
+                        <pic:nvPicPr>
+                          <pic:cNvPr id="1913124057" name="Picture 1913124057"/>
+                          <pic:cNvPicPr/>
+                        </pic:nvPicPr>
+                        <pic:blipFill>
+                          <a:blip r:embed="rId12">
+                            <a:extLst>
+                              <a:ext uri="{28A0092B-C50C-407E-A947-70E740481C1C}">
+                                <a14:useLocalDpi xmlns:a14="http://schemas.microsoft.com/office/drawing/2010/main" val="0"/>
+                              </a:ext>
+                            </a:extLst>
+                          </a:blip>
+                          <a:stretch>
+                            <a:fillRect/>
+                          </a:stretch>
+                        </pic:blipFill>
+                        <pic:spPr>
+                          <a:xfrm>
+                            <a:off x="0" y="0"/>
+                            <a:ext cx="733425" cy="857250"/>
+                          </a:xfrm>
+                          <a:prstGeom prst="rect">
+                            <a:avLst/>
+                          </a:prstGeom>
+                        </pic:spPr>
+                      </pic:pic>
+                    </a:graphicData>
+                  </a:graphic>
+                </wp:inline>
+              </w:drawing>
+            </w:r>
+          </w:p>
+        </w:tc>
+        <w:tc>
+          <w:tcPr>
+            <w:tcW w:w="1335" w:type="dxa"/>
+          </w:tcPr>
+          <w:p>
+            <w:pPr>
+              <w:tabs>
+                <w:tab w:val="left" w:pos="1250"/>
+              </w:tabs>
+            </w:pPr>
+            <w:r>
+              <w:rPr>
+                <w:noProof/>
+              </w:rPr>
+              <w:drawing>
+                <wp:inline distT="0" distB="0" distL="0" distR="0" wp14:anchorId="4276E89D" wp14:editId="391BB34F">
+                  <wp:extent cx="762000" cy="1057275"/>
+                  <wp:effectExtent l="0" t="0" r="0" b="9525"/>
+                  <wp:docPr id="384350494" name="Picture 4"/>
+                  <wp:cNvGraphicFramePr>
+                    <a:graphicFrameLocks xmlns:a="http://schemas.openxmlformats.org/drawingml/2006/main" noChangeAspect="1"/>
+                  </wp:cNvGraphicFramePr>
+                  <a:graphic xmlns:a="http://schemas.openxmlformats.org/drawingml/2006/main">
+                    <a:graphicData uri="http://schemas.openxmlformats.org/drawingml/2006/picture">
+                      <pic:pic xmlns:pic="http://schemas.openxmlformats.org/drawingml/2006/picture">
+                        <pic:nvPicPr>
+                          <pic:cNvPr id="384350494" name="Picture 384350494"/>
+                          <pic:cNvPicPr/>
+                        </pic:nvPicPr>
+                        <pic:blipFill>
+                          <a:blip r:embed="rId13">
+                            <a:extLst>
+                              <a:ext uri="{28A0092B-C50C-407E-A947-70E740481C1C}">
+                                <a14:useLocalDpi xmlns:a14="http://schemas.microsoft.com/office/drawing/2010/main" val="0"/>
+                              </a:ext>
+                            </a:extLst>
+                          </a:blip>
+                          <a:stretch>
+                            <a:fillRect/>
+                          </a:stretch>
+                        </pic:blipFill>
+                        <pic:spPr>
+                          <a:xfrm>
+                            <a:off x="0" y="0"/>
+                            <a:ext cx="762000" cy="1057275"/>
+                          </a:xfrm>
+                          <a:prstGeom prst="rect">
+                            <a:avLst/>
+                          </a:prstGeom>
+                        </pic:spPr>
+                      </pic:pic>
+                    </a:graphicData>
+                  </a:graphic>
+                </wp:inline>
+              </w:drawing>
+            </w:r>
+          </w:p>
+        </w:tc>
+        <w:tc>
+          <w:tcPr>
+            <w:tcW w:w="1336" w:type="dxa"/>
+          </w:tcPr>
+          <w:p>
+            <w:pPr>
+              <w:tabs>
+                <w:tab w:val="left" w:pos="1250"/>
+              </w:tabs>
+            </w:pPr>
+            <w:r>
+              <w:rPr>
+                <w:noProof/>
+              </w:rPr>
+              <w:drawing>
+                <wp:inline distT="0" distB="0" distL="0" distR="0" wp14:anchorId="05D987E3" wp14:editId="063ECA3B">
+                  <wp:extent cx="733425" cy="857250"/>
+                  <wp:effectExtent l="0" t="0" r="9525" b="0"/>
+                  <wp:docPr id="1741360646" name="Picture 5"/>
+                  <wp:cNvGraphicFramePr>
+                    <a:graphicFrameLocks xmlns:a="http://schemas.openxmlformats.org/drawingml/2006/main" noChangeAspect="1"/>
+                  </wp:cNvGraphicFramePr>
+                  <a:graphic xmlns:a="http://schemas.openxmlformats.org/drawingml/2006/main">
+                    <a:graphicData uri="http://schemas.openxmlformats.org/drawingml/2006/picture">
+                      <pic:pic xmlns:pic="http://schemas.openxmlformats.org/drawingml/2006/picture">
+                        <pic:nvPicPr>
+                          <pic:cNvPr id="1741360646" name="Picture 1741360646"/>
+                          <pic:cNvPicPr/>
+                        </pic:nvPicPr>
+                        <pic:blipFill>
+                          <a:blip r:embed="rId14">
+                            <a:extLst>
+                              <a:ext uri="{28A0092B-C50C-407E-A947-70E740481C1C}">
+                                <a14:useLocalDpi xmlns:a14="http://schemas.microsoft.com/office/drawing/2010/main" val="0"/>
+                              </a:ext>
+                            </a:extLst>
+                          </a:blip>
+                          <a:stretch>
+                            <a:fillRect/>
+                          </a:stretch>
+                        </pic:blipFill>
+                        <pic:spPr>
+                          <a:xfrm>
+                            <a:off x="0" y="0"/>
+                            <a:ext cx="733425" cy="857250"/>
+                          </a:xfrm>
+                          <a:prstGeom prst="rect">
+                            <a:avLst/>
+                          </a:prstGeom>
+                        </pic:spPr>
+                      </pic:pic>
+                    </a:graphicData>
+                  </a:graphic>
+                </wp:inline>
+              </w:drawing>
+            </w:r>
+          </w:p>
+        </w:tc>
+        <w:tc>
+          <w:tcPr>
+            <w:tcW w:w="1336" w:type="dxa"/>
+          </w:tcPr>
+          <w:p>
+            <w:pPr>
+              <w:tabs>
+                <w:tab w:val="left" w:pos="1250"/>
+              </w:tabs>
+            </w:pPr>
+            <w:r>
+              <w:rPr>
+                <w:noProof/>
+              </w:rPr>
+              <w:drawing>
+                <wp:inline distT="0" distB="0" distL="0" distR="0" wp14:anchorId="76C0F564" wp14:editId="1524AA5E">
+                  <wp:extent cx="762000" cy="1057275"/>
+                  <wp:effectExtent l="0" t="0" r="0" b="9525"/>
+                  <wp:docPr id="970709534" name="Picture 6"/>
+                  <wp:cNvGraphicFramePr>
+                    <a:graphicFrameLocks xmlns:a="http://schemas.openxmlformats.org/drawingml/2006/main" noChangeAspect="1"/>
+                  </wp:cNvGraphicFramePr>
+                  <a:graphic xmlns:a="http://schemas.openxmlformats.org/drawingml/2006/main">
+                    <a:graphicData uri="http://schemas.openxmlformats.org/drawingml/2006/picture">
+                      <pic:pic xmlns:pic="http://schemas.openxmlformats.org/drawingml/2006/picture">
+                        <pic:nvPicPr>
+                          <pic:cNvPr id="970709534" name="Picture 970709534"/>
+                          <pic:cNvPicPr/>
+                        </pic:nvPicPr>
+                        <pic:blipFill>
+                          <a:blip r:embed="rId15">
+                            <a:extLst>
+                              <a:ext uri="{28A0092B-C50C-407E-A947-70E740481C1C}">
+                                <a14:useLocalDpi xmlns:a14="http://schemas.microsoft.com/office/drawing/2010/main" val="0"/>
+                              </a:ext>
+                            </a:extLst>
+                          </a:blip>
+                          <a:stretch>
+                            <a:fillRect/>
+                          </a:stretch>
+                        </pic:blipFill>
+                        <pic:spPr>
+                          <a:xfrm>
+                            <a:off x="0" y="0"/>
+                            <a:ext cx="762000" cy="1057275"/>
+                          </a:xfrm>
+                          <a:prstGeom prst="rect">
+                            <a:avLst/>
+                          </a:prstGeom>
+                        </pic:spPr>
+                      </pic:pic>
+                    </a:graphicData>
+                  </a:graphic>
+                </wp:inline>
+              </w:drawing>
+            </w:r>
+          </w:p>
+        </w:tc>
+        <w:tc>
+          <w:tcPr>
+            <w:tcW w:w="1336" w:type="dxa"/>
+          </w:tcPr>
+          <w:p>
+            <w:pPr>
+              <w:tabs>
+                <w:tab w:val="left" w:pos="1250"/>
+              </w:tabs>
+            </w:pPr>
+            <w:r>
+              <w:rPr>
+                <w:noProof/>
+              </w:rPr>
+              <w:drawing>
+                <wp:inline distT="0" distB="0" distL="0" distR="0" wp14:anchorId="6BBDDDB3" wp14:editId="04D0C696">
+                  <wp:extent cx="742950" cy="838200"/>
+                  <wp:effectExtent l="0" t="0" r="0" b="0"/>
+                  <wp:docPr id="1284206453" name="Picture 7"/>
+                  <wp:cNvGraphicFramePr>
+                    <a:graphicFrameLocks xmlns:a="http://schemas.openxmlformats.org/drawingml/2006/main" noChangeAspect="1"/>
+                  </wp:cNvGraphicFramePr>
+                  <a:graphic xmlns:a="http://schemas.openxmlformats.org/drawingml/2006/main">
+                    <a:graphicData uri="http://schemas.openxmlformats.org/drawingml/2006/picture">
+                      <pic:pic xmlns:pic="http://schemas.openxmlformats.org/drawingml/2006/picture">
+                        <pic:nvPicPr>
+                          <pic:cNvPr id="1284206453" name="Picture 1284206453"/>
+                          <pic:cNvPicPr/>
+                        </pic:nvPicPr>
+                        <pic:blipFill>
+                          <a:blip r:embed="rId16">
+                            <a:extLst>
+                              <a:ext uri="{28A0092B-C50C-407E-A947-70E740481C1C}">
+                                <a14:useLocalDpi xmlns:a14="http://schemas.microsoft.com/office/drawing/2010/main" val="0"/>
+                              </a:ext>
+                            </a:extLst>
+                          </a:blip>
+                          <a:stretch>
+                            <a:fillRect/>
+                          </a:stretch>
+                        </pic:blipFill>
+                        <pic:spPr>
+                          <a:xfrm>
+                            <a:off x="0" y="0"/>
+                            <a:ext cx="742950" cy="838200"/>
+                          </a:xfrm>
+                          <a:prstGeom prst="rect">
+                            <a:avLst/>
+                          </a:prstGeom>
+                        </pic:spPr>
+                      </pic:pic>
+                    </a:graphicData>
+                  </a:graphic>
+                </wp:inline>
+              </w:drawing>
+            </w:r>
+          </w:p>
+        </w:tc>
+        <w:tc>
+          <w:tcPr>
+            <w:tcW w:w="1336" w:type="dxa"/>
+          </w:tcPr>
+          <w:p>
+            <w:pPr>
+              <w:tabs>
+                <w:tab w:val="left" w:pos="1250"/>
+              </w:tabs>
+            </w:pPr>
+            <w:r>
+              <w:rPr>
+                <w:noProof/>
+              </w:rPr>
+              <w:drawing>
+                <wp:inline distT="0" distB="0" distL="0" distR="0" wp14:anchorId="4F577301" wp14:editId="7ADAADAE">
+                  <wp:extent cx="762000" cy="1057275"/>
+                  <wp:effectExtent l="0" t="0" r="0" b="9525"/>
+                  <wp:docPr id="578146218" name="Picture 8"/>
+                  <wp:cNvGraphicFramePr>
+                    <a:graphicFrameLocks xmlns:a="http://schemas.openxmlformats.org/drawingml/2006/main" noChangeAspect="1"/>
+                  </wp:cNvGraphicFramePr>
+                  <a:graphic xmlns:a="http://schemas.openxmlformats.org/drawingml/2006/main">
+                    <a:graphicData uri="http://schemas.openxmlformats.org/drawingml/2006/picture">
+                      <pic:pic xmlns:pic="http://schemas.openxmlformats.org/drawingml/2006/picture">
+                        <pic:nvPicPr>
+                          <pic:cNvPr id="578146218" name="Picture 578146218"/>
+                          <pic:cNvPicPr/>
+                        </pic:nvPicPr>
+                        <pic:blipFill>
+                          <a:blip r:embed="rId15">
+                            <a:extLst>
+                              <a:ext uri="{28A0092B-C50C-407E-A947-70E740481C1C}">
+                                <a14:useLocalDpi xmlns:a14="http://schemas.microsoft.com/office/drawing/2010/main" val="0"/>
+                              </a:ext>
+                            </a:extLst>
+                          </a:blip>
+                          <a:stretch>
+                            <a:fillRect/>
+                          </a:stretch>
+                        </pic:blipFill>
+                        <pic:spPr>
+                          <a:xfrm>
+                            <a:off x="0" y="0"/>
+                            <a:ext cx="762000" cy="1057275"/>
+                          </a:xfrm>
+                          <a:prstGeom prst="rect">
+                            <a:avLst/>
+                          </a:prstGeom>
+                        </pic:spPr>
+                      </pic:pic>
+                    </a:graphicData>
+                  </a:graphic>
+                </wp:inline>
+              </w:drawing>
+            </w:r>
+          </w:p>
+        </w:tc>
+        <w:tc>
+          <w:tcPr>
+            <w:tcW w:w="1336" w:type="dxa"/>
+          </w:tcPr>
+          <w:p>
+            <w:pPr>
+              <w:tabs>
+                <w:tab w:val="left" w:pos="1250"/>
+              </w:tabs>
+            </w:pPr>
+            <w:r>
+              <w:rPr>
+                <w:noProof/>
+              </w:rPr>
+              <w:drawing>
+                <wp:inline distT="0" distB="0" distL="0" distR="0" wp14:anchorId="1926A1D6" wp14:editId="0501566A">
+                  <wp:extent cx="742950" cy="838200"/>
+                  <wp:effectExtent l="0" t="0" r="0" b="0"/>
+                  <wp:docPr id="716131135" name="Picture 9"/>
+                  <wp:cNvGraphicFramePr>
+                    <a:graphicFrameLocks xmlns:a="http://schemas.openxmlformats.org/drawingml/2006/main" noChangeAspect="1"/>
+                  </wp:cNvGraphicFramePr>
+                  <a:graphic xmlns:a="http://schemas.openxmlformats.org/drawingml/2006/main">
+                    <a:graphicData uri="http://schemas.openxmlformats.org/drawingml/2006/picture">
+                      <pic:pic xmlns:pic="http://schemas.openxmlformats.org/drawingml/2006/picture">
+                        <pic:nvPicPr>
+                          <pic:cNvPr id="716131135" name="Picture 716131135"/>
+                          <pic:cNvPicPr/>
+                        </pic:nvPicPr>
+                        <pic:blipFill>
+                          <a:blip r:embed="rId17">
+                            <a:extLst>
+                              <a:ext uri="{28A0092B-C50C-407E-A947-70E740481C1C}">
+                                <a14:useLocalDpi xmlns:a14="http://schemas.microsoft.com/office/drawing/2010/main" val="0"/>
+                              </a:ext>
+                            </a:extLst>
+                          </a:blip>
+                          <a:stretch>
+                            <a:fillRect/>
+                          </a:stretch>
+                        </pic:blipFill>
+                        <pic:spPr>
+                          <a:xfrm>
+                            <a:off x="0" y="0"/>
+                            <a:ext cx="742950" cy="838200"/>
+                          </a:xfrm>
+                          <a:prstGeom prst="rect">
+                            <a:avLst/>
+                          </a:prstGeom>
+                        </pic:spPr>
+                      </pic:pic>
+                    </a:graphicData>
+                  </a:graphic>
+                </wp:inline>
+              </w:drawing>
+            </w:r>
+          </w:p>
+        </w:tc>
+      </w:tr>
+    </w:tbl>
+    <w:p>
+      <w:pPr>
+        <w:tabs>
+          <w:tab w:val="left" w:pos="1250"/>
+        </w:tabs>
+        <w:rPr>
+          <w:rtl/>
+        </w:rPr>
+      </w:pPr>
+    </w:p>
+    <w:p>
+      <w:pPr>
+        <w:tabs>
+          <w:tab w:val="left" w:pos="1250"/>
+        </w:tabs>
+        <w:rPr>
+          <w:rtl/>
+        </w:rPr>
+      </w:pPr>
+      <w:r>
+        <w:rPr>
+          <w:rFonts w:hint="cs"/>
+          <w:rtl/>
+        </w:rPr>
+        <w:t xml:space="preserve">الگوریتم حل حالت 2 : </w:t>
+      </w:r>
+    </w:p>
+    <w:p>
+      <w:pPr>
+        <w:tabs>
+          <w:tab w:val="left" w:pos="1250"/>
+        </w:tabs>
+        <w:rPr>
+          <w:rtl/>
+        </w:rPr>
+      </w:pPr>
+      <w:r>
+        <w:rPr>
+          <w:rFonts w:hint="cs"/>
+          <w:rtl/>
+        </w:rPr>
+        <w:t>الگوریتم شماره دو 2 :</w:t>
+      </w:r>
+    </w:p>
+    <w:p>
+      <w:pPr>
+        <w:tabs>
+          <w:tab w:val="left" w:pos="1250"/>
+        </w:tabs>
+        <w:rPr>
+          <w:rtl/>
+        </w:rPr>
+      </w:pPr>
+    </w:p>
+    <w:tbl>
+      <w:tblPr>
+        <w:tblStyle w:val="TableGrid"/>
+        <w:tblW w:w="0" w:type="auto"/>
+        <w:tblLook w:val="04A0" w:firstRow="1" w:lastRow="0" w:firstColumn="1" w:lastColumn="0" w:noHBand="0" w:noVBand="1"/>
+      </w:tblPr>
+      <w:tblGrid>
+        <w:gridCol w:w="9350"/>
+      </w:tblGrid>
+      <w:tr>
+        <w:tc>
+          <w:tcPr>
+            <w:tcW w:w="9350" w:type="dxa"/>
+          </w:tcPr>
+          <w:p>
+            <w:pPr>
+              <w:tabs>
+                <w:tab w:val="left" w:pos="1250"/>
+              </w:tabs>
+              <w:bidi w:val="0"/>
+            </w:pPr>
+            <w:r>
+              <w:t xml:space="preserve">D  F  D`  F` </w:t>
+            </w:r>
+          </w:p>
+        </w:tc>
+      </w:tr>
+    </w:tbl>
+    <w:p>
+      <w:pPr>
+        <w:tabs>
+          <w:tab w:val="left" w:pos="1250"/>
+        </w:tabs>
+      </w:pPr>
+    </w:p>
+    <w:tbl>
+      <w:tblPr>
+        <w:tblStyle w:val="TableGrid"/>
+        <w:bidiVisual/>
+        <w:tblW w:w="0" w:type="auto"/>
+        <w:tblLook w:val="04A0" w:firstRow="1" w:lastRow="0" w:firstColumn="1" w:lastColumn="0" w:noHBand="0" w:noVBand="1"/>
+      </w:tblPr>
+      <w:tblGrid>
+        <w:gridCol w:w="2337"/>
+        <w:gridCol w:w="2337"/>
+        <w:gridCol w:w="2338"/>
+        <w:gridCol w:w="2338"/>
+      </w:tblGrid>
+      <w:tr>
+        <w:tc>
+          <w:tcPr>
+            <w:tcW w:w="2337" w:type="dxa"/>
+          </w:tcPr>
+          <w:p>
+            <w:pPr>
+              <w:tabs>
+                <w:tab w:val="left" w:pos="1250"/>
+              </w:tabs>
+              <w:jc w:val="center"/>
+              <w:rPr>
+                <w:rtl/>
+              </w:rPr>
+            </w:pPr>
+            <w:r>
+              <w:rPr>
+                <w:noProof/>
+              </w:rPr>
+              <w:drawing>
+                <wp:inline distT="0" distB="0" distL="0" distR="0" wp14:anchorId="56A336FB" wp14:editId="4E811EC3">
+                  <wp:extent cx="742950" cy="838200"/>
+                  <wp:effectExtent l="0" t="0" r="0" b="0"/>
+                  <wp:docPr id="257635552" name="Picture 9"/>
+                  <wp:cNvGraphicFramePr>
+                    <a:graphicFrameLocks xmlns:a="http://schemas.openxmlformats.org/drawingml/2006/main" noChangeAspect="1"/>
+                  </wp:cNvGraphicFramePr>
+                  <a:graphic xmlns:a="http://schemas.openxmlformats.org/drawingml/2006/main">
+                    <a:graphicData uri="http://schemas.openxmlformats.org/drawingml/2006/picture">
+                      <pic:pic xmlns:pic="http://schemas.openxmlformats.org/drawingml/2006/picture">
+                        <pic:nvPicPr>
+                          <pic:cNvPr id="716131135" name="Picture 716131135"/>
+                          <pic:cNvPicPr/>
+                        </pic:nvPicPr>
+                        <pic:blipFill>
+                          <a:blip r:embed="rId17">
+                            <a:extLst>
+                              <a:ext uri="{28A0092B-C50C-407E-A947-70E740481C1C}">
+                                <a14:useLocalDpi xmlns:a14="http://schemas.microsoft.com/office/drawing/2010/main" val="0"/>
+                              </a:ext>
+                            </a:extLst>
+                          </a:blip>
+                          <a:stretch>
+                            <a:fillRect/>
+                          </a:stretch>
+                        </pic:blipFill>
+                        <pic:spPr>
+                          <a:xfrm>
+                            <a:off x="0" y="0"/>
+                            <a:ext cx="742950" cy="838200"/>
+                          </a:xfrm>
+                          <a:prstGeom prst="rect">
+                            <a:avLst/>
+                          </a:prstGeom>
+                        </pic:spPr>
+                      </pic:pic>
+                    </a:graphicData>
+                  </a:graphic>
+                </wp:inline>
+              </w:drawing>
+            </w:r>
+          </w:p>
+        </w:tc>
+        <w:tc>
+          <w:tcPr>
+            <w:tcW w:w="2337" w:type="dxa"/>
+          </w:tcPr>
+          <w:p>
+            <w:pPr>
+              <w:tabs>
+                <w:tab w:val="left" w:pos="1250"/>
+              </w:tabs>
+              <w:jc w:val="center"/>
+              <w:rPr>
+                <w:rtl/>
+              </w:rPr>
+            </w:pPr>
+            <w:r>
+              <w:rPr>
+                <w:noProof/>
+              </w:rPr>
+              <w:drawing>
+                <wp:inline distT="0" distB="0" distL="0" distR="0" wp14:anchorId="7B8A6520" wp14:editId="07566454">
+                  <wp:extent cx="762000" cy="1057275"/>
+                  <wp:effectExtent l="0" t="0" r="0" b="9525"/>
+                  <wp:docPr id="1106813327" name="Picture 6"/>
+                  <wp:cNvGraphicFramePr>
+                    <a:graphicFrameLocks xmlns:a="http://schemas.openxmlformats.org/drawingml/2006/main" noChangeAspect="1"/>
+                  </wp:cNvGraphicFramePr>
+                  <a:graphic xmlns:a="http://schemas.openxmlformats.org/drawingml/2006/main">
+                    <a:graphicData uri="http://schemas.openxmlformats.org/drawingml/2006/picture">
+                      <pic:pic xmlns:pic="http://schemas.openxmlformats.org/drawingml/2006/picture">
+                        <pic:nvPicPr>
+                          <pic:cNvPr id="970709534" name="Picture 970709534"/>
+                          <pic:cNvPicPr/>
+                        </pic:nvPicPr>
+                        <pic:blipFill>
+                          <a:blip r:embed="rId15">
+                            <a:extLst>
+                              <a:ext uri="{28A0092B-C50C-407E-A947-70E740481C1C}">
+                                <a14:useLocalDpi xmlns:a14="http://schemas.microsoft.com/office/drawing/2010/main" val="0"/>
+                              </a:ext>
+                            </a:extLst>
+                          </a:blip>
+                          <a:stretch>
+                            <a:fillRect/>
+                          </a:stretch>
+                        </pic:blipFill>
+                        <pic:spPr>
+                          <a:xfrm>
+                            <a:off x="0" y="0"/>
+                            <a:ext cx="762000" cy="1057275"/>
+                          </a:xfrm>
+                          <a:prstGeom prst="rect">
+                            <a:avLst/>
+                          </a:prstGeom>
+                        </pic:spPr>
+                      </pic:pic>
+                    </a:graphicData>
+                  </a:graphic>
+                </wp:inline>
+              </w:drawing>
+            </w:r>
+          </w:p>
+        </w:tc>
+        <w:tc>
+          <w:tcPr>
+            <w:tcW w:w="2338" w:type="dxa"/>
+          </w:tcPr>
+          <w:p>
+            <w:pPr>
+              <w:tabs>
+                <w:tab w:val="left" w:pos="1250"/>
+              </w:tabs>
+              <w:jc w:val="center"/>
+              <w:rPr>
+                <w:rtl/>
+              </w:rPr>
+            </w:pPr>
+            <w:r>
+              <w:rPr>
+                <w:noProof/>
+              </w:rPr>
+              <w:drawing>
+                <wp:inline distT="0" distB="0" distL="0" distR="0" wp14:anchorId="5682135C" wp14:editId="0E3D1FCE">
+                  <wp:extent cx="743585" cy="841375"/>
+                  <wp:effectExtent l="0" t="0" r="0" b="0"/>
+                  <wp:docPr id="458368220" name="Picture 12"/>
+                  <wp:cNvGraphicFramePr>
+                    <a:graphicFrameLocks xmlns:a="http://schemas.openxmlformats.org/drawingml/2006/main" noChangeAspect="1"/>
+                  </wp:cNvGraphicFramePr>
+                  <a:graphic xmlns:a="http://schemas.openxmlformats.org/drawingml/2006/main">
+                    <a:graphicData uri="http://schemas.openxmlformats.org/drawingml/2006/picture">
+                      <pic:pic xmlns:pic="http://schemas.openxmlformats.org/drawingml/2006/picture">
+                        <pic:nvPicPr>
+                          <pic:cNvPr id="0" name="Picture 3"/>
+                          <pic:cNvPicPr>
+                            <a:picLocks noChangeAspect="1" noChangeArrowheads="1"/>
+                          </pic:cNvPicPr>
+                        </pic:nvPicPr>
+                        <pic:blipFill>
+                          <a:blip r:embed="rId18">
+                            <a:extLst>
+                              <a:ext uri="{28A0092B-C50C-407E-A947-70E740481C1C}">
+                                <a14:useLocalDpi xmlns:a14="http://schemas.microsoft.com/office/drawing/2010/main" val="0"/>
+                              </a:ext>
+                            </a:extLst>
+                          </a:blip>
+                          <a:srcRect/>
+                          <a:stretch>
+                            <a:fillRect/>
+                          </a:stretch>
+                        </pic:blipFill>
+                        <pic:spPr bwMode="auto">
+                          <a:xfrm>
+                            <a:off x="0" y="0"/>
+                            <a:ext cx="743585" cy="841375"/>
+                          </a:xfrm>
+                          <a:prstGeom prst="rect">
+                            <a:avLst/>
+                          </a:prstGeom>
+                          <a:noFill/>
+                        </pic:spPr>
+                      </pic:pic>
+                    </a:graphicData>
+                  </a:graphic>
+                </wp:inline>
+              </w:drawing>
+            </w:r>
+          </w:p>
+        </w:tc>
+        <w:tc>
+          <w:tcPr>
+            <w:tcW w:w="2338" w:type="dxa"/>
+          </w:tcPr>
+          <w:p>
+            <w:pPr>
+              <w:tabs>
+                <w:tab w:val="left" w:pos="1250"/>
+              </w:tabs>
+              <w:jc w:val="center"/>
+              <w:rPr>
+                <w:rtl/>
+              </w:rPr>
+            </w:pPr>
+            <w:r>
+              <w:rPr>
+                <w:noProof/>
+              </w:rPr>
+              <w:drawing>
+                <wp:inline distT="0" distB="0" distL="0" distR="0" wp14:anchorId="3C58F7B6" wp14:editId="40198B7F">
+                  <wp:extent cx="762000" cy="1054735"/>
+                  <wp:effectExtent l="0" t="0" r="0" b="0"/>
+                  <wp:docPr id="957733113" name="Picture 11"/>
+                  <wp:cNvGraphicFramePr>
+                    <a:graphicFrameLocks xmlns:a="http://schemas.openxmlformats.org/drawingml/2006/main" noChangeAspect="1"/>
+                  </wp:cNvGraphicFramePr>
+                  <a:graphic xmlns:a="http://schemas.openxmlformats.org/drawingml/2006/main">
+                    <a:graphicData uri="http://schemas.openxmlformats.org/drawingml/2006/picture">
+                      <pic:pic xmlns:pic="http://schemas.openxmlformats.org/drawingml/2006/picture">
+                        <pic:nvPicPr>
+                          <pic:cNvPr id="0" name="Picture 2"/>
+                          <pic:cNvPicPr>
+                            <a:picLocks noChangeAspect="1" noChangeArrowheads="1"/>
+                          </pic:cNvPicPr>
+                        </pic:nvPicPr>
+                        <pic:blipFill>
+                          <a:blip r:embed="rId19">
+                            <a:extLst>
+                              <a:ext uri="{28A0092B-C50C-407E-A947-70E740481C1C}">
+                                <a14:useLocalDpi xmlns:a14="http://schemas.microsoft.com/office/drawing/2010/main" val="0"/>
+                              </a:ext>
+                            </a:extLst>
+                          </a:blip>
+                          <a:srcRect/>
+                          <a:stretch>
+                            <a:fillRect/>
+                          </a:stretch>
+                        </pic:blipFill>
+                        <pic:spPr bwMode="auto">
+                          <a:xfrm>
+                            <a:off x="0" y="0"/>
+                            <a:ext cx="762000" cy="1054735"/>
+                          </a:xfrm>
+                          <a:prstGeom prst="rect">
+                            <a:avLst/>
+                          </a:prstGeom>
+                          <a:noFill/>
+                        </pic:spPr>
+                      </pic:pic>
+                    </a:graphicData>
+                  </a:graphic>
+                </wp:inline>
+              </w:drawing>
+            </w:r>
+          </w:p>
+        </w:tc>
+      </w:tr>
+    </w:tbl>
+    <w:p>
+      <w:pPr>
+        <w:tabs>
+          <w:tab w:val="left" w:pos="1250"/>
+        </w:tabs>
+        <w:rPr>
+          <w:rtl/>
+        </w:rPr>
+      </w:pPr>
+    </w:p>
+    <w:p>
+      <w:pPr>
+        <w:tabs>
+          <w:tab w:val="left" w:pos="1250"/>
+        </w:tabs>
+        <w:rPr>
+          <w:rtl/>
+        </w:rPr>
+      </w:pPr>
+      <w:r>
+        <w:rPr>
+          <w:rFonts w:hint="cs"/>
+          <w:rtl/>
+        </w:rPr>
+        <w:lastRenderedPageBreak/>
+        <w:t>الگوریتم حل حالت 3:</w:t>
+      </w:r>
+    </w:p>
+    <w:p>
+      <w:pPr>
+        <w:tabs>
+          <w:tab w:val="left" w:pos="1250"/>
+        </w:tabs>
+        <w:rPr>
+          <w:rtl/>
+        </w:rPr>
+      </w:pPr>
+      <w:r>
+        <w:rPr>
+          <w:rFonts w:hint="cs"/>
+          <w:rtl/>
+        </w:rPr>
+        <w:t>الگوریتم شماره سه 3 :</w:t>
+      </w:r>
+    </w:p>
+    <w:tbl>
+      <w:tblPr>
+        <w:tblStyle w:val="TableGrid"/>
+        <w:tblW w:w="0" w:type="auto"/>
+        <w:tblLook w:val="04A0" w:firstRow="1" w:lastRow="0" w:firstColumn="1" w:lastColumn="0" w:noHBand="0" w:noVBand="1"/>
+      </w:tblPr>
+      <w:tblGrid>
+        <w:gridCol w:w="9350"/>
+      </w:tblGrid>
+      <w:tr>
+        <w:tc>
+          <w:tcPr>
+            <w:tcW w:w="9350" w:type="dxa"/>
+          </w:tcPr>
+          <w:p>
+            <w:pPr>
+              <w:tabs>
+                <w:tab w:val="left" w:pos="1250"/>
+              </w:tabs>
+              <w:bidi w:val="0"/>
+              <w:rPr>
+                <w:rtl/>
+              </w:rPr>
+            </w:pPr>
+            <w:r>
+              <w:t xml:space="preserve">D`  R`  D   R  </w:t>
+            </w:r>
+          </w:p>
+        </w:tc>
+      </w:tr>
+    </w:tbl>
+    <w:p>
+      <w:pPr>
+        <w:tabs>
+          <w:tab w:val="left" w:pos="1250"/>
+        </w:tabs>
+      </w:pPr>
+    </w:p>
+    <w:tbl>
+      <w:tblPr>
+        <w:tblStyle w:val="TableGrid"/>
+        <w:tblW w:w="0" w:type="auto"/>
+        <w:tblLook w:val="04A0" w:firstRow="1" w:lastRow="0" w:firstColumn="1" w:lastColumn="0" w:noHBand="0" w:noVBand="1"/>
+      </w:tblPr>
+      <w:tblGrid>
+        <w:gridCol w:w="2337"/>
+        <w:gridCol w:w="2337"/>
+        <w:gridCol w:w="2338"/>
+        <w:gridCol w:w="2338"/>
+      </w:tblGrid>
+      <w:tr>
+        <w:tc>
+          <w:tcPr>
+            <w:tcW w:w="2337" w:type="dxa"/>
+          </w:tcPr>
+          <w:p>
+            <w:pPr>
+              <w:tabs>
+                <w:tab w:val="left" w:pos="1250"/>
+              </w:tabs>
+              <w:jc w:val="center"/>
+            </w:pPr>
+            <w:r>
+              <w:rPr>
+                <w:noProof/>
+              </w:rPr>
+              <w:drawing>
+                <wp:inline distT="0" distB="0" distL="0" distR="0" wp14:anchorId="65F44C4F" wp14:editId="0CC520F5">
+                  <wp:extent cx="762000" cy="1054735"/>
+                  <wp:effectExtent l="0" t="0" r="0" b="0"/>
+                  <wp:docPr id="1500323268" name="Picture 13"/>
+                  <wp:cNvGraphicFramePr>
+                    <a:graphicFrameLocks xmlns:a="http://schemas.openxmlformats.org/drawingml/2006/main" noChangeAspect="1"/>
+                  </wp:cNvGraphicFramePr>
+                  <a:graphic xmlns:a="http://schemas.openxmlformats.org/drawingml/2006/main">
+                    <a:graphicData uri="http://schemas.openxmlformats.org/drawingml/2006/picture">
+                      <pic:pic xmlns:pic="http://schemas.openxmlformats.org/drawingml/2006/picture">
+                        <pic:nvPicPr>
+                          <pic:cNvPr id="0" name="Picture 4"/>
+                          <pic:cNvPicPr>
+                            <a:picLocks noChangeAspect="1" noChangeArrowheads="1"/>
+                          </pic:cNvPicPr>
+                        </pic:nvPicPr>
+                        <pic:blipFill>
+                          <a:blip r:embed="rId20">
+                            <a:extLst>
+                              <a:ext uri="{28A0092B-C50C-407E-A947-70E740481C1C}">
+                                <a14:useLocalDpi xmlns:a14="http://schemas.microsoft.com/office/drawing/2010/main" val="0"/>
+                              </a:ext>
+                            </a:extLst>
+                          </a:blip>
+                          <a:srcRect/>
+                          <a:stretch>
+                            <a:fillRect/>
+                          </a:stretch>
+                        </pic:blipFill>
+                        <pic:spPr bwMode="auto">
+                          <a:xfrm>
+                            <a:off x="0" y="0"/>
+                            <a:ext cx="762000" cy="1054735"/>
+                          </a:xfrm>
+                          <a:prstGeom prst="rect">
+                            <a:avLst/>
+                          </a:prstGeom>
+                          <a:noFill/>
+                        </pic:spPr>
+                      </pic:pic>
+                    </a:graphicData>
+                  </a:graphic>
+                </wp:inline>
+              </w:drawing>
+            </w:r>
+          </w:p>
+        </w:tc>
+        <w:tc>
+          <w:tcPr>
+            <w:tcW w:w="2337" w:type="dxa"/>
+          </w:tcPr>
+          <w:p>
+            <w:pPr>
+              <w:tabs>
+                <w:tab w:val="left" w:pos="1250"/>
+              </w:tabs>
+              <w:jc w:val="center"/>
+            </w:pPr>
+            <w:r>
+              <w:rPr>
+                <w:noProof/>
+              </w:rPr>
+              <w:drawing>
+                <wp:inline distT="0" distB="0" distL="0" distR="0" wp14:anchorId="03CB8D87" wp14:editId="569E6E92">
+                  <wp:extent cx="731520" cy="859790"/>
+                  <wp:effectExtent l="0" t="0" r="0" b="0"/>
+                  <wp:docPr id="505010802" name="Picture 14"/>
+                  <wp:cNvGraphicFramePr>
+                    <a:graphicFrameLocks xmlns:a="http://schemas.openxmlformats.org/drawingml/2006/main" noChangeAspect="1"/>
+                  </wp:cNvGraphicFramePr>
+                  <a:graphic xmlns:a="http://schemas.openxmlformats.org/drawingml/2006/main">
+                    <a:graphicData uri="http://schemas.openxmlformats.org/drawingml/2006/picture">
+                      <pic:pic xmlns:pic="http://schemas.openxmlformats.org/drawingml/2006/picture">
+                        <pic:nvPicPr>
+                          <pic:cNvPr id="0" name="Picture 5"/>
+                          <pic:cNvPicPr>
+                            <a:picLocks noChangeAspect="1" noChangeArrowheads="1"/>
+                          </pic:cNvPicPr>
+                        </pic:nvPicPr>
+                        <pic:blipFill>
+                          <a:blip r:embed="rId21">
+                            <a:extLst>
+                              <a:ext uri="{28A0092B-C50C-407E-A947-70E740481C1C}">
+                                <a14:useLocalDpi xmlns:a14="http://schemas.microsoft.com/office/drawing/2010/main" val="0"/>
+                              </a:ext>
+                            </a:extLst>
+                          </a:blip>
+                          <a:srcRect/>
+                          <a:stretch>
+                            <a:fillRect/>
+                          </a:stretch>
+                        </pic:blipFill>
+                        <pic:spPr bwMode="auto">
+                          <a:xfrm>
+                            <a:off x="0" y="0"/>
+                            <a:ext cx="731520" cy="859790"/>
+                          </a:xfrm>
+                          <a:prstGeom prst="rect">
+                            <a:avLst/>
+                          </a:prstGeom>
+                          <a:noFill/>
+                        </pic:spPr>
+                      </pic:pic>
+                    </a:graphicData>
+                  </a:graphic>
+                </wp:inline>
+              </w:drawing>
+            </w:r>
+          </w:p>
+        </w:tc>
+        <w:tc>
+          <w:tcPr>
+            <w:tcW w:w="2338" w:type="dxa"/>
+          </w:tcPr>
+          <w:p>
+            <w:pPr>
+              <w:tabs>
+                <w:tab w:val="left" w:pos="1250"/>
+              </w:tabs>
+              <w:jc w:val="center"/>
+            </w:pPr>
+            <w:r>
+              <w:rPr>
+                <w:noProof/>
+              </w:rPr>
+              <w:drawing>
+                <wp:inline distT="0" distB="0" distL="0" distR="0" wp14:anchorId="163BF956" wp14:editId="56FECFC6">
+                  <wp:extent cx="762000" cy="1054735"/>
+                  <wp:effectExtent l="0" t="0" r="0" b="0"/>
+                  <wp:docPr id="1639292753" name="Picture 15"/>
+                  <wp:cNvGraphicFramePr>
+                    <a:graphicFrameLocks xmlns:a="http://schemas.openxmlformats.org/drawingml/2006/main" noChangeAspect="1"/>
+                  </wp:cNvGraphicFramePr>
+                  <a:graphic xmlns:a="http://schemas.openxmlformats.org/drawingml/2006/main">
+                    <a:graphicData uri="http://schemas.openxmlformats.org/drawingml/2006/picture">
+                      <pic:pic xmlns:pic="http://schemas.openxmlformats.org/drawingml/2006/picture">
+                        <pic:nvPicPr>
+                          <pic:cNvPr id="0" name="Picture 6"/>
+                          <pic:cNvPicPr>
+                            <a:picLocks noChangeAspect="1" noChangeArrowheads="1"/>
+                          </pic:cNvPicPr>
+                        </pic:nvPicPr>
+                        <pic:blipFill>
+                          <a:blip r:embed="rId19">
+                            <a:extLst>
+                              <a:ext uri="{28A0092B-C50C-407E-A947-70E740481C1C}">
+                                <a14:useLocalDpi xmlns:a14="http://schemas.microsoft.com/office/drawing/2010/main" val="0"/>
+                              </a:ext>
+                            </a:extLst>
+                          </a:blip>
+                          <a:srcRect/>
+                          <a:stretch>
+                            <a:fillRect/>
+                          </a:stretch>
+                        </pic:blipFill>
+                        <pic:spPr bwMode="auto">
+                          <a:xfrm>
+                            <a:off x="0" y="0"/>
+                            <a:ext cx="762000" cy="1054735"/>
+                          </a:xfrm>
+                          <a:prstGeom prst="rect">
+                            <a:avLst/>
+                          </a:prstGeom>
+                          <a:noFill/>
+                        </pic:spPr>
+                      </pic:pic>
+                    </a:graphicData>
+                  </a:graphic>
+                </wp:inline>
+              </w:drawing>
+            </w:r>
+          </w:p>
+        </w:tc>
+        <w:tc>
+          <w:tcPr>
+            <w:tcW w:w="2338" w:type="dxa"/>
+          </w:tcPr>
+          <w:p>
+            <w:pPr>
+              <w:tabs>
+                <w:tab w:val="left" w:pos="1250"/>
+              </w:tabs>
+              <w:jc w:val="center"/>
+            </w:pPr>
+            <w:r>
+              <w:rPr>
+                <w:noProof/>
+              </w:rPr>
+              <w:drawing>
+                <wp:inline distT="0" distB="0" distL="0" distR="0" wp14:anchorId="2E50361B" wp14:editId="25B858C7">
+                  <wp:extent cx="731520" cy="859790"/>
+                  <wp:effectExtent l="0" t="0" r="0" b="0"/>
+                  <wp:docPr id="779327151" name="Picture 16"/>
+                  <wp:cNvGraphicFramePr>
+                    <a:graphicFrameLocks xmlns:a="http://schemas.openxmlformats.org/drawingml/2006/main" noChangeAspect="1"/>
+                  </wp:cNvGraphicFramePr>
+                  <a:graphic xmlns:a="http://schemas.openxmlformats.org/drawingml/2006/main">
+                    <a:graphicData uri="http://schemas.openxmlformats.org/drawingml/2006/picture">
+                      <pic:pic xmlns:pic="http://schemas.openxmlformats.org/drawingml/2006/picture">
+                        <pic:nvPicPr>
+                          <pic:cNvPr id="0" name="Picture 7"/>
+                          <pic:cNvPicPr>
+                            <a:picLocks noChangeAspect="1" noChangeArrowheads="1"/>
+                          </pic:cNvPicPr>
+                        </pic:nvPicPr>
+                        <pic:blipFill>
+                          <a:blip r:embed="rId22">
+                            <a:extLst>
+                              <a:ext uri="{28A0092B-C50C-407E-A947-70E740481C1C}">
+                                <a14:useLocalDpi xmlns:a14="http://schemas.microsoft.com/office/drawing/2010/main" val="0"/>
+                              </a:ext>
+                            </a:extLst>
+                          </a:blip>
+                          <a:srcRect/>
+                          <a:stretch>
+                            <a:fillRect/>
+                          </a:stretch>
+                        </pic:blipFill>
+                        <pic:spPr bwMode="auto">
+                          <a:xfrm>
+                            <a:off x="0" y="0"/>
+                            <a:ext cx="731520" cy="859790"/>
+                          </a:xfrm>
+                          <a:prstGeom prst="rect">
+                            <a:avLst/>
+                          </a:prstGeom>
+                          <a:noFill/>
+                        </pic:spPr>
+                      </pic:pic>
+                    </a:graphicData>
+                  </a:graphic>
+                </wp:inline>
+              </w:drawing>
+            </w:r>
+          </w:p>
+        </w:tc>
+      </w:tr>
+    </w:tbl>
+    <w:p>
+      <w:pPr>
+        <w:tabs>
+          <w:tab w:val="left" w:pos="1250"/>
+        </w:tabs>
+        <w:rPr>
+          <w:rtl/>
+        </w:rPr>
+      </w:pPr>
+    </w:p>
+    <w:p>
+      <w:pPr>
+        <w:pStyle w:val="Heading2"/>
+        <w:rPr>
+          <w:rtl/>
+        </w:rPr>
+      </w:pPr>
+      <w:r>
+        <w:rPr>
+          <w:rFonts w:hint="cs"/>
+          <w:rtl/>
+        </w:rPr>
+        <w:t xml:space="preserve">مرحله بعدی تکمیل </w:t>
+      </w:r>
+      <w:r>
+        <w:rPr>
+          <w:rFonts w:hint="cs"/>
+          <w:rtl/>
+        </w:rPr>
+        <w:t xml:space="preserve">لایه دوم </w:t>
+      </w:r>
+      <w:r>
+        <w:rPr>
+          <w:rFonts w:hint="cs"/>
+          <w:rtl/>
+        </w:rPr>
+        <w:t>است</w:t>
+      </w:r>
+      <w:r>
+        <w:rPr>
+          <w:rFonts w:hint="cs"/>
+          <w:rtl/>
+        </w:rPr>
+        <w:t>:</w:t>
+      </w:r>
+    </w:p>
+    <w:p>
+      <w:pPr>
+        <w:tabs>
+          <w:tab w:val="left" w:pos="1250"/>
+        </w:tabs>
+        <w:jc w:val="center"/>
+      </w:pPr>
+      <w:r>
+        <w:rPr>
+          <w:rFonts w:hint="cs"/>
+          <w:noProof/>
+        </w:rPr>
+        <w:drawing>
+          <wp:inline distT="0" distB="0" distL="0" distR="0" wp14:anchorId="605FCBCB" wp14:editId="65BF265B">
+            <wp:extent cx="3149600" cy="3149600"/>
+            <wp:effectExtent l="0" t="0" r="0" b="0"/>
+            <wp:docPr id="1379255367" name="Picture 17"/>
+            <wp:cNvGraphicFramePr>
+              <a:graphicFrameLocks xmlns:a="http://schemas.openxmlformats.org/drawingml/2006/main" noChangeAspect="1"/>
+            </wp:cNvGraphicFramePr>
+            <a:graphic xmlns:a="http://schemas.openxmlformats.org/drawingml/2006/main">
+              <a:graphicData uri="http://schemas.openxmlformats.org/drawingml/2006/picture">
+                <pic:pic xmlns:pic="http://schemas.openxmlformats.org/drawingml/2006/picture">
+                  <pic:nvPicPr>
+                    <pic:cNvPr id="1379255367" name="Picture 1379255367"/>
+                    <pic:cNvPicPr/>
+                  </pic:nvPicPr>
+                  <pic:blipFill>
+                    <a:blip r:embed="rId23">
+                      <a:extLst>
+                        <a:ext uri="{28A0092B-C50C-407E-A947-70E740481C1C}">
+                          <a14:useLocalDpi xmlns:a14="http://schemas.microsoft.com/office/drawing/2010/main" val="0"/>
+                        </a:ext>
+                      </a:extLst>
+                    </a:blip>
+                    <a:stretch>
+                      <a:fillRect/>
+                    </a:stretch>
+                  </pic:blipFill>
+                  <pic:spPr>
+                    <a:xfrm>
+                      <a:off x="0" y="0"/>
+                      <a:ext cx="3149600" cy="3149600"/>
+                    </a:xfrm>
+                    <a:prstGeom prst="rect">
+                      <a:avLst/>
+                    </a:prstGeom>
+                  </pic:spPr>
+                </pic:pic>
+              </a:graphicData>
+            </a:graphic>
+          </wp:inline>
+        </w:drawing>
+      </w:r>
+    </w:p>
+    <w:p>
+      <w:pPr>
+        <w:tabs>
+          <w:tab w:val="left" w:pos="1250"/>
+        </w:tabs>
+        <w:rPr>
+          <w:rtl/>
+        </w:rPr>
+      </w:pPr>
+      <w:r>
+        <w:rPr>
+          <w:rFonts w:hint="cs"/>
+          <w:rtl/>
+        </w:rPr>
+        <w:t>برای اینکه به این حالت برسیم در لایه آخر بدنبال رنگی مشابه یکی از رنگ های وسط میگردیم :</w:t>
+      </w:r>
+    </w:p>
+    <w:tbl>
+      <w:tblPr>
+        <w:tblStyle w:val="TableGrid"/>
+        <w:bidiVisual/>
+        <w:tblW w:w="0" w:type="auto"/>
+        <w:tblLook w:val="04A0" w:firstRow="1" w:lastRow="0" w:firstColumn="1" w:lastColumn="0" w:noHBand="0" w:noVBand="1"/>
+      </w:tblPr>
+      <w:tblGrid>
+        <w:gridCol w:w="4675"/>
+        <w:gridCol w:w="4675"/>
+      </w:tblGrid>
+      <w:tr>
+        <w:tc>
+          <w:tcPr>
+            <w:tcW w:w="4675" w:type="dxa"/>
+          </w:tcPr>
+          <w:p>
+            <w:pPr>
+              <w:tabs>
+                <w:tab w:val="left" w:pos="1250"/>
+              </w:tabs>
+              <w:jc w:val="center"/>
+              <w:rPr>
+                <w:rtl/>
+              </w:rPr>
+            </w:pPr>
+            <w:r>
+              <w:rPr>
+                <w:rFonts w:hint="cs"/>
+                <w:noProof/>
+                <w:rtl/>
+                <w:lang w:val="fa-IR"/>
+              </w:rPr>
+              <w:lastRenderedPageBreak/>
+              <w:drawing>
+                <wp:inline distT="0" distB="0" distL="0" distR="0" wp14:anchorId="2F40DCB1" wp14:editId="70A296A1">
+                  <wp:extent cx="1428750" cy="1428750"/>
+                  <wp:effectExtent l="0" t="0" r="0" b="0"/>
+                  <wp:docPr id="1737601120" name="Picture 18"/>
+                  <wp:cNvGraphicFramePr>
+                    <a:graphicFrameLocks xmlns:a="http://schemas.openxmlformats.org/drawingml/2006/main" noChangeAspect="1"/>
+                  </wp:cNvGraphicFramePr>
+                  <a:graphic xmlns:a="http://schemas.openxmlformats.org/drawingml/2006/main">
+                    <a:graphicData uri="http://schemas.openxmlformats.org/drawingml/2006/picture">
+                      <pic:pic xmlns:pic="http://schemas.openxmlformats.org/drawingml/2006/picture">
+                        <pic:nvPicPr>
+                          <pic:cNvPr id="1737601120" name="Picture 1737601120"/>
+                          <pic:cNvPicPr/>
+                        </pic:nvPicPr>
+                        <pic:blipFill>
+                          <a:blip r:embed="rId24">
+                            <a:extLst>
+                              <a:ext uri="{28A0092B-C50C-407E-A947-70E740481C1C}">
+                                <a14:useLocalDpi xmlns:a14="http://schemas.microsoft.com/office/drawing/2010/main" val="0"/>
+                              </a:ext>
+                            </a:extLst>
+                          </a:blip>
+                          <a:stretch>
+                            <a:fillRect/>
+                          </a:stretch>
+                        </pic:blipFill>
+                        <pic:spPr>
+                          <a:xfrm>
+                            <a:off x="0" y="0"/>
+                            <a:ext cx="1428750" cy="1428750"/>
+                          </a:xfrm>
+                          <a:prstGeom prst="rect">
+                            <a:avLst/>
+                          </a:prstGeom>
+                        </pic:spPr>
+                      </pic:pic>
+                    </a:graphicData>
+                  </a:graphic>
+                </wp:inline>
+              </w:drawing>
+            </w:r>
+          </w:p>
+        </w:tc>
+        <w:tc>
+          <w:tcPr>
+            <w:tcW w:w="4675" w:type="dxa"/>
+          </w:tcPr>
+          <w:p>
+            <w:pPr>
+              <w:tabs>
+                <w:tab w:val="left" w:pos="1250"/>
+              </w:tabs>
+              <w:jc w:val="center"/>
+              <w:rPr>
+                <w:rtl/>
+              </w:rPr>
+            </w:pPr>
+            <w:r>
+              <w:rPr>
+                <w:rFonts w:hint="cs"/>
+                <w:noProof/>
+                <w:rtl/>
+                <w:lang w:val="fa-IR"/>
+              </w:rPr>
+              <w:drawing>
+                <wp:inline distT="0" distB="0" distL="0" distR="0" wp14:anchorId="282BCA7C" wp14:editId="338B707C">
+                  <wp:extent cx="1428750" cy="1428750"/>
+                  <wp:effectExtent l="0" t="0" r="0" b="0"/>
+                  <wp:docPr id="1553521472" name="Picture 19"/>
+                  <wp:cNvGraphicFramePr>
+                    <a:graphicFrameLocks xmlns:a="http://schemas.openxmlformats.org/drawingml/2006/main" noChangeAspect="1"/>
+                  </wp:cNvGraphicFramePr>
+                  <a:graphic xmlns:a="http://schemas.openxmlformats.org/drawingml/2006/main">
+                    <a:graphicData uri="http://schemas.openxmlformats.org/drawingml/2006/picture">
+                      <pic:pic xmlns:pic="http://schemas.openxmlformats.org/drawingml/2006/picture">
+                        <pic:nvPicPr>
+                          <pic:cNvPr id="1553521472" name="Picture 1553521472"/>
+                          <pic:cNvPicPr/>
+                        </pic:nvPicPr>
+                        <pic:blipFill>
+                          <a:blip r:embed="rId25">
+                            <a:extLst>
+                              <a:ext uri="{28A0092B-C50C-407E-A947-70E740481C1C}">
+                                <a14:useLocalDpi xmlns:a14="http://schemas.microsoft.com/office/drawing/2010/main" val="0"/>
+                              </a:ext>
+                            </a:extLst>
+                          </a:blip>
+                          <a:stretch>
+                            <a:fillRect/>
+                          </a:stretch>
+                        </pic:blipFill>
+                        <pic:spPr>
+                          <a:xfrm>
+                            <a:off x="0" y="0"/>
+                            <a:ext cx="1428750" cy="1428750"/>
+                          </a:xfrm>
+                          <a:prstGeom prst="rect">
+                            <a:avLst/>
+                          </a:prstGeom>
+                        </pic:spPr>
+                      </pic:pic>
+                    </a:graphicData>
+                  </a:graphic>
+                </wp:inline>
+              </w:drawing>
+            </w:r>
+          </w:p>
+        </w:tc>
+      </w:tr>
+    </w:tbl>
+    <w:p>
+      <w:pPr>
+        <w:tabs>
+          <w:tab w:val="left" w:pos="1250"/>
+        </w:tabs>
+      </w:pPr>
+    </w:p>
+    <w:p>
+      <w:pPr>
+        <w:tabs>
+          <w:tab w:val="left" w:pos="1250"/>
+        </w:tabs>
+        <w:rPr>
+          <w:rtl/>
+        </w:rPr>
+      </w:pPr>
+      <w:r>
+        <w:rPr>
+          <w:rFonts w:hint="cs"/>
+          <w:rtl/>
+        </w:rPr>
+        <w:t>ممکن است رنگ آبی یا نارنجی به این صورت در بیاید:</w:t>
+      </w:r>
+    </w:p>
+    <w:tbl>
+      <w:tblPr>
+        <w:tblStyle w:val="TableGrid"/>
+        <w:bidiVisual/>
+        <w:tblW w:w="0" w:type="auto"/>
+        <w:tblLook w:val="04A0" w:firstRow="1" w:lastRow="0" w:firstColumn="1" w:lastColumn="0" w:noHBand="0" w:noVBand="1"/>
+      </w:tblPr>
+      <w:tblGrid>
+        <w:gridCol w:w="4675"/>
+        <w:gridCol w:w="4675"/>
+      </w:tblGrid>
+      <w:tr>
+        <w:tc>
+          <w:tcPr>
+            <w:tcW w:w="4675" w:type="dxa"/>
+          </w:tcPr>
+          <w:p>
+            <w:pPr>
+              <w:tabs>
+                <w:tab w:val="left" w:pos="1250"/>
+              </w:tabs>
+              <w:jc w:val="center"/>
+              <w:rPr>
+                <w:rtl/>
+              </w:rPr>
+            </w:pPr>
+            <w:r>
+              <w:rPr>
+                <w:rFonts w:hint="cs"/>
+                <w:noProof/>
+                <w:rtl/>
+                <w:lang w:val="fa-IR"/>
+              </w:rPr>
+              <w:drawing>
+                <wp:inline distT="0" distB="0" distL="0" distR="0" wp14:anchorId="669B9C1C" wp14:editId="512BDC8F">
+                  <wp:extent cx="1428750" cy="1428750"/>
+                  <wp:effectExtent l="0" t="0" r="0" b="0"/>
+                  <wp:docPr id="904718156" name="Picture 20"/>
+                  <wp:cNvGraphicFramePr>
+                    <a:graphicFrameLocks xmlns:a="http://schemas.openxmlformats.org/drawingml/2006/main" noChangeAspect="1"/>
+                  </wp:cNvGraphicFramePr>
+                  <a:graphic xmlns:a="http://schemas.openxmlformats.org/drawingml/2006/main">
+                    <a:graphicData uri="http://schemas.openxmlformats.org/drawingml/2006/picture">
+                      <pic:pic xmlns:pic="http://schemas.openxmlformats.org/drawingml/2006/picture">
+                        <pic:nvPicPr>
+                          <pic:cNvPr id="904718156" name="Picture 904718156"/>
+                          <pic:cNvPicPr/>
+                        </pic:nvPicPr>
+                        <pic:blipFill>
+                          <a:blip r:embed="rId26">
+                            <a:extLst>
+                              <a:ext uri="{28A0092B-C50C-407E-A947-70E740481C1C}">
+                                <a14:useLocalDpi xmlns:a14="http://schemas.microsoft.com/office/drawing/2010/main" val="0"/>
+                              </a:ext>
+                            </a:extLst>
+                          </a:blip>
+                          <a:stretch>
+                            <a:fillRect/>
+                          </a:stretch>
+                        </pic:blipFill>
+                        <pic:spPr>
+                          <a:xfrm>
+                            <a:off x="0" y="0"/>
+                            <a:ext cx="1428750" cy="1428750"/>
+                          </a:xfrm>
+                          <a:prstGeom prst="rect">
+                            <a:avLst/>
+                          </a:prstGeom>
+                        </pic:spPr>
+                      </pic:pic>
+                    </a:graphicData>
+                  </a:graphic>
+                </wp:inline>
+              </w:drawing>
+            </w:r>
+          </w:p>
+        </w:tc>
+        <w:tc>
+          <w:tcPr>
+            <w:tcW w:w="4675" w:type="dxa"/>
+          </w:tcPr>
+          <w:p>
+            <w:pPr>
+              <w:tabs>
+                <w:tab w:val="left" w:pos="1250"/>
+              </w:tabs>
+              <w:jc w:val="center"/>
+              <w:rPr>
+                <w:rtl/>
+              </w:rPr>
+            </w:pPr>
+            <w:r>
+              <w:rPr>
+                <w:rFonts w:hint="cs"/>
+                <w:noProof/>
+                <w:rtl/>
+                <w:lang w:val="fa-IR"/>
+              </w:rPr>
+              <w:drawing>
+                <wp:inline distT="0" distB="0" distL="0" distR="0" wp14:anchorId="4348431C" wp14:editId="1F34FE8D">
+                  <wp:extent cx="1428750" cy="1428750"/>
+                  <wp:effectExtent l="0" t="0" r="0" b="0"/>
+                  <wp:docPr id="1746975964" name="Picture 21"/>
+                  <wp:cNvGraphicFramePr>
+                    <a:graphicFrameLocks xmlns:a="http://schemas.openxmlformats.org/drawingml/2006/main" noChangeAspect="1"/>
+                  </wp:cNvGraphicFramePr>
+                  <a:graphic xmlns:a="http://schemas.openxmlformats.org/drawingml/2006/main">
+                    <a:graphicData uri="http://schemas.openxmlformats.org/drawingml/2006/picture">
+                      <pic:pic xmlns:pic="http://schemas.openxmlformats.org/drawingml/2006/picture">
+                        <pic:nvPicPr>
+                          <pic:cNvPr id="1746975964" name="Picture 1746975964"/>
+                          <pic:cNvPicPr/>
+                        </pic:nvPicPr>
+                        <pic:blipFill>
+                          <a:blip r:embed="rId27">
+                            <a:extLst>
+                              <a:ext uri="{28A0092B-C50C-407E-A947-70E740481C1C}">
+                                <a14:useLocalDpi xmlns:a14="http://schemas.microsoft.com/office/drawing/2010/main" val="0"/>
+                              </a:ext>
+                            </a:extLst>
+                          </a:blip>
+                          <a:stretch>
+                            <a:fillRect/>
+                          </a:stretch>
+                        </pic:blipFill>
+                        <pic:spPr>
+                          <a:xfrm>
+                            <a:off x="0" y="0"/>
+                            <a:ext cx="1428750" cy="1428750"/>
+                          </a:xfrm>
+                          <a:prstGeom prst="rect">
+                            <a:avLst/>
+                          </a:prstGeom>
+                        </pic:spPr>
+                      </pic:pic>
+                    </a:graphicData>
+                  </a:graphic>
+                </wp:inline>
+              </w:drawing>
+            </w:r>
+          </w:p>
+        </w:tc>
+      </w:tr>
+    </w:tbl>
+    <w:p>
+      <w:pPr>
+        <w:tabs>
+          <w:tab w:val="left" w:pos="1250"/>
+        </w:tabs>
+        <w:rPr>
+          <w:rtl/>
+        </w:rPr>
+      </w:pPr>
+    </w:p>
+    <w:p>
+      <w:pPr>
+        <w:tabs>
+          <w:tab w:val="left" w:pos="1250"/>
+        </w:tabs>
+        <w:rPr>
+          <w:rtl/>
+        </w:rPr>
+      </w:pPr>
+      <w:r>
+        <w:rPr>
+          <w:rFonts w:hint="cs"/>
+          <w:rtl/>
+        </w:rPr>
+        <w:t xml:space="preserve">اول باید خانه ایی را در پایین بیابید که رنگ زیرینش زرد نباشد مثلا آبی و نارنجی باشد یا سبز و قرمز باشد یا آبی و قرمز باشد. این خانه را در پایین طوری قرار دهید که مانند بالا با رنگ بالای سرش هم رنگ باشد. </w:t>
+      </w:r>
+    </w:p>
+    <w:p>
+      <w:pPr>
+        <w:tabs>
+          <w:tab w:val="left" w:pos="1250"/>
+        </w:tabs>
+        <w:jc w:val="center"/>
+      </w:pPr>
+      <w:r>
+        <w:rPr>
+          <w:rFonts w:hint="cs"/>
+          <w:noProof/>
+        </w:rPr>
+        <w:drawing>
+          <wp:inline distT="0" distB="0" distL="0" distR="0" wp14:anchorId="74447843" wp14:editId="3D229723">
+            <wp:extent cx="1428750" cy="1428750"/>
+            <wp:effectExtent l="0" t="0" r="0" b="0"/>
+            <wp:docPr id="405834166" name="Picture 22"/>
+            <wp:cNvGraphicFramePr>
+              <a:graphicFrameLocks xmlns:a="http://schemas.openxmlformats.org/drawingml/2006/main" noChangeAspect="1"/>
+            </wp:cNvGraphicFramePr>
+            <a:graphic xmlns:a="http://schemas.openxmlformats.org/drawingml/2006/main">
+              <a:graphicData uri="http://schemas.openxmlformats.org/drawingml/2006/picture">
+                <pic:pic xmlns:pic="http://schemas.openxmlformats.org/drawingml/2006/picture">
+                  <pic:nvPicPr>
+                    <pic:cNvPr id="405834166" name="Picture 405834166"/>
+                    <pic:cNvPicPr/>
+                  </pic:nvPicPr>
+                  <pic:blipFill>
+                    <a:blip r:embed="rId28">
+                      <a:extLst>
+                        <a:ext uri="{28A0092B-C50C-407E-A947-70E740481C1C}">
+                          <a14:useLocalDpi xmlns:a14="http://schemas.microsoft.com/office/drawing/2010/main" val="0"/>
+                        </a:ext>
+                      </a:extLst>
+                    </a:blip>
+                    <a:stretch>
+                      <a:fillRect/>
+                    </a:stretch>
+                  </pic:blipFill>
+                  <pic:spPr>
+                    <a:xfrm>
+                      <a:off x="0" y="0"/>
+                      <a:ext cx="1428750" cy="1428750"/>
+                    </a:xfrm>
+                    <a:prstGeom prst="rect">
+                      <a:avLst/>
+                    </a:prstGeom>
+                  </pic:spPr>
+                </pic:pic>
+              </a:graphicData>
+            </a:graphic>
+          </wp:inline>
+        </w:drawing>
+      </w:r>
+    </w:p>
+    <w:p>
+      <w:pPr>
+        <w:tabs>
+          <w:tab w:val="left" w:pos="1250"/>
+        </w:tabs>
+        <w:rPr>
+          <w:rtl/>
+        </w:rPr>
+      </w:pPr>
+      <w:r>
+        <w:rPr>
+          <w:rFonts w:hint="cs"/>
+          <w:rtl/>
+        </w:rPr>
+        <w:t xml:space="preserve">با توجه به رنگ پایین که در کنار رنگ زرد قرار دارد شما باید مهره مد نظر را به سمت راست یا به سمت چپ ببرید. در مثال بالا شما باید خانه آبی قرمز را به سمت راست ببرید مکب را طوری بگیرید که سفید بالا باشد و بعد میبینید که این خانه باید به سمت راست برود. </w:t>
+      </w:r>
+    </w:p>
+    <w:tbl>
+      <w:tblPr>
+        <w:tblStyle w:val="TableGrid"/>
+        <w:bidiVisual/>
+        <w:tblW w:w="0" w:type="auto"/>
+        <w:tblLook w:val="04A0" w:firstRow="1" w:lastRow="0" w:firstColumn="1" w:lastColumn="0" w:noHBand="0" w:noVBand="1"/>
+      </w:tblPr>
+      <w:tblGrid>
+        <w:gridCol w:w="4675"/>
+        <w:gridCol w:w="4675"/>
+      </w:tblGrid>
+      <w:tr>
+        <w:tc>
+          <w:tcPr>
+            <w:tcW w:w="4675" w:type="dxa"/>
+          </w:tcPr>
+          <w:p>
+            <w:pPr>
+              <w:tabs>
+                <w:tab w:val="left" w:pos="1250"/>
+              </w:tabs>
+              <w:jc w:val="center"/>
+              <w:rPr>
+                <w:rtl/>
+              </w:rPr>
+            </w:pPr>
+            <w:r>
+              <w:rPr>
+                <w:rFonts w:hint="cs"/>
+                <w:noProof/>
+                <w:rtl/>
+                <w:lang w:val="fa-IR"/>
+              </w:rPr>
+              <w:lastRenderedPageBreak/>
+              <w:drawing>
+                <wp:inline distT="0" distB="0" distL="0" distR="0" wp14:anchorId="6EBDF4CF" wp14:editId="08659CD1">
+                  <wp:extent cx="1428750" cy="1428750"/>
+                  <wp:effectExtent l="0" t="0" r="0" b="0"/>
+                  <wp:docPr id="1160410128" name="Picture 20"/>
+                  <wp:cNvGraphicFramePr>
+                    <a:graphicFrameLocks xmlns:a="http://schemas.openxmlformats.org/drawingml/2006/main" noChangeAspect="1"/>
+                  </wp:cNvGraphicFramePr>
+                  <a:graphic xmlns:a="http://schemas.openxmlformats.org/drawingml/2006/main">
+                    <a:graphicData uri="http://schemas.openxmlformats.org/drawingml/2006/picture">
+                      <pic:pic xmlns:pic="http://schemas.openxmlformats.org/drawingml/2006/picture">
+                        <pic:nvPicPr>
+                          <pic:cNvPr id="904718156" name="Picture 904718156"/>
+                          <pic:cNvPicPr/>
+                        </pic:nvPicPr>
+                        <pic:blipFill>
+                          <a:blip r:embed="rId26">
+                            <a:extLst>
+                              <a:ext uri="{28A0092B-C50C-407E-A947-70E740481C1C}">
+                                <a14:useLocalDpi xmlns:a14="http://schemas.microsoft.com/office/drawing/2010/main" val="0"/>
+                              </a:ext>
+                            </a:extLst>
+                          </a:blip>
+                          <a:stretch>
+                            <a:fillRect/>
+                          </a:stretch>
+                        </pic:blipFill>
+                        <pic:spPr>
+                          <a:xfrm>
+                            <a:off x="0" y="0"/>
+                            <a:ext cx="1428750" cy="1428750"/>
+                          </a:xfrm>
+                          <a:prstGeom prst="rect">
+                            <a:avLst/>
+                          </a:prstGeom>
+                        </pic:spPr>
+                      </pic:pic>
+                    </a:graphicData>
+                  </a:graphic>
+                </wp:inline>
+              </w:drawing>
+            </w:r>
+          </w:p>
+          <w:p>
+            <w:pPr>
+              <w:tabs>
+                <w:tab w:val="left" w:pos="1250"/>
+              </w:tabs>
+              <w:rPr>
+                <w:rtl/>
+              </w:rPr>
+            </w:pPr>
+            <w:r>
+              <w:rPr>
+                <w:rFonts w:hint="cs"/>
+                <w:rtl/>
+              </w:rPr>
+              <w:t>مکعب آبی نارنجی باید به سمت راست برود</w:t>
+            </w:r>
+          </w:p>
+        </w:tc>
+        <w:tc>
+          <w:tcPr>
+            <w:tcW w:w="4675" w:type="dxa"/>
+          </w:tcPr>
+          <w:p>
+            <w:pPr>
+              <w:tabs>
+                <w:tab w:val="left" w:pos="1250"/>
+              </w:tabs>
+              <w:jc w:val="center"/>
+              <w:rPr>
+                <w:rtl/>
+              </w:rPr>
+            </w:pPr>
+            <w:r>
+              <w:rPr>
+                <w:rFonts w:hint="cs"/>
+                <w:noProof/>
+                <w:rtl/>
+                <w:lang w:val="fa-IR"/>
+              </w:rPr>
+              <w:drawing>
+                <wp:inline distT="0" distB="0" distL="0" distR="0" wp14:anchorId="3D3DBBE4" wp14:editId="045DFBFD">
+                  <wp:extent cx="1428750" cy="1428750"/>
+                  <wp:effectExtent l="0" t="0" r="0" b="0"/>
+                  <wp:docPr id="2000118563" name="Picture 21"/>
+                  <wp:cNvGraphicFramePr>
+                    <a:graphicFrameLocks xmlns:a="http://schemas.openxmlformats.org/drawingml/2006/main" noChangeAspect="1"/>
+                  </wp:cNvGraphicFramePr>
+                  <a:graphic xmlns:a="http://schemas.openxmlformats.org/drawingml/2006/main">
+                    <a:graphicData uri="http://schemas.openxmlformats.org/drawingml/2006/picture">
+                      <pic:pic xmlns:pic="http://schemas.openxmlformats.org/drawingml/2006/picture">
+                        <pic:nvPicPr>
+                          <pic:cNvPr id="1746975964" name="Picture 1746975964"/>
+                          <pic:cNvPicPr/>
+                        </pic:nvPicPr>
+                        <pic:blipFill>
+                          <a:blip r:embed="rId27">
+                            <a:extLst>
+                              <a:ext uri="{28A0092B-C50C-407E-A947-70E740481C1C}">
+                                <a14:useLocalDpi xmlns:a14="http://schemas.microsoft.com/office/drawing/2010/main" val="0"/>
+                              </a:ext>
+                            </a:extLst>
+                          </a:blip>
+                          <a:stretch>
+                            <a:fillRect/>
+                          </a:stretch>
+                        </pic:blipFill>
+                        <pic:spPr>
+                          <a:xfrm>
+                            <a:off x="0" y="0"/>
+                            <a:ext cx="1428750" cy="1428750"/>
+                          </a:xfrm>
+                          <a:prstGeom prst="rect">
+                            <a:avLst/>
+                          </a:prstGeom>
+                        </pic:spPr>
+                      </pic:pic>
+                    </a:graphicData>
+                  </a:graphic>
+                </wp:inline>
+              </w:drawing>
+            </w:r>
+          </w:p>
+          <w:p>
+            <w:pPr>
+              <w:tabs>
+                <w:tab w:val="left" w:pos="1250"/>
+              </w:tabs>
+              <w:rPr>
+                <w:rtl/>
+              </w:rPr>
+            </w:pPr>
+            <w:r>
+              <w:rPr>
+                <w:rFonts w:hint="cs"/>
+                <w:rtl/>
+              </w:rPr>
+              <w:t>مکعب نارنجی آبی باید به سمت چپ برود</w:t>
+            </w:r>
+          </w:p>
+        </w:tc>
+      </w:tr>
+    </w:tbl>
+    <w:p>
+      <w:pPr>
+        <w:tabs>
+          <w:tab w:val="left" w:pos="1250"/>
+        </w:tabs>
+        <w:rPr>
+          <w:rtl/>
+        </w:rPr>
+      </w:pPr>
+    </w:p>
+    <w:tbl>
+      <w:tblPr>
+        <w:tblStyle w:val="TableGrid"/>
+        <w:bidiVisual/>
+        <w:tblW w:w="0" w:type="auto"/>
+        <w:tblLook w:val="04A0" w:firstRow="1" w:lastRow="0" w:firstColumn="1" w:lastColumn="0" w:noHBand="0" w:noVBand="1"/>
+      </w:tblPr>
+      <w:tblGrid>
+        <w:gridCol w:w="9350"/>
+      </w:tblGrid>
+      <w:tr>
+        <w:tc>
+          <w:tcPr>
+            <w:tcW w:w="9350" w:type="dxa"/>
+          </w:tcPr>
+          <w:p>
+            <w:pPr>
+              <w:tabs>
+                <w:tab w:val="left" w:pos="1250"/>
+              </w:tabs>
+              <w:jc w:val="center"/>
+              <w:rPr>
+                <w:rtl/>
+              </w:rPr>
+            </w:pPr>
+            <w:r>
+              <w:rPr>
+                <w:rFonts w:hint="cs"/>
+                <w:noProof/>
+                <w:rtl/>
+                <w:lang w:val="fa-IR"/>
+              </w:rPr>
+              <w:drawing>
+                <wp:inline distT="0" distB="0" distL="0" distR="0" wp14:anchorId="2FD2C674" wp14:editId="0B851C73">
+                  <wp:extent cx="1190625" cy="1190625"/>
+                  <wp:effectExtent l="0" t="0" r="9525" b="9525"/>
+                  <wp:docPr id="1888718316" name="Picture 23"/>
+                  <wp:cNvGraphicFramePr>
+                    <a:graphicFrameLocks xmlns:a="http://schemas.openxmlformats.org/drawingml/2006/main" noChangeAspect="1"/>
+                  </wp:cNvGraphicFramePr>
+                  <a:graphic xmlns:a="http://schemas.openxmlformats.org/drawingml/2006/main">
+                    <a:graphicData uri="http://schemas.openxmlformats.org/drawingml/2006/picture">
+                      <pic:pic xmlns:pic="http://schemas.openxmlformats.org/drawingml/2006/picture">
+                        <pic:nvPicPr>
+                          <pic:cNvPr id="1888718316" name="Picture 1888718316"/>
+                          <pic:cNvPicPr/>
+                        </pic:nvPicPr>
+                        <pic:blipFill>
+                          <a:blip r:embed="rId29">
+                            <a:extLst>
+                              <a:ext uri="{28A0092B-C50C-407E-A947-70E740481C1C}">
+                                <a14:useLocalDpi xmlns:a14="http://schemas.microsoft.com/office/drawing/2010/main" val="0"/>
+                              </a:ext>
+                            </a:extLst>
+                          </a:blip>
+                          <a:stretch>
+                            <a:fillRect/>
+                          </a:stretch>
+                        </pic:blipFill>
+                        <pic:spPr>
+                          <a:xfrm>
+                            <a:off x="0" y="0"/>
+                            <a:ext cx="1190625" cy="1190625"/>
+                          </a:xfrm>
+                          <a:prstGeom prst="rect">
+                            <a:avLst/>
+                          </a:prstGeom>
+                        </pic:spPr>
+                      </pic:pic>
+                    </a:graphicData>
+                  </a:graphic>
+                </wp:inline>
+              </w:drawing>
+            </w:r>
+          </w:p>
+        </w:tc>
+      </w:tr>
+    </w:tbl>
+    <w:p>
+      <w:pPr>
+        <w:tabs>
+          <w:tab w:val="left" w:pos="1250"/>
+        </w:tabs>
+        <w:rPr>
+          <w:rtl/>
+        </w:rPr>
+      </w:pPr>
+    </w:p>
+    <w:p>
+      <w:pPr>
+        <w:tabs>
+          <w:tab w:val="left" w:pos="1250"/>
+        </w:tabs>
+        <w:rPr>
+          <w:rtl/>
+        </w:rPr>
+      </w:pPr>
+      <w:r>
+        <w:rPr>
+          <w:rFonts w:hint="cs"/>
+          <w:rtl/>
+        </w:rPr>
+        <w:t xml:space="preserve">همانطور که میبینید بسته به مکان مکعب باید به بالا راست یا بالا چپ منتقل شود </w:t>
+      </w:r>
+    </w:p>
+    <w:p>
+      <w:pPr>
+        <w:tabs>
+          <w:tab w:val="left" w:pos="1250"/>
+        </w:tabs>
+        <w:rPr>
+          <w:rtl/>
+        </w:rPr>
+      </w:pPr>
+      <w:r>
+        <w:rPr>
+          <w:rFonts w:hint="cs"/>
+          <w:rtl/>
+        </w:rPr>
+        <w:t>الگوریتم برای انتقال به بالا راست را الگوریتم راست مینامیم:</w:t>
+      </w:r>
+    </w:p>
+    <w:p>
+      <w:pPr>
+        <w:tabs>
+          <w:tab w:val="left" w:pos="1250"/>
+        </w:tabs>
+        <w:rPr>
+          <w:rtl/>
+        </w:rPr>
+      </w:pPr>
+      <w:r>
+        <w:rPr>
+          <w:rFonts w:hint="cs"/>
+          <w:rtl/>
+        </w:rPr>
+        <w:t>الگوریتم راست:</w:t>
+      </w:r>
+    </w:p>
+    <w:p>
+      <w:pPr>
+        <w:tabs>
+          <w:tab w:val="left" w:pos="1250"/>
+        </w:tabs>
+        <w:rPr>
+          <w:rtl/>
+        </w:rPr>
+      </w:pPr>
+      <w:r>
+        <w:rPr>
+          <w:rFonts w:hint="cs"/>
+          <w:rtl/>
+        </w:rPr>
+        <w:t>الگوریتم شماره چهار4 :</w:t>
+      </w:r>
+    </w:p>
+    <w:tbl>
+      <w:tblPr>
+        <w:tblStyle w:val="TableGrid"/>
+        <w:tblW w:w="0" w:type="auto"/>
+        <w:tblLook w:val="04A0" w:firstRow="1" w:lastRow="0" w:firstColumn="1" w:lastColumn="0" w:noHBand="0" w:noVBand="1"/>
+      </w:tblPr>
+      <w:tblGrid>
+        <w:gridCol w:w="9350"/>
+      </w:tblGrid>
+      <w:tr>
+        <w:tc>
+          <w:tcPr>
+            <w:tcW w:w="9350" w:type="dxa"/>
+          </w:tcPr>
+          <w:p>
+            <w:pPr>
+              <w:tabs>
+                <w:tab w:val="left" w:pos="1250"/>
+              </w:tabs>
+            </w:pPr>
+            <w:r>
+              <w:t>D`  R`  D   R   D   F   D`  F`</w:t>
+            </w:r>
+          </w:p>
+        </w:tc>
+      </w:tr>
+    </w:tbl>
+    <w:p>
+      <w:pPr>
+        <w:tabs>
+          <w:tab w:val="left" w:pos="1250"/>
+        </w:tabs>
+      </w:pPr>
+    </w:p>
+    <w:tbl>
+      <w:tblPr>
+        <w:tblStyle w:val="TableGrid"/>
+        <w:tblW w:w="0" w:type="auto"/>
+        <w:tblLook w:val="04A0" w:firstRow="1" w:lastRow="0" w:firstColumn="1" w:lastColumn="0" w:noHBand="0" w:noVBand="1"/>
+      </w:tblPr>
+      <w:tblGrid>
+        <w:gridCol w:w="1167"/>
+        <w:gridCol w:w="1167"/>
+        <w:gridCol w:w="1166"/>
+        <w:gridCol w:w="1167"/>
+        <w:gridCol w:w="1166"/>
+        <w:gridCol w:w="1181"/>
+        <w:gridCol w:w="1167"/>
+        <w:gridCol w:w="1169"/>
+      </w:tblGrid>
+      <w:tr>
+        <w:tc>
+          <w:tcPr>
+            <w:tcW w:w="1168" w:type="dxa"/>
+          </w:tcPr>
+          <w:p>
+            <w:pPr>
+              <w:tabs>
+                <w:tab w:val="left" w:pos="1250"/>
+              </w:tabs>
+            </w:pPr>
+            <w:r>
+              <w:rPr>
+                <w:noProof/>
+              </w:rPr>
+              <w:drawing>
+                <wp:inline distT="0" distB="0" distL="0" distR="0" wp14:anchorId="3A53B8A7" wp14:editId="3CC42CB9">
+                  <wp:extent cx="558800" cy="773472"/>
+                  <wp:effectExtent l="0" t="0" r="0" b="7620"/>
+                  <wp:docPr id="608807956" name="Picture 24"/>
+                  <wp:cNvGraphicFramePr>
+                    <a:graphicFrameLocks xmlns:a="http://schemas.openxmlformats.org/drawingml/2006/main" noChangeAspect="1"/>
+                  </wp:cNvGraphicFramePr>
+                  <a:graphic xmlns:a="http://schemas.openxmlformats.org/drawingml/2006/main">
+                    <a:graphicData uri="http://schemas.openxmlformats.org/drawingml/2006/picture">
+                      <pic:pic xmlns:pic="http://schemas.openxmlformats.org/drawingml/2006/picture">
+                        <pic:nvPicPr>
+                          <pic:cNvPr id="0" name="Picture 8"/>
+                          <pic:cNvPicPr>
+                            <a:picLocks noChangeAspect="1" noChangeArrowheads="1"/>
+                          </pic:cNvPicPr>
+                        </pic:nvPicPr>
+                        <pic:blipFill>
+                          <a:blip r:embed="rId20">
+                            <a:extLst>
+                              <a:ext uri="{28A0092B-C50C-407E-A947-70E740481C1C}">
+                                <a14:useLocalDpi xmlns:a14="http://schemas.microsoft.com/office/drawing/2010/main" val="0"/>
+                              </a:ext>
+                            </a:extLst>
+                          </a:blip>
+                          <a:srcRect/>
+                          <a:stretch>
+                            <a:fillRect/>
+                          </a:stretch>
+                        </pic:blipFill>
+                        <pic:spPr bwMode="auto">
+                          <a:xfrm>
+                            <a:off x="0" y="0"/>
+                            <a:ext cx="563071" cy="779383"/>
+                          </a:xfrm>
+                          <a:prstGeom prst="rect">
+                            <a:avLst/>
+                          </a:prstGeom>
+                          <a:noFill/>
+                        </pic:spPr>
+                      </pic:pic>
+                    </a:graphicData>
+                  </a:graphic>
+                </wp:inline>
+              </w:drawing>
+            </w:r>
+          </w:p>
+        </w:tc>
+        <w:tc>
+          <w:tcPr>
+            <w:tcW w:w="1168" w:type="dxa"/>
+          </w:tcPr>
+          <w:p>
+            <w:pPr>
+              <w:tabs>
+                <w:tab w:val="left" w:pos="1250"/>
+              </w:tabs>
+            </w:pPr>
+            <w:r>
+              <w:rPr>
+                <w:noProof/>
+              </w:rPr>
+              <w:drawing>
+                <wp:inline distT="0" distB="0" distL="0" distR="0" wp14:anchorId="4DB43FD3" wp14:editId="1EA87467">
+                  <wp:extent cx="565150" cy="664247"/>
+                  <wp:effectExtent l="0" t="0" r="6350" b="2540"/>
+                  <wp:docPr id="1258752545" name="Picture 25"/>
+                  <wp:cNvGraphicFramePr>
+                    <a:graphicFrameLocks xmlns:a="http://schemas.openxmlformats.org/drawingml/2006/main" noChangeAspect="1"/>
+                  </wp:cNvGraphicFramePr>
+                  <a:graphic xmlns:a="http://schemas.openxmlformats.org/drawingml/2006/main">
+                    <a:graphicData uri="http://schemas.openxmlformats.org/drawingml/2006/picture">
+                      <pic:pic xmlns:pic="http://schemas.openxmlformats.org/drawingml/2006/picture">
+                        <pic:nvPicPr>
+                          <pic:cNvPr id="0" name="Picture 9"/>
+                          <pic:cNvPicPr>
+                            <a:picLocks noChangeAspect="1" noChangeArrowheads="1"/>
+                          </pic:cNvPicPr>
+                        </pic:nvPicPr>
+                        <pic:blipFill>
+                          <a:blip r:embed="rId21">
+                            <a:extLst>
+                              <a:ext uri="{28A0092B-C50C-407E-A947-70E740481C1C}">
+                                <a14:useLocalDpi xmlns:a14="http://schemas.microsoft.com/office/drawing/2010/main" val="0"/>
+                              </a:ext>
+                            </a:extLst>
+                          </a:blip>
+                          <a:srcRect/>
+                          <a:stretch>
+                            <a:fillRect/>
+                          </a:stretch>
+                        </pic:blipFill>
+                        <pic:spPr bwMode="auto">
+                          <a:xfrm>
+                            <a:off x="0" y="0"/>
+                            <a:ext cx="567760" cy="667314"/>
+                          </a:xfrm>
+                          <a:prstGeom prst="rect">
+                            <a:avLst/>
+                          </a:prstGeom>
+                          <a:noFill/>
+                        </pic:spPr>
+                      </pic:pic>
+                    </a:graphicData>
+                  </a:graphic>
+                </wp:inline>
+              </w:drawing>
+            </w:r>
+          </w:p>
+        </w:tc>
+        <w:tc>
+          <w:tcPr>
+            <w:tcW w:w="1169" w:type="dxa"/>
+          </w:tcPr>
+          <w:p>
+            <w:pPr>
+              <w:tabs>
+                <w:tab w:val="left" w:pos="1250"/>
+              </w:tabs>
+            </w:pPr>
+            <w:r>
+              <w:rPr>
+                <w:noProof/>
+              </w:rPr>
+              <w:drawing>
+                <wp:inline distT="0" distB="0" distL="0" distR="0" wp14:anchorId="1D0E3F5F" wp14:editId="57D3A017">
+                  <wp:extent cx="501650" cy="694367"/>
+                  <wp:effectExtent l="0" t="0" r="0" b="0"/>
+                  <wp:docPr id="524259075" name="Picture 26"/>
+                  <wp:cNvGraphicFramePr>
+                    <a:graphicFrameLocks xmlns:a="http://schemas.openxmlformats.org/drawingml/2006/main" noChangeAspect="1"/>
+                  </wp:cNvGraphicFramePr>
+                  <a:graphic xmlns:a="http://schemas.openxmlformats.org/drawingml/2006/main">
+                    <a:graphicData uri="http://schemas.openxmlformats.org/drawingml/2006/picture">
+                      <pic:pic xmlns:pic="http://schemas.openxmlformats.org/drawingml/2006/picture">
+                        <pic:nvPicPr>
+                          <pic:cNvPr id="0" name="Picture 10"/>
+                          <pic:cNvPicPr>
+                            <a:picLocks noChangeAspect="1" noChangeArrowheads="1"/>
+                          </pic:cNvPicPr>
+                        </pic:nvPicPr>
+                        <pic:blipFill>
+                          <a:blip r:embed="rId30" cstate="print">
+                            <a:extLst>
+                              <a:ext uri="{28A0092B-C50C-407E-A947-70E740481C1C}">
+                                <a14:useLocalDpi xmlns:a14="http://schemas.microsoft.com/office/drawing/2010/main" val="0"/>
+                              </a:ext>
+                            </a:extLst>
+                          </a:blip>
+                          <a:srcRect/>
+                          <a:stretch>
+                            <a:fillRect/>
+                          </a:stretch>
+                        </pic:blipFill>
+                        <pic:spPr bwMode="auto">
+                          <a:xfrm>
+                            <a:off x="0" y="0"/>
+                            <a:ext cx="503659" cy="697147"/>
+                          </a:xfrm>
+                          <a:prstGeom prst="rect">
+                            <a:avLst/>
+                          </a:prstGeom>
+                          <a:noFill/>
+                        </pic:spPr>
+                      </pic:pic>
+                    </a:graphicData>
+                  </a:graphic>
+                </wp:inline>
+              </w:drawing>
+            </w:r>
+          </w:p>
+        </w:tc>
+        <w:tc>
+          <w:tcPr>
+            <w:tcW w:w="1169" w:type="dxa"/>
+          </w:tcPr>
+          <w:p>
+            <w:pPr>
+              <w:tabs>
+                <w:tab w:val="left" w:pos="1250"/>
+              </w:tabs>
+            </w:pPr>
+            <w:r>
+              <w:rPr>
+                <w:noProof/>
+              </w:rPr>
+              <w:drawing>
+                <wp:inline distT="0" distB="0" distL="0" distR="0" wp14:anchorId="33F78F5F" wp14:editId="54F7687D">
+                  <wp:extent cx="533400" cy="626930"/>
+                  <wp:effectExtent l="0" t="0" r="0" b="1905"/>
+                  <wp:docPr id="52661108" name="Picture 27"/>
+                  <wp:cNvGraphicFramePr>
+                    <a:graphicFrameLocks xmlns:a="http://schemas.openxmlformats.org/drawingml/2006/main" noChangeAspect="1"/>
+                  </wp:cNvGraphicFramePr>
+                  <a:graphic xmlns:a="http://schemas.openxmlformats.org/drawingml/2006/main">
+                    <a:graphicData uri="http://schemas.openxmlformats.org/drawingml/2006/picture">
+                      <pic:pic xmlns:pic="http://schemas.openxmlformats.org/drawingml/2006/picture">
+                        <pic:nvPicPr>
+                          <pic:cNvPr id="0" name="Picture 11"/>
+                          <pic:cNvPicPr>
+                            <a:picLocks noChangeAspect="1" noChangeArrowheads="1"/>
+                          </pic:cNvPicPr>
+                        </pic:nvPicPr>
+                        <pic:blipFill>
+                          <a:blip r:embed="rId22">
+                            <a:extLst>
+                              <a:ext uri="{28A0092B-C50C-407E-A947-70E740481C1C}">
+                                <a14:useLocalDpi xmlns:a14="http://schemas.microsoft.com/office/drawing/2010/main" val="0"/>
+                              </a:ext>
+                            </a:extLst>
+                          </a:blip>
+                          <a:srcRect/>
+                          <a:stretch>
+                            <a:fillRect/>
+                          </a:stretch>
+                        </pic:blipFill>
+                        <pic:spPr bwMode="auto">
+                          <a:xfrm>
+                            <a:off x="0" y="0"/>
+                            <a:ext cx="542284" cy="637372"/>
+                          </a:xfrm>
+                          <a:prstGeom prst="rect">
+                            <a:avLst/>
+                          </a:prstGeom>
+                          <a:noFill/>
+                        </pic:spPr>
+                      </pic:pic>
+                    </a:graphicData>
+                  </a:graphic>
+                </wp:inline>
+              </w:drawing>
+            </w:r>
+          </w:p>
+        </w:tc>
+        <w:tc>
+          <w:tcPr>
+            <w:tcW w:w="1169" w:type="dxa"/>
+          </w:tcPr>
+          <w:p>
+            <w:pPr>
+              <w:tabs>
+                <w:tab w:val="left" w:pos="1250"/>
+              </w:tabs>
+            </w:pPr>
+            <w:r>
+              <w:rPr>
+                <w:noProof/>
+              </w:rPr>
+              <w:drawing>
+                <wp:inline distT="0" distB="0" distL="0" distR="0" wp14:anchorId="60EB2BC0" wp14:editId="6FD573D9">
+                  <wp:extent cx="501424" cy="694055"/>
+                  <wp:effectExtent l="0" t="0" r="0" b="0"/>
+                  <wp:docPr id="1561975519" name="Picture 28"/>
+                  <wp:cNvGraphicFramePr>
+                    <a:graphicFrameLocks xmlns:a="http://schemas.openxmlformats.org/drawingml/2006/main" noChangeAspect="1"/>
+                  </wp:cNvGraphicFramePr>
+                  <a:graphic xmlns:a="http://schemas.openxmlformats.org/drawingml/2006/main">
+                    <a:graphicData uri="http://schemas.openxmlformats.org/drawingml/2006/picture">
+                      <pic:pic xmlns:pic="http://schemas.openxmlformats.org/drawingml/2006/picture">
+                        <pic:nvPicPr>
+                          <pic:cNvPr id="0" name="Picture 12"/>
+                          <pic:cNvPicPr>
+                            <a:picLocks noChangeAspect="1" noChangeArrowheads="1"/>
+                          </pic:cNvPicPr>
+                        </pic:nvPicPr>
+                        <pic:blipFill>
+                          <a:blip r:embed="rId30" cstate="print">
+                            <a:extLst>
+                              <a:ext uri="{28A0092B-C50C-407E-A947-70E740481C1C}">
+                                <a14:useLocalDpi xmlns:a14="http://schemas.microsoft.com/office/drawing/2010/main" val="0"/>
+                              </a:ext>
+                            </a:extLst>
+                          </a:blip>
+                          <a:srcRect/>
+                          <a:stretch>
+                            <a:fillRect/>
+                          </a:stretch>
+                        </pic:blipFill>
+                        <pic:spPr bwMode="auto">
+                          <a:xfrm>
+                            <a:off x="0" y="0"/>
+                            <a:ext cx="503200" cy="696514"/>
+                          </a:xfrm>
+                          <a:prstGeom prst="rect">
+                            <a:avLst/>
+                          </a:prstGeom>
+                          <a:noFill/>
+                        </pic:spPr>
+                      </pic:pic>
+                    </a:graphicData>
+                  </a:graphic>
+                </wp:inline>
+              </w:drawing>
+            </w:r>
+          </w:p>
+        </w:tc>
+        <w:tc>
+          <w:tcPr>
+            <w:tcW w:w="1169" w:type="dxa"/>
+          </w:tcPr>
+          <w:p>
+            <w:pPr>
+              <w:tabs>
+                <w:tab w:val="left" w:pos="1250"/>
+              </w:tabs>
+            </w:pPr>
+            <w:r>
+              <w:rPr>
+                <w:noProof/>
+              </w:rPr>
+              <w:drawing>
+                <wp:inline distT="0" distB="0" distL="0" distR="0" wp14:anchorId="6E5B625B" wp14:editId="4B5207BB">
+                  <wp:extent cx="613387" cy="694055"/>
+                  <wp:effectExtent l="0" t="0" r="0" b="0"/>
+                  <wp:docPr id="1108258660" name="Picture 29"/>
+                  <wp:cNvGraphicFramePr>
+                    <a:graphicFrameLocks xmlns:a="http://schemas.openxmlformats.org/drawingml/2006/main" noChangeAspect="1"/>
+                  </wp:cNvGraphicFramePr>
+                  <a:graphic xmlns:a="http://schemas.openxmlformats.org/drawingml/2006/main">
+                    <a:graphicData uri="http://schemas.openxmlformats.org/drawingml/2006/picture">
+                      <pic:pic xmlns:pic="http://schemas.openxmlformats.org/drawingml/2006/picture">
+                        <pic:nvPicPr>
+                          <pic:cNvPr id="0" name="Picture 13"/>
+                          <pic:cNvPicPr>
+                            <a:picLocks noChangeAspect="1" noChangeArrowheads="1"/>
+                          </pic:cNvPicPr>
+                        </pic:nvPicPr>
+                        <pic:blipFill>
+                          <a:blip r:embed="rId18">
+                            <a:extLst>
+                              <a:ext uri="{28A0092B-C50C-407E-A947-70E740481C1C}">
+                                <a14:useLocalDpi xmlns:a14="http://schemas.microsoft.com/office/drawing/2010/main" val="0"/>
+                              </a:ext>
+                            </a:extLst>
+                          </a:blip>
+                          <a:srcRect/>
+                          <a:stretch>
+                            <a:fillRect/>
+                          </a:stretch>
+                        </pic:blipFill>
+                        <pic:spPr bwMode="auto">
+                          <a:xfrm>
+                            <a:off x="0" y="0"/>
+                            <a:ext cx="615325" cy="696248"/>
+                          </a:xfrm>
+                          <a:prstGeom prst="rect">
+                            <a:avLst/>
+                          </a:prstGeom>
+                          <a:noFill/>
+                        </pic:spPr>
+                      </pic:pic>
+                    </a:graphicData>
+                  </a:graphic>
+                </wp:inline>
+              </w:drawing>
+            </w:r>
+          </w:p>
+        </w:tc>
+        <w:tc>
+          <w:tcPr>
+            <w:tcW w:w="1169" w:type="dxa"/>
+          </w:tcPr>
+          <w:p>
+            <w:pPr>
+              <w:tabs>
+                <w:tab w:val="left" w:pos="1250"/>
+              </w:tabs>
+            </w:pPr>
+            <w:r>
+              <w:rPr>
+                <w:noProof/>
+              </w:rPr>
+              <w:drawing>
+                <wp:inline distT="0" distB="0" distL="0" distR="0" wp14:anchorId="0242D685" wp14:editId="6C0B5894">
+                  <wp:extent cx="532161" cy="736600"/>
+                  <wp:effectExtent l="0" t="0" r="1270" b="6350"/>
+                  <wp:docPr id="1117240875" name="Picture 31"/>
+                  <wp:cNvGraphicFramePr>
+                    <a:graphicFrameLocks xmlns:a="http://schemas.openxmlformats.org/drawingml/2006/main" noChangeAspect="1"/>
+                  </wp:cNvGraphicFramePr>
+                  <a:graphic xmlns:a="http://schemas.openxmlformats.org/drawingml/2006/main">
+                    <a:graphicData uri="http://schemas.openxmlformats.org/drawingml/2006/picture">
+                      <pic:pic xmlns:pic="http://schemas.openxmlformats.org/drawingml/2006/picture">
+                        <pic:nvPicPr>
+                          <pic:cNvPr id="0" name="Picture 15"/>
+                          <pic:cNvPicPr>
+                            <a:picLocks noChangeAspect="1" noChangeArrowheads="1"/>
+                          </pic:cNvPicPr>
+                        </pic:nvPicPr>
+                        <pic:blipFill>
+                          <a:blip r:embed="rId20">
+                            <a:extLst>
+                              <a:ext uri="{28A0092B-C50C-407E-A947-70E740481C1C}">
+                                <a14:useLocalDpi xmlns:a14="http://schemas.microsoft.com/office/drawing/2010/main" val="0"/>
+                              </a:ext>
+                            </a:extLst>
+                          </a:blip>
+                          <a:srcRect/>
+                          <a:stretch>
+                            <a:fillRect/>
+                          </a:stretch>
+                        </pic:blipFill>
+                        <pic:spPr bwMode="auto">
+                          <a:xfrm>
+                            <a:off x="0" y="0"/>
+                            <a:ext cx="539569" cy="746855"/>
+                          </a:xfrm>
+                          <a:prstGeom prst="rect">
+                            <a:avLst/>
+                          </a:prstGeom>
+                          <a:noFill/>
+                        </pic:spPr>
+                      </pic:pic>
+                    </a:graphicData>
+                  </a:graphic>
+                </wp:inline>
+              </w:drawing>
+            </w:r>
+          </w:p>
+        </w:tc>
+        <w:tc>
+          <w:tcPr>
+            <w:tcW w:w="1169" w:type="dxa"/>
+          </w:tcPr>
+          <w:p>
+            <w:pPr>
+              <w:tabs>
+                <w:tab w:val="left" w:pos="1250"/>
+              </w:tabs>
+            </w:pPr>
+            <w:r>
+              <w:rPr>
+                <w:noProof/>
+              </w:rPr>
+              <w:drawing>
+                <wp:inline distT="0" distB="0" distL="0" distR="0" wp14:anchorId="2BCF38CE" wp14:editId="06ED2FB7">
+                  <wp:extent cx="587011" cy="664210"/>
+                  <wp:effectExtent l="0" t="0" r="3810" b="2540"/>
+                  <wp:docPr id="2069497363" name="Picture 32"/>
+                  <wp:cNvGraphicFramePr>
+                    <a:graphicFrameLocks xmlns:a="http://schemas.openxmlformats.org/drawingml/2006/main" noChangeAspect="1"/>
+                  </wp:cNvGraphicFramePr>
+                  <a:graphic xmlns:a="http://schemas.openxmlformats.org/drawingml/2006/main">
+                    <a:graphicData uri="http://schemas.openxmlformats.org/drawingml/2006/picture">
+                      <pic:pic xmlns:pic="http://schemas.openxmlformats.org/drawingml/2006/picture">
+                        <pic:nvPicPr>
+                          <pic:cNvPr id="0" name="Picture 16"/>
+                          <pic:cNvPicPr>
+                            <a:picLocks noChangeAspect="1" noChangeArrowheads="1"/>
+                          </pic:cNvPicPr>
+                        </pic:nvPicPr>
+                        <pic:blipFill>
+                          <a:blip r:embed="rId31">
+                            <a:extLst>
+                              <a:ext uri="{28A0092B-C50C-407E-A947-70E740481C1C}">
+                                <a14:useLocalDpi xmlns:a14="http://schemas.microsoft.com/office/drawing/2010/main" val="0"/>
+                              </a:ext>
+                            </a:extLst>
+                          </a:blip>
+                          <a:srcRect/>
+                          <a:stretch>
+                            <a:fillRect/>
+                          </a:stretch>
+                        </pic:blipFill>
+                        <pic:spPr bwMode="auto">
+                          <a:xfrm>
+                            <a:off x="0" y="0"/>
+                            <a:ext cx="588687" cy="666106"/>
+                          </a:xfrm>
+                          <a:prstGeom prst="rect">
+                            <a:avLst/>
+                          </a:prstGeom>
+                          <a:noFill/>
+                        </pic:spPr>
+                      </pic:pic>
+                    </a:graphicData>
+                  </a:graphic>
+                </wp:inline>
+              </w:drawing>
+            </w:r>
+          </w:p>
+        </w:tc>
+      </w:tr>
+    </w:tbl>
+    <w:p>
+      <w:pPr>
+        <w:tabs>
+          <w:tab w:val="left" w:pos="1250"/>
+        </w:tabs>
+      </w:pPr>
+    </w:p>
+    <w:p>
+      <w:pPr>
+        <w:tabs>
+          <w:tab w:val="left" w:pos="1250"/>
+        </w:tabs>
+        <w:rPr>
+          <w:rtl/>
+        </w:rPr>
+      </w:pPr>
+      <w:r>
+        <w:rPr>
+          <w:rFonts w:hint="cs"/>
+          <w:rtl/>
+        </w:rPr>
+        <w:t>الگوریتم برای انتقال خانه از پایین به ردیف بالا چپ را الگوریتم چپ میگوییم:</w:t>
+      </w:r>
+    </w:p>
+    <w:p>
+      <w:pPr>
+        <w:tabs>
+          <w:tab w:val="left" w:pos="1250"/>
+        </w:tabs>
+        <w:rPr>
+          <w:rtl/>
+        </w:rPr>
+      </w:pPr>
+      <w:r>
+        <w:rPr>
+          <w:rFonts w:hint="cs"/>
+          <w:rtl/>
+        </w:rPr>
+        <w:t>الگوریتم چپ:</w:t>
+      </w:r>
+    </w:p>
+    <w:p>
+      <w:pPr>
+        <w:tabs>
+          <w:tab w:val="left" w:pos="1250"/>
+        </w:tabs>
+        <w:rPr>
+          <w:rtl/>
+        </w:rPr>
+      </w:pPr>
+      <w:r>
+        <w:rPr>
+          <w:rFonts w:hint="cs"/>
+          <w:rtl/>
+        </w:rPr>
+        <w:t>الگوریتم شماره پنج 5 :</w:t>
+      </w:r>
+    </w:p>
+    <w:p>
+      <w:pPr>
+        <w:tabs>
+          <w:tab w:val="left" w:pos="1250"/>
+        </w:tabs>
+        <w:rPr>
+          <w:rtl/>
+        </w:rPr>
+      </w:pPr>
+    </w:p>
+    <w:tbl>
+      <w:tblPr>
+        <w:tblStyle w:val="TableGrid"/>
+        <w:bidiVisual/>
+        <w:tblW w:w="0" w:type="auto"/>
+        <w:tblLook w:val="04A0" w:firstRow="1" w:lastRow="0" w:firstColumn="1" w:lastColumn="0" w:noHBand="0" w:noVBand="1"/>
+      </w:tblPr>
+      <w:tblGrid>
+        <w:gridCol w:w="9350"/>
+      </w:tblGrid>
+      <w:tr>
+        <w:tc>
+          <w:tcPr>
+            <w:tcW w:w="9350" w:type="dxa"/>
+          </w:tcPr>
+          <w:p>
+            <w:pPr>
+              <w:tabs>
+                <w:tab w:val="left" w:pos="1250"/>
+              </w:tabs>
+              <w:bidi w:val="0"/>
+            </w:pPr>
+            <w:r>
+              <w:t>D  L   D`  L`  D`  F`  D   F</w:t>
+            </w:r>
+          </w:p>
+        </w:tc>
+      </w:tr>
+    </w:tbl>
+    <w:p>
+      <w:pPr>
+        <w:tabs>
+          <w:tab w:val="left" w:pos="1250"/>
+        </w:tabs>
+        <w:rPr>
+          <w:rtl/>
+        </w:rPr>
+      </w:pPr>
+    </w:p>
+    <w:tbl>
+      <w:tblPr>
+        <w:tblStyle w:val="TableGrid"/>
+        <w:tblW w:w="0" w:type="auto"/>
+        <w:tblLook w:val="04A0" w:firstRow="1" w:lastRow="0" w:firstColumn="1" w:lastColumn="0" w:noHBand="0" w:noVBand="1"/>
+      </w:tblPr>
+      <w:tblGrid>
+        <w:gridCol w:w="1132"/>
+        <w:gridCol w:w="1145"/>
+        <w:gridCol w:w="1153"/>
+        <w:gridCol w:w="1157"/>
+        <w:gridCol w:w="1153"/>
+        <w:gridCol w:w="1296"/>
+        <w:gridCol w:w="1133"/>
+        <w:gridCol w:w="1181"/>
+      </w:tblGrid>
+      <w:tr>
+        <w:tc>
+          <w:tcPr>
+            <w:tcW w:w="1168" w:type="dxa"/>
+          </w:tcPr>
+          <w:p>
+            <w:pPr>
+              <w:tabs>
+                <w:tab w:val="left" w:pos="1250"/>
+              </w:tabs>
+            </w:pPr>
+            <w:r>
+              <w:rPr>
+                <w:noProof/>
+              </w:rPr>
+              <w:drawing>
+                <wp:inline distT="0" distB="0" distL="0" distR="0" wp14:anchorId="3429F374" wp14:editId="11CD7A94">
+                  <wp:extent cx="501650" cy="694367"/>
+                  <wp:effectExtent l="0" t="0" r="0" b="0"/>
+                  <wp:docPr id="1431227370" name="Picture 26"/>
+                  <wp:cNvGraphicFramePr>
+                    <a:graphicFrameLocks xmlns:a="http://schemas.openxmlformats.org/drawingml/2006/main" noChangeAspect="1"/>
+                  </wp:cNvGraphicFramePr>
+                  <a:graphic xmlns:a="http://schemas.openxmlformats.org/drawingml/2006/main">
+                    <a:graphicData uri="http://schemas.openxmlformats.org/drawingml/2006/picture">
+                      <pic:pic xmlns:pic="http://schemas.openxmlformats.org/drawingml/2006/picture">
+                        <pic:nvPicPr>
+                          <pic:cNvPr id="0" name="Picture 10"/>
+                          <pic:cNvPicPr>
+                            <a:picLocks noChangeAspect="1" noChangeArrowheads="1"/>
+                          </pic:cNvPicPr>
+                        </pic:nvPicPr>
+                        <pic:blipFill>
+                          <a:blip r:embed="rId30" cstate="print">
+                            <a:extLst>
+                              <a:ext uri="{28A0092B-C50C-407E-A947-70E740481C1C}">
+                                <a14:useLocalDpi xmlns:a14="http://schemas.microsoft.com/office/drawing/2010/main" val="0"/>
+                              </a:ext>
+                            </a:extLst>
+                          </a:blip>
+                          <a:srcRect/>
+                          <a:stretch>
+                            <a:fillRect/>
+                          </a:stretch>
+                        </pic:blipFill>
+                        <pic:spPr bwMode="auto">
+                          <a:xfrm>
+                            <a:off x="0" y="0"/>
+                            <a:ext cx="503659" cy="697147"/>
+                          </a:xfrm>
+                          <a:prstGeom prst="rect">
+                            <a:avLst/>
+                          </a:prstGeom>
+                          <a:noFill/>
+                        </pic:spPr>
+                      </pic:pic>
+                    </a:graphicData>
+                  </a:graphic>
+                </wp:inline>
+              </w:drawing>
+            </w:r>
+          </w:p>
+        </w:tc>
+        <w:tc>
+          <w:tcPr>
+            <w:tcW w:w="1168" w:type="dxa"/>
+          </w:tcPr>
+          <w:p>
+            <w:pPr>
+              <w:tabs>
+                <w:tab w:val="left" w:pos="1250"/>
+              </w:tabs>
+            </w:pPr>
+            <w:r>
+              <w:rPr>
+                <w:rFonts w:hint="cs"/>
+                <w:noProof/>
+              </w:rPr>
+              <w:drawing>
+                <wp:inline distT="0" distB="0" distL="0" distR="0" wp14:anchorId="60025738" wp14:editId="4A1E58E6">
+                  <wp:extent cx="539750" cy="637886"/>
+                  <wp:effectExtent l="0" t="0" r="0" b="0"/>
+                  <wp:docPr id="1274090417" name="Picture 33"/>
+                  <wp:cNvGraphicFramePr>
+                    <a:graphicFrameLocks xmlns:a="http://schemas.openxmlformats.org/drawingml/2006/main" noChangeAspect="1"/>
+                  </wp:cNvGraphicFramePr>
+                  <a:graphic xmlns:a="http://schemas.openxmlformats.org/drawingml/2006/main">
+                    <a:graphicData uri="http://schemas.openxmlformats.org/drawingml/2006/picture">
+                      <pic:pic xmlns:pic="http://schemas.openxmlformats.org/drawingml/2006/picture">
+                        <pic:nvPicPr>
+                          <pic:cNvPr id="1274090417" name="Picture 1274090417"/>
+                          <pic:cNvPicPr/>
+                        </pic:nvPicPr>
+                        <pic:blipFill>
+                          <a:blip r:embed="rId32">
+                            <a:extLst>
+                              <a:ext uri="{28A0092B-C50C-407E-A947-70E740481C1C}">
+                                <a14:useLocalDpi xmlns:a14="http://schemas.microsoft.com/office/drawing/2010/main" val="0"/>
+                              </a:ext>
+                            </a:extLst>
+                          </a:blip>
+                          <a:stretch>
+                            <a:fillRect/>
+                          </a:stretch>
+                        </pic:blipFill>
+                        <pic:spPr>
+                          <a:xfrm>
+                            <a:off x="0" y="0"/>
+                            <a:ext cx="544518" cy="643521"/>
+                          </a:xfrm>
+                          <a:prstGeom prst="rect">
+                            <a:avLst/>
+                          </a:prstGeom>
+                        </pic:spPr>
+                      </pic:pic>
+                    </a:graphicData>
+                  </a:graphic>
+                </wp:inline>
+              </w:drawing>
+            </w:r>
+          </w:p>
+        </w:tc>
+        <w:tc>
+          <w:tcPr>
+            <w:tcW w:w="1169" w:type="dxa"/>
+          </w:tcPr>
+          <w:p>
+            <w:pPr>
+              <w:tabs>
+                <w:tab w:val="left" w:pos="1250"/>
+              </w:tabs>
+            </w:pPr>
+            <w:r>
+              <w:rPr>
+                <w:noProof/>
+              </w:rPr>
+              <w:drawing>
+                <wp:inline distT="0" distB="0" distL="0" distR="0" wp14:anchorId="4415B1B4" wp14:editId="0F4F1B36">
+                  <wp:extent cx="558800" cy="773472"/>
+                  <wp:effectExtent l="0" t="0" r="0" b="7620"/>
+                  <wp:docPr id="906833656" name="Picture 24"/>
+                  <wp:cNvGraphicFramePr>
+                    <a:graphicFrameLocks xmlns:a="http://schemas.openxmlformats.org/drawingml/2006/main" noChangeAspect="1"/>
+                  </wp:cNvGraphicFramePr>
+                  <a:graphic xmlns:a="http://schemas.openxmlformats.org/drawingml/2006/main">
+                    <a:graphicData uri="http://schemas.openxmlformats.org/drawingml/2006/picture">
+                      <pic:pic xmlns:pic="http://schemas.openxmlformats.org/drawingml/2006/picture">
+                        <pic:nvPicPr>
+                          <pic:cNvPr id="0" name="Picture 8"/>
+                          <pic:cNvPicPr>
+                            <a:picLocks noChangeAspect="1" noChangeArrowheads="1"/>
+                          </pic:cNvPicPr>
+                        </pic:nvPicPr>
+                        <pic:blipFill>
+                          <a:blip r:embed="rId20">
+                            <a:extLst>
+                              <a:ext uri="{28A0092B-C50C-407E-A947-70E740481C1C}">
+                                <a14:useLocalDpi xmlns:a14="http://schemas.microsoft.com/office/drawing/2010/main" val="0"/>
+                              </a:ext>
+                            </a:extLst>
+                          </a:blip>
+                          <a:srcRect/>
+                          <a:stretch>
+                            <a:fillRect/>
+                          </a:stretch>
+                        </pic:blipFill>
+                        <pic:spPr bwMode="auto">
+                          <a:xfrm>
+                            <a:off x="0" y="0"/>
+                            <a:ext cx="563071" cy="779383"/>
+                          </a:xfrm>
+                          <a:prstGeom prst="rect">
+                            <a:avLst/>
+                          </a:prstGeom>
+                          <a:noFill/>
+                        </pic:spPr>
+                      </pic:pic>
+                    </a:graphicData>
+                  </a:graphic>
+                </wp:inline>
+              </w:drawing>
+            </w:r>
+          </w:p>
+        </w:tc>
+        <w:tc>
+          <w:tcPr>
+            <w:tcW w:w="1169" w:type="dxa"/>
+          </w:tcPr>
+          <w:p>
+            <w:pPr>
+              <w:tabs>
+                <w:tab w:val="left" w:pos="1250"/>
+              </w:tabs>
+            </w:pPr>
+            <w:r>
+              <w:rPr>
+                <w:rFonts w:hint="cs"/>
+                <w:noProof/>
+              </w:rPr>
+              <w:drawing>
+                <wp:inline distT="0" distB="0" distL="0" distR="0" wp14:anchorId="6EBA7BDC" wp14:editId="13883A06">
+                  <wp:extent cx="571500" cy="675409"/>
+                  <wp:effectExtent l="0" t="0" r="0" b="0"/>
+                  <wp:docPr id="53663930" name="Picture 34"/>
+                  <wp:cNvGraphicFramePr>
+                    <a:graphicFrameLocks xmlns:a="http://schemas.openxmlformats.org/drawingml/2006/main" noChangeAspect="1"/>
+                  </wp:cNvGraphicFramePr>
+                  <a:graphic xmlns:a="http://schemas.openxmlformats.org/drawingml/2006/main">
+                    <a:graphicData uri="http://schemas.openxmlformats.org/drawingml/2006/picture">
+                      <pic:pic xmlns:pic="http://schemas.openxmlformats.org/drawingml/2006/picture">
+                        <pic:nvPicPr>
+                          <pic:cNvPr id="53663930" name="Picture 53663930"/>
+                          <pic:cNvPicPr/>
+                        </pic:nvPicPr>
+                        <pic:blipFill>
+                          <a:blip r:embed="rId33">
+                            <a:extLst>
+                              <a:ext uri="{28A0092B-C50C-407E-A947-70E740481C1C}">
+                                <a14:useLocalDpi xmlns:a14="http://schemas.microsoft.com/office/drawing/2010/main" val="0"/>
+                              </a:ext>
+                            </a:extLst>
+                          </a:blip>
+                          <a:stretch>
+                            <a:fillRect/>
+                          </a:stretch>
+                        </pic:blipFill>
+                        <pic:spPr>
+                          <a:xfrm>
+                            <a:off x="0" y="0"/>
+                            <a:ext cx="573465" cy="677731"/>
+                          </a:xfrm>
+                          <a:prstGeom prst="rect">
+                            <a:avLst/>
+                          </a:prstGeom>
+                        </pic:spPr>
+                      </pic:pic>
+                    </a:graphicData>
+                  </a:graphic>
+                </wp:inline>
+              </w:drawing>
+            </w:r>
+          </w:p>
+        </w:tc>
+        <w:tc>
+          <w:tcPr>
+            <w:tcW w:w="1169" w:type="dxa"/>
+          </w:tcPr>
+          <w:p>
+            <w:pPr>
+              <w:tabs>
+                <w:tab w:val="left" w:pos="1250"/>
+              </w:tabs>
+            </w:pPr>
+            <w:r>
+              <w:rPr>
+                <w:noProof/>
+              </w:rPr>
+              <w:drawing>
+                <wp:inline distT="0" distB="0" distL="0" distR="0" wp14:anchorId="0F0BFD88" wp14:editId="5A09F3B1">
+                  <wp:extent cx="558800" cy="773472"/>
+                  <wp:effectExtent l="0" t="0" r="0" b="7620"/>
+                  <wp:docPr id="421354095" name="Picture 24"/>
+                  <wp:cNvGraphicFramePr>
+                    <a:graphicFrameLocks xmlns:a="http://schemas.openxmlformats.org/drawingml/2006/main" noChangeAspect="1"/>
+                  </wp:cNvGraphicFramePr>
+                  <a:graphic xmlns:a="http://schemas.openxmlformats.org/drawingml/2006/main">
+                    <a:graphicData uri="http://schemas.openxmlformats.org/drawingml/2006/picture">
+                      <pic:pic xmlns:pic="http://schemas.openxmlformats.org/drawingml/2006/picture">
+                        <pic:nvPicPr>
+                          <pic:cNvPr id="0" name="Picture 8"/>
+                          <pic:cNvPicPr>
+                            <a:picLocks noChangeAspect="1" noChangeArrowheads="1"/>
+                          </pic:cNvPicPr>
+                        </pic:nvPicPr>
+                        <pic:blipFill>
+                          <a:blip r:embed="rId20">
+                            <a:extLst>
+                              <a:ext uri="{28A0092B-C50C-407E-A947-70E740481C1C}">
+                                <a14:useLocalDpi xmlns:a14="http://schemas.microsoft.com/office/drawing/2010/main" val="0"/>
+                              </a:ext>
+                            </a:extLst>
+                          </a:blip>
+                          <a:srcRect/>
+                          <a:stretch>
+                            <a:fillRect/>
+                          </a:stretch>
+                        </pic:blipFill>
+                        <pic:spPr bwMode="auto">
+                          <a:xfrm>
+                            <a:off x="0" y="0"/>
+                            <a:ext cx="563071" cy="779383"/>
+                          </a:xfrm>
+                          <a:prstGeom prst="rect">
+                            <a:avLst/>
+                          </a:prstGeom>
+                          <a:noFill/>
+                        </pic:spPr>
+                      </pic:pic>
+                    </a:graphicData>
+                  </a:graphic>
+                </wp:inline>
+              </w:drawing>
+            </w:r>
+          </w:p>
+        </w:tc>
+        <w:tc>
+          <w:tcPr>
+            <w:tcW w:w="1169" w:type="dxa"/>
+          </w:tcPr>
+          <w:p>
+            <w:pPr>
+              <w:tabs>
+                <w:tab w:val="left" w:pos="1250"/>
+              </w:tabs>
+            </w:pPr>
+            <w:r>
+              <w:rPr>
+                <w:noProof/>
+              </w:rPr>
+              <w:drawing>
+                <wp:inline distT="0" distB="0" distL="0" distR="0" wp14:anchorId="569D56B0" wp14:editId="5C70EC43">
+                  <wp:extent cx="683537" cy="773430"/>
+                  <wp:effectExtent l="0" t="0" r="2540" b="7620"/>
+                  <wp:docPr id="1295943235" name="Picture 32"/>
+                  <wp:cNvGraphicFramePr>
+                    <a:graphicFrameLocks xmlns:a="http://schemas.openxmlformats.org/drawingml/2006/main" noChangeAspect="1"/>
+                  </wp:cNvGraphicFramePr>
+                  <a:graphic xmlns:a="http://schemas.openxmlformats.org/drawingml/2006/main">
+                    <a:graphicData uri="http://schemas.openxmlformats.org/drawingml/2006/picture">
+                      <pic:pic xmlns:pic="http://schemas.openxmlformats.org/drawingml/2006/picture">
+                        <pic:nvPicPr>
+                          <pic:cNvPr id="0" name="Picture 16"/>
+                          <pic:cNvPicPr>
+                            <a:picLocks noChangeAspect="1" noChangeArrowheads="1"/>
+                          </pic:cNvPicPr>
+                        </pic:nvPicPr>
+                        <pic:blipFill>
+                          <a:blip r:embed="rId31">
+                            <a:extLst>
+                              <a:ext uri="{28A0092B-C50C-407E-A947-70E740481C1C}">
+                                <a14:useLocalDpi xmlns:a14="http://schemas.microsoft.com/office/drawing/2010/main" val="0"/>
+                              </a:ext>
+                            </a:extLst>
+                          </a:blip>
+                          <a:srcRect/>
+                          <a:stretch>
+                            <a:fillRect/>
+                          </a:stretch>
+                        </pic:blipFill>
+                        <pic:spPr bwMode="auto">
+                          <a:xfrm>
+                            <a:off x="0" y="0"/>
+                            <a:ext cx="688702" cy="779274"/>
+                          </a:xfrm>
+                          <a:prstGeom prst="rect">
+                            <a:avLst/>
+                          </a:prstGeom>
+                          <a:noFill/>
+                        </pic:spPr>
+                      </pic:pic>
+                    </a:graphicData>
+                  </a:graphic>
+                </wp:inline>
+              </w:drawing>
+            </w:r>
+          </w:p>
+        </w:tc>
+        <w:tc>
+          <w:tcPr>
+            <w:tcW w:w="1169" w:type="dxa"/>
+          </w:tcPr>
+          <w:p>
+            <w:pPr>
+              <w:tabs>
+                <w:tab w:val="left" w:pos="1250"/>
+              </w:tabs>
+            </w:pPr>
+            <w:r>
+              <w:rPr>
+                <w:noProof/>
+              </w:rPr>
+              <w:drawing>
+                <wp:inline distT="0" distB="0" distL="0" distR="0" wp14:anchorId="0B91350A" wp14:editId="6F224C13">
+                  <wp:extent cx="501650" cy="694367"/>
+                  <wp:effectExtent l="0" t="0" r="0" b="0"/>
+                  <wp:docPr id="656231483" name="Picture 26"/>
+                  <wp:cNvGraphicFramePr>
+                    <a:graphicFrameLocks xmlns:a="http://schemas.openxmlformats.org/drawingml/2006/main" noChangeAspect="1"/>
+                  </wp:cNvGraphicFramePr>
+                  <a:graphic xmlns:a="http://schemas.openxmlformats.org/drawingml/2006/main">
+                    <a:graphicData uri="http://schemas.openxmlformats.org/drawingml/2006/picture">
+                      <pic:pic xmlns:pic="http://schemas.openxmlformats.org/drawingml/2006/picture">
+                        <pic:nvPicPr>
+                          <pic:cNvPr id="0" name="Picture 10"/>
+                          <pic:cNvPicPr>
+                            <a:picLocks noChangeAspect="1" noChangeArrowheads="1"/>
+                          </pic:cNvPicPr>
+                        </pic:nvPicPr>
+                        <pic:blipFill>
+                          <a:blip r:embed="rId30" cstate="print">
+                            <a:extLst>
+                              <a:ext uri="{28A0092B-C50C-407E-A947-70E740481C1C}">
+                                <a14:useLocalDpi xmlns:a14="http://schemas.microsoft.com/office/drawing/2010/main" val="0"/>
+                              </a:ext>
+                            </a:extLst>
+                          </a:blip>
+                          <a:srcRect/>
+                          <a:stretch>
+                            <a:fillRect/>
+                          </a:stretch>
+                        </pic:blipFill>
+                        <pic:spPr bwMode="auto">
+                          <a:xfrm>
+                            <a:off x="0" y="0"/>
+                            <a:ext cx="503659" cy="697147"/>
+                          </a:xfrm>
+                          <a:prstGeom prst="rect">
+                            <a:avLst/>
+                          </a:prstGeom>
+                          <a:noFill/>
+                        </pic:spPr>
+                      </pic:pic>
+                    </a:graphicData>
+                  </a:graphic>
+                </wp:inline>
+              </w:drawing>
+            </w:r>
+          </w:p>
+        </w:tc>
+        <w:tc>
+          <w:tcPr>
+            <w:tcW w:w="1169" w:type="dxa"/>
+          </w:tcPr>
+          <w:p>
+            <w:pPr>
+              <w:tabs>
+                <w:tab w:val="left" w:pos="1250"/>
+              </w:tabs>
+            </w:pPr>
+            <w:r>
+              <w:rPr>
+                <w:noProof/>
+              </w:rPr>
+              <w:drawing>
+                <wp:inline distT="0" distB="0" distL="0" distR="0" wp14:anchorId="361C34C0" wp14:editId="733E4C67">
+                  <wp:extent cx="613387" cy="694055"/>
+                  <wp:effectExtent l="0" t="0" r="0" b="0"/>
+                  <wp:docPr id="342002602" name="Picture 29"/>
+                  <wp:cNvGraphicFramePr>
+                    <a:graphicFrameLocks xmlns:a="http://schemas.openxmlformats.org/drawingml/2006/main" noChangeAspect="1"/>
+                  </wp:cNvGraphicFramePr>
+                  <a:graphic xmlns:a="http://schemas.openxmlformats.org/drawingml/2006/main">
+                    <a:graphicData uri="http://schemas.openxmlformats.org/drawingml/2006/picture">
+                      <pic:pic xmlns:pic="http://schemas.openxmlformats.org/drawingml/2006/picture">
+                        <pic:nvPicPr>
+                          <pic:cNvPr id="0" name="Picture 13"/>
+                          <pic:cNvPicPr>
+                            <a:picLocks noChangeAspect="1" noChangeArrowheads="1"/>
+                          </pic:cNvPicPr>
+                        </pic:nvPicPr>
+                        <pic:blipFill>
+                          <a:blip r:embed="rId18">
+                            <a:extLst>
+                              <a:ext uri="{28A0092B-C50C-407E-A947-70E740481C1C}">
+                                <a14:useLocalDpi xmlns:a14="http://schemas.microsoft.com/office/drawing/2010/main" val="0"/>
+                              </a:ext>
+                            </a:extLst>
+                          </a:blip>
+                          <a:srcRect/>
+                          <a:stretch>
+                            <a:fillRect/>
+                          </a:stretch>
+                        </pic:blipFill>
+                        <pic:spPr bwMode="auto">
+                          <a:xfrm>
+                            <a:off x="0" y="0"/>
+                            <a:ext cx="615325" cy="696248"/>
+                          </a:xfrm>
+                          <a:prstGeom prst="rect">
+                            <a:avLst/>
+                          </a:prstGeom>
+                          <a:noFill/>
+                        </pic:spPr>
+                      </pic:pic>
+                    </a:graphicData>
+                  </a:graphic>
+                </wp:inline>
+              </w:drawing>
+            </w:r>
+          </w:p>
+        </w:tc>
+      </w:tr>
+    </w:tbl>
+    <w:p>
+      <w:pPr>
+        <w:tabs>
+          <w:tab w:val="left" w:pos="1250"/>
+        </w:tabs>
+      </w:pPr>
+    </w:p>
+    <w:p>
+      <w:pPr>
+        <w:pStyle w:val="Heading2"/>
+        <w:rPr>
+          <w:rtl/>
+        </w:rPr>
+      </w:pPr>
+      <w:r>
+        <w:rPr>
+          <w:rFonts w:hint="cs"/>
+          <w:rtl/>
+        </w:rPr>
+        <w:t>مرحله بعدی تشکیل صلیب در لایه زرد است</w:t>
+      </w:r>
+    </w:p>
+    <w:p>
+      <w:pPr>
+        <w:jc w:val="center"/>
+        <w:rPr>
+          <w:rtl/>
+        </w:rPr>
+      </w:pPr>
+      <w:r>
+        <w:rPr>
+          <w:noProof/>
+          <w:rtl/>
+          <w:lang w:val="fa-IR"/>
+        </w:rPr>
+        <w:drawing>
+          <wp:inline distT="0" distB="0" distL="0" distR="0" wp14:anchorId="713BE914" wp14:editId="455F54D0">
+            <wp:extent cx="1428750" cy="1428750"/>
+            <wp:effectExtent l="0" t="0" r="0" b="0"/>
+            <wp:docPr id="916286078" name="Picture 35"/>
+            <wp:cNvGraphicFramePr>
+              <a:graphicFrameLocks xmlns:a="http://schemas.openxmlformats.org/drawingml/2006/main" noChangeAspect="1"/>
+            </wp:cNvGraphicFramePr>
+            <a:graphic xmlns:a="http://schemas.openxmlformats.org/drawingml/2006/main">
+              <a:graphicData uri="http://schemas.openxmlformats.org/drawingml/2006/picture">
+                <pic:pic xmlns:pic="http://schemas.openxmlformats.org/drawingml/2006/picture">
+                  <pic:nvPicPr>
+                    <pic:cNvPr id="916286078" name="Picture 916286078"/>
+                    <pic:cNvPicPr/>
+                  </pic:nvPicPr>
+                  <pic:blipFill>
+                    <a:blip r:embed="rId34">
+                      <a:extLst>
+                        <a:ext uri="{28A0092B-C50C-407E-A947-70E740481C1C}">
+                          <a14:useLocalDpi xmlns:a14="http://schemas.microsoft.com/office/drawing/2010/main" val="0"/>
+                        </a:ext>
+                      </a:extLst>
+                    </a:blip>
+                    <a:stretch>
+                      <a:fillRect/>
+                    </a:stretch>
+                  </pic:blipFill>
+                  <pic:spPr>
+                    <a:xfrm>
+                      <a:off x="0" y="0"/>
+                      <a:ext cx="1428750" cy="1428750"/>
+                    </a:xfrm>
+                    <a:prstGeom prst="rect">
+                      <a:avLst/>
+                    </a:prstGeom>
+                  </pic:spPr>
+                </pic:pic>
+              </a:graphicData>
+            </a:graphic>
+          </wp:inline>
+        </w:drawing>
+      </w:r>
+    </w:p>
+    <w:p>
+      <w:pPr>
+        <w:tabs>
+          <w:tab w:val="left" w:pos="1250"/>
+        </w:tabs>
+        <w:rPr>
+          <w:rtl/>
+        </w:rPr>
+      </w:pPr>
+      <w:r>
+        <w:rPr>
+          <w:rFonts w:hint="cs"/>
+          <w:rtl/>
+        </w:rPr>
+        <w:t xml:space="preserve">وقتی به این مرحله میرسید حالت های مختلفی ممکن است رخ دهد . </w:t>
+      </w:r>
+    </w:p>
+    <w:p>
+      <w:pPr>
+        <w:tabs>
+          <w:tab w:val="left" w:pos="1250"/>
+        </w:tabs>
+        <w:rPr>
+          <w:rtl/>
+        </w:rPr>
+      </w:pPr>
+      <w:r>
+        <w:rPr>
+          <w:rFonts w:hint="cs"/>
+          <w:rtl/>
+        </w:rPr>
+        <w:t xml:space="preserve">حالت اول در لایه زرد شما هیچ رنگ زردی در بالا بجز رنگ زرد وسط نمیبینید </w:t>
+      </w:r>
+    </w:p>
+    <w:p>
+      <w:pPr>
+        <w:tabs>
+          <w:tab w:val="left" w:pos="1250"/>
+        </w:tabs>
+        <w:rPr>
+          <w:rtl/>
+        </w:rPr>
+      </w:pPr>
+      <w:r>
+        <w:rPr>
+          <w:rFonts w:hint="cs"/>
+          <w:rtl/>
+        </w:rPr>
+        <w:t>عکس حالت 1:</w:t>
+      </w:r>
+    </w:p>
+    <w:tbl>
+      <w:tblPr>
+        <w:tblStyle w:val="TableGrid"/>
+        <w:bidiVisual/>
+        <w:tblW w:w="0" w:type="auto"/>
+        <w:tblLook w:val="04A0" w:firstRow="1" w:lastRow="0" w:firstColumn="1" w:lastColumn="0" w:noHBand="0" w:noVBand="1"/>
+      </w:tblPr>
+      <w:tblGrid>
+        <w:gridCol w:w="9350"/>
+      </w:tblGrid>
+      <w:tr>
+        <w:tc>
+          <w:tcPr>
+            <w:tcW w:w="9350" w:type="dxa"/>
+          </w:tcPr>
+          <w:p>
+            <w:pPr>
+              <w:tabs>
+                <w:tab w:val="left" w:pos="1250"/>
+              </w:tabs>
+              <w:jc w:val="center"/>
+              <w:rPr>
+                <w:rtl/>
+              </w:rPr>
+            </w:pPr>
+            <w:r>
+              <w:rPr>
+                <w:rFonts w:hint="cs"/>
+                <w:noProof/>
+                <w:rtl/>
+                <w:lang w:val="fa-IR"/>
+              </w:rPr>
+              <w:drawing>
+                <wp:inline distT="0" distB="0" distL="0" distR="0" wp14:anchorId="41A1405C" wp14:editId="3DF37A71">
+                  <wp:extent cx="1428750" cy="1428750"/>
+                  <wp:effectExtent l="0" t="0" r="0" b="0"/>
+                  <wp:docPr id="171705897" name="Picture 36"/>
+                  <wp:cNvGraphicFramePr>
+                    <a:graphicFrameLocks xmlns:a="http://schemas.openxmlformats.org/drawingml/2006/main" noChangeAspect="1"/>
+                  </wp:cNvGraphicFramePr>
+                  <a:graphic xmlns:a="http://schemas.openxmlformats.org/drawingml/2006/main">
+                    <a:graphicData uri="http://schemas.openxmlformats.org/drawingml/2006/picture">
+                      <pic:pic xmlns:pic="http://schemas.openxmlformats.org/drawingml/2006/picture">
+                        <pic:nvPicPr>
+                          <pic:cNvPr id="171705897" name="Picture 171705897"/>
+                          <pic:cNvPicPr/>
+                        </pic:nvPicPr>
+                        <pic:blipFill>
+                          <a:blip r:embed="rId35">
+                            <a:extLst>
+                              <a:ext uri="{28A0092B-C50C-407E-A947-70E740481C1C}">
+                                <a14:useLocalDpi xmlns:a14="http://schemas.microsoft.com/office/drawing/2010/main" val="0"/>
+                              </a:ext>
+                            </a:extLst>
+                          </a:blip>
+                          <a:stretch>
+                            <a:fillRect/>
+                          </a:stretch>
+                        </pic:blipFill>
+                        <pic:spPr>
+                          <a:xfrm>
+                            <a:off x="0" y="0"/>
+                            <a:ext cx="1428750" cy="1428750"/>
+                          </a:xfrm>
+                          <a:prstGeom prst="rect">
+                            <a:avLst/>
+                          </a:prstGeom>
+                        </pic:spPr>
+                      </pic:pic>
+                    </a:graphicData>
+                  </a:graphic>
+                </wp:inline>
+              </w:drawing>
+            </w:r>
+          </w:p>
+        </w:tc>
+      </w:tr>
+    </w:tbl>
+    <w:p>
+      <w:pPr>
+        <w:tabs>
+          <w:tab w:val="left" w:pos="1250"/>
+        </w:tabs>
+        <w:rPr>
+          <w:rtl/>
+        </w:rPr>
+      </w:pPr>
+    </w:p>
+    <w:p>
+      <w:pPr>
+        <w:tabs>
+          <w:tab w:val="left" w:pos="1250"/>
+        </w:tabs>
+        <w:rPr>
+          <w:rtl/>
+        </w:rPr>
+      </w:pPr>
+      <w:r>
+        <w:rPr>
+          <w:rFonts w:hint="cs"/>
+          <w:rtl/>
+        </w:rPr>
+        <w:t>برای حل این حالت شما باید دو کار انجام دهید اول باید الگوریتم زیر را اجرا کنید</w:t>
+      </w:r>
+      <w:r>
+        <w:rPr>
+          <w:rFonts w:hint="cs"/>
+          <w:rtl/>
+        </w:rPr>
+        <w:t>:</w:t>
+      </w:r>
+    </w:p>
+    <w:p>
+      <w:pPr>
+        <w:tabs>
+          <w:tab w:val="left" w:pos="1250"/>
+        </w:tabs>
+        <w:rPr>
+          <w:rtl/>
+        </w:rPr>
+      </w:pPr>
+      <w:r>
+        <w:rPr>
+          <w:rFonts w:hint="cs"/>
+          <w:rtl/>
+        </w:rPr>
+        <w:t>الگوریتم شماره شش 6 :</w:t>
+      </w:r>
+    </w:p>
+    <w:p>
+      <w:pPr>
+        <w:tabs>
+          <w:tab w:val="left" w:pos="1250"/>
+        </w:tabs>
+        <w:rPr>
+          <w:rtl/>
+        </w:rPr>
+      </w:pPr>
+    </w:p>
+    <w:tbl>
+      <w:tblPr>
+        <w:tblStyle w:val="TableGrid"/>
+        <w:tblW w:w="0" w:type="auto"/>
+        <w:tblLook w:val="04A0" w:firstRow="1" w:lastRow="0" w:firstColumn="1" w:lastColumn="0" w:noHBand="0" w:noVBand="1"/>
+      </w:tblPr>
+      <w:tblGrid>
+        <w:gridCol w:w="9350"/>
+      </w:tblGrid>
+      <w:tr>
+        <w:tc>
+          <w:tcPr>
+            <w:tcW w:w="9350" w:type="dxa"/>
+          </w:tcPr>
+          <w:p>
+            <w:pPr>
+              <w:tabs>
+                <w:tab w:val="left" w:pos="1250"/>
+              </w:tabs>
+              <w:bidi w:val="0"/>
+            </w:pPr>
+            <w:r>
+              <w:lastRenderedPageBreak/>
+              <w:t>F  R  U   R`  U`  F`</w:t>
+            </w:r>
+          </w:p>
+        </w:tc>
+      </w:tr>
+    </w:tbl>
+    <w:p>
+      <w:pPr>
+        <w:tabs>
+          <w:tab w:val="left" w:pos="1250"/>
+        </w:tabs>
+      </w:pPr>
+    </w:p>
+    <w:tbl>
+      <w:tblPr>
+        <w:tblStyle w:val="TableGrid"/>
+        <w:tblW w:w="0" w:type="auto"/>
+        <w:tblLook w:val="04A0" w:firstRow="1" w:lastRow="0" w:firstColumn="1" w:lastColumn="0" w:noHBand="0" w:noVBand="1"/>
+      </w:tblPr>
+      <w:tblGrid>
+        <w:gridCol w:w="1566"/>
+        <w:gridCol w:w="1556"/>
+        <w:gridCol w:w="1553"/>
+        <w:gridCol w:w="1556"/>
+        <w:gridCol w:w="1553"/>
+        <w:gridCol w:w="1566"/>
+      </w:tblGrid>
+      <w:tr>
+        <w:tc>
+          <w:tcPr>
+            <w:tcW w:w="1558" w:type="dxa"/>
+          </w:tcPr>
+          <w:p>
+            <w:pPr>
+              <w:tabs>
+                <w:tab w:val="left" w:pos="1250"/>
+              </w:tabs>
+            </w:pPr>
+            <w:r>
+              <w:rPr>
+                <w:noProof/>
+              </w:rPr>
+              <w:drawing>
+                <wp:inline distT="0" distB="0" distL="0" distR="0" wp14:anchorId="0771FE5B" wp14:editId="60673417">
+                  <wp:extent cx="850211" cy="962025"/>
+                  <wp:effectExtent l="0" t="0" r="7620" b="0"/>
+                  <wp:docPr id="1999836609" name="Picture 29"/>
+                  <wp:cNvGraphicFramePr>
+                    <a:graphicFrameLocks xmlns:a="http://schemas.openxmlformats.org/drawingml/2006/main" noChangeAspect="1"/>
+                  </wp:cNvGraphicFramePr>
+                  <a:graphic xmlns:a="http://schemas.openxmlformats.org/drawingml/2006/main">
+                    <a:graphicData uri="http://schemas.openxmlformats.org/drawingml/2006/picture">
+                      <pic:pic xmlns:pic="http://schemas.openxmlformats.org/drawingml/2006/picture">
+                        <pic:nvPicPr>
+                          <pic:cNvPr id="0" name="Picture 13"/>
+                          <pic:cNvPicPr>
+                            <a:picLocks noChangeAspect="1" noChangeArrowheads="1"/>
+                          </pic:cNvPicPr>
+                        </pic:nvPicPr>
+                        <pic:blipFill>
+                          <a:blip r:embed="rId18">
+                            <a:extLst>
+                              <a:ext uri="{28A0092B-C50C-407E-A947-70E740481C1C}">
+                                <a14:useLocalDpi xmlns:a14="http://schemas.microsoft.com/office/drawing/2010/main" val="0"/>
+                              </a:ext>
+                            </a:extLst>
+                          </a:blip>
+                          <a:srcRect/>
+                          <a:stretch>
+                            <a:fillRect/>
+                          </a:stretch>
+                        </pic:blipFill>
+                        <pic:spPr bwMode="auto">
+                          <a:xfrm>
+                            <a:off x="0" y="0"/>
+                            <a:ext cx="859067" cy="972046"/>
+                          </a:xfrm>
+                          <a:prstGeom prst="rect">
+                            <a:avLst/>
+                          </a:prstGeom>
+                          <a:noFill/>
+                        </pic:spPr>
+                      </pic:pic>
+                    </a:graphicData>
+                  </a:graphic>
+                </wp:inline>
+              </w:drawing>
+            </w:r>
+          </w:p>
+        </w:tc>
+        <w:tc>
+          <w:tcPr>
+            <w:tcW w:w="1558" w:type="dxa"/>
+          </w:tcPr>
+          <w:p>
+            <w:pPr>
+              <w:tabs>
+                <w:tab w:val="left" w:pos="1250"/>
+              </w:tabs>
+            </w:pPr>
+            <w:r>
+              <w:rPr>
+                <w:noProof/>
+              </w:rPr>
+              <w:drawing>
+                <wp:inline distT="0" distB="0" distL="0" distR="0" wp14:anchorId="6BE9A15E" wp14:editId="137D6C02">
+                  <wp:extent cx="818502" cy="962025"/>
+                  <wp:effectExtent l="0" t="0" r="1270" b="0"/>
+                  <wp:docPr id="1251081376" name="Picture 27"/>
+                  <wp:cNvGraphicFramePr>
+                    <a:graphicFrameLocks xmlns:a="http://schemas.openxmlformats.org/drawingml/2006/main" noChangeAspect="1"/>
+                  </wp:cNvGraphicFramePr>
+                  <a:graphic xmlns:a="http://schemas.openxmlformats.org/drawingml/2006/main">
+                    <a:graphicData uri="http://schemas.openxmlformats.org/drawingml/2006/picture">
+                      <pic:pic xmlns:pic="http://schemas.openxmlformats.org/drawingml/2006/picture">
+                        <pic:nvPicPr>
+                          <pic:cNvPr id="0" name="Picture 11"/>
+                          <pic:cNvPicPr>
+                            <a:picLocks noChangeAspect="1" noChangeArrowheads="1"/>
+                          </pic:cNvPicPr>
+                        </pic:nvPicPr>
+                        <pic:blipFill>
+                          <a:blip r:embed="rId22">
+                            <a:extLst>
+                              <a:ext uri="{28A0092B-C50C-407E-A947-70E740481C1C}">
+                                <a14:useLocalDpi xmlns:a14="http://schemas.microsoft.com/office/drawing/2010/main" val="0"/>
+                              </a:ext>
+                            </a:extLst>
+                          </a:blip>
+                          <a:srcRect/>
+                          <a:stretch>
+                            <a:fillRect/>
+                          </a:stretch>
+                        </pic:blipFill>
+                        <pic:spPr bwMode="auto">
+                          <a:xfrm>
+                            <a:off x="0" y="0"/>
+                            <a:ext cx="837326" cy="984150"/>
+                          </a:xfrm>
+                          <a:prstGeom prst="rect">
+                            <a:avLst/>
+                          </a:prstGeom>
+                          <a:noFill/>
+                        </pic:spPr>
+                      </pic:pic>
+                    </a:graphicData>
+                  </a:graphic>
+                </wp:inline>
+              </w:drawing>
+            </w:r>
+          </w:p>
+        </w:tc>
+        <w:tc>
+          <w:tcPr>
+            <w:tcW w:w="1558" w:type="dxa"/>
+          </w:tcPr>
+          <w:p>
+            <w:pPr>
+              <w:tabs>
+                <w:tab w:val="left" w:pos="1250"/>
+              </w:tabs>
+            </w:pPr>
+            <w:r>
+              <w:rPr>
+                <w:rFonts w:hint="cs"/>
+                <w:noProof/>
+              </w:rPr>
+              <w:drawing>
+                <wp:inline distT="0" distB="0" distL="0" distR="0" wp14:anchorId="4CB31704" wp14:editId="7CDF9B61">
+                  <wp:extent cx="752475" cy="962025"/>
+                  <wp:effectExtent l="0" t="0" r="9525" b="9525"/>
+                  <wp:docPr id="584893430" name="Picture 37"/>
+                  <wp:cNvGraphicFramePr>
+                    <a:graphicFrameLocks xmlns:a="http://schemas.openxmlformats.org/drawingml/2006/main" noChangeAspect="1"/>
+                  </wp:cNvGraphicFramePr>
+                  <a:graphic xmlns:a="http://schemas.openxmlformats.org/drawingml/2006/main">
+                    <a:graphicData uri="http://schemas.openxmlformats.org/drawingml/2006/picture">
+                      <pic:pic xmlns:pic="http://schemas.openxmlformats.org/drawingml/2006/picture">
+                        <pic:nvPicPr>
+                          <pic:cNvPr id="584893430" name="Picture 584893430"/>
+                          <pic:cNvPicPr/>
+                        </pic:nvPicPr>
+                        <pic:blipFill>
+                          <a:blip r:embed="rId36">
+                            <a:extLst>
+                              <a:ext uri="{28A0092B-C50C-407E-A947-70E740481C1C}">
+                                <a14:useLocalDpi xmlns:a14="http://schemas.microsoft.com/office/drawing/2010/main" val="0"/>
+                              </a:ext>
+                            </a:extLst>
+                          </a:blip>
+                          <a:stretch>
+                            <a:fillRect/>
+                          </a:stretch>
+                        </pic:blipFill>
+                        <pic:spPr>
+                          <a:xfrm>
+                            <a:off x="0" y="0"/>
+                            <a:ext cx="752475" cy="962025"/>
+                          </a:xfrm>
+                          <a:prstGeom prst="rect">
+                            <a:avLst/>
+                          </a:prstGeom>
+                        </pic:spPr>
+                      </pic:pic>
+                    </a:graphicData>
+                  </a:graphic>
+                </wp:inline>
+              </w:drawing>
+            </w:r>
+          </w:p>
+        </w:tc>
+        <w:tc>
+          <w:tcPr>
+            <w:tcW w:w="1558" w:type="dxa"/>
+          </w:tcPr>
+          <w:p>
+            <w:pPr>
+              <w:tabs>
+                <w:tab w:val="left" w:pos="1250"/>
+              </w:tabs>
+            </w:pPr>
+            <w:r>
+              <w:rPr>
+                <w:noProof/>
+              </w:rPr>
+              <w:drawing>
+                <wp:inline distT="0" distB="0" distL="0" distR="0" wp14:anchorId="779AA3A7" wp14:editId="37005DAE">
+                  <wp:extent cx="818504" cy="962025"/>
+                  <wp:effectExtent l="0" t="0" r="1270" b="0"/>
+                  <wp:docPr id="1678984356" name="Picture 25"/>
+                  <wp:cNvGraphicFramePr>
+                    <a:graphicFrameLocks xmlns:a="http://schemas.openxmlformats.org/drawingml/2006/main" noChangeAspect="1"/>
+                  </wp:cNvGraphicFramePr>
+                  <a:graphic xmlns:a="http://schemas.openxmlformats.org/drawingml/2006/main">
+                    <a:graphicData uri="http://schemas.openxmlformats.org/drawingml/2006/picture">
+                      <pic:pic xmlns:pic="http://schemas.openxmlformats.org/drawingml/2006/picture">
+                        <pic:nvPicPr>
+                          <pic:cNvPr id="0" name="Picture 9"/>
+                          <pic:cNvPicPr>
+                            <a:picLocks noChangeAspect="1" noChangeArrowheads="1"/>
+                          </pic:cNvPicPr>
+                        </pic:nvPicPr>
+                        <pic:blipFill>
+                          <a:blip r:embed="rId21">
+                            <a:extLst>
+                              <a:ext uri="{28A0092B-C50C-407E-A947-70E740481C1C}">
+                                <a14:useLocalDpi xmlns:a14="http://schemas.microsoft.com/office/drawing/2010/main" val="0"/>
+                              </a:ext>
+                            </a:extLst>
+                          </a:blip>
+                          <a:srcRect/>
+                          <a:stretch>
+                            <a:fillRect/>
+                          </a:stretch>
+                        </pic:blipFill>
+                        <pic:spPr bwMode="auto">
+                          <a:xfrm>
+                            <a:off x="0" y="0"/>
+                            <a:ext cx="833076" cy="979152"/>
+                          </a:xfrm>
+                          <a:prstGeom prst="rect">
+                            <a:avLst/>
+                          </a:prstGeom>
+                          <a:noFill/>
+                        </pic:spPr>
+                      </pic:pic>
+                    </a:graphicData>
+                  </a:graphic>
+                </wp:inline>
+              </w:drawing>
+            </w:r>
+          </w:p>
+        </w:tc>
+        <w:tc>
+          <w:tcPr>
+            <w:tcW w:w="1559" w:type="dxa"/>
+          </w:tcPr>
+          <w:p>
+            <w:pPr>
+              <w:tabs>
+                <w:tab w:val="left" w:pos="1250"/>
+              </w:tabs>
+            </w:pPr>
+            <w:r>
+              <w:rPr>
+                <w:rFonts w:hint="cs"/>
+                <w:noProof/>
+              </w:rPr>
+              <w:drawing>
+                <wp:inline distT="0" distB="0" distL="0" distR="0" wp14:anchorId="39383142" wp14:editId="60BBAE18">
+                  <wp:extent cx="752475" cy="962025"/>
+                  <wp:effectExtent l="0" t="0" r="9525" b="9525"/>
+                  <wp:docPr id="470993155" name="Picture 38"/>
+                  <wp:cNvGraphicFramePr>
+                    <a:graphicFrameLocks xmlns:a="http://schemas.openxmlformats.org/drawingml/2006/main" noChangeAspect="1"/>
+                  </wp:cNvGraphicFramePr>
+                  <a:graphic xmlns:a="http://schemas.openxmlformats.org/drawingml/2006/main">
+                    <a:graphicData uri="http://schemas.openxmlformats.org/drawingml/2006/picture">
+                      <pic:pic xmlns:pic="http://schemas.openxmlformats.org/drawingml/2006/picture">
+                        <pic:nvPicPr>
+                          <pic:cNvPr id="470993155" name="Picture 470993155"/>
+                          <pic:cNvPicPr/>
+                        </pic:nvPicPr>
+                        <pic:blipFill>
+                          <a:blip r:embed="rId37">
+                            <a:extLst>
+                              <a:ext uri="{28A0092B-C50C-407E-A947-70E740481C1C}">
+                                <a14:useLocalDpi xmlns:a14="http://schemas.microsoft.com/office/drawing/2010/main" val="0"/>
+                              </a:ext>
+                            </a:extLst>
+                          </a:blip>
+                          <a:stretch>
+                            <a:fillRect/>
+                          </a:stretch>
+                        </pic:blipFill>
+                        <pic:spPr>
+                          <a:xfrm>
+                            <a:off x="0" y="0"/>
+                            <a:ext cx="752475" cy="962025"/>
+                          </a:xfrm>
+                          <a:prstGeom prst="rect">
+                            <a:avLst/>
+                          </a:prstGeom>
+                        </pic:spPr>
+                      </pic:pic>
+                    </a:graphicData>
+                  </a:graphic>
+                </wp:inline>
+              </w:drawing>
+            </w:r>
+          </w:p>
+        </w:tc>
+        <w:tc>
+          <w:tcPr>
+            <w:tcW w:w="1559" w:type="dxa"/>
+          </w:tcPr>
+          <w:p>
+            <w:pPr>
+              <w:tabs>
+                <w:tab w:val="left" w:pos="1250"/>
+              </w:tabs>
+            </w:pPr>
+            <w:r>
+              <w:rPr>
+                <w:noProof/>
+              </w:rPr>
+              <w:drawing>
+                <wp:inline distT="0" distB="0" distL="0" distR="0" wp14:anchorId="300DB9BB" wp14:editId="0C653F64">
+                  <wp:extent cx="850212" cy="962025"/>
+                  <wp:effectExtent l="0" t="0" r="7620" b="0"/>
+                  <wp:docPr id="965442857" name="Picture 32"/>
+                  <wp:cNvGraphicFramePr>
+                    <a:graphicFrameLocks xmlns:a="http://schemas.openxmlformats.org/drawingml/2006/main" noChangeAspect="1"/>
+                  </wp:cNvGraphicFramePr>
+                  <a:graphic xmlns:a="http://schemas.openxmlformats.org/drawingml/2006/main">
+                    <a:graphicData uri="http://schemas.openxmlformats.org/drawingml/2006/picture">
+                      <pic:pic xmlns:pic="http://schemas.openxmlformats.org/drawingml/2006/picture">
+                        <pic:nvPicPr>
+                          <pic:cNvPr id="0" name="Picture 16"/>
+                          <pic:cNvPicPr>
+                            <a:picLocks noChangeAspect="1" noChangeArrowheads="1"/>
+                          </pic:cNvPicPr>
+                        </pic:nvPicPr>
+                        <pic:blipFill>
+                          <a:blip r:embed="rId31">
+                            <a:extLst>
+                              <a:ext uri="{28A0092B-C50C-407E-A947-70E740481C1C}">
+                                <a14:useLocalDpi xmlns:a14="http://schemas.microsoft.com/office/drawing/2010/main" val="0"/>
+                              </a:ext>
+                            </a:extLst>
+                          </a:blip>
+                          <a:srcRect/>
+                          <a:stretch>
+                            <a:fillRect/>
+                          </a:stretch>
+                        </pic:blipFill>
+                        <pic:spPr bwMode="auto">
+                          <a:xfrm>
+                            <a:off x="0" y="0"/>
+                            <a:ext cx="858527" cy="971433"/>
+                          </a:xfrm>
+                          <a:prstGeom prst="rect">
+                            <a:avLst/>
+                          </a:prstGeom>
+                          <a:noFill/>
+                        </pic:spPr>
+                      </pic:pic>
+                    </a:graphicData>
+                  </a:graphic>
+                </wp:inline>
+              </w:drawing>
+            </w:r>
+          </w:p>
+        </w:tc>
+      </w:tr>
+    </w:tbl>
+    <w:p>
+      <w:pPr>
+        <w:tabs>
+          <w:tab w:val="left" w:pos="1250"/>
+        </w:tabs>
+      </w:pPr>
+    </w:p>
+    <w:p>
+      <w:pPr>
+        <w:tabs>
+          <w:tab w:val="left" w:pos="1250"/>
+        </w:tabs>
+        <w:rPr>
+          <w:rtl/>
+        </w:rPr>
+      </w:pPr>
+      <w:r>
+        <w:rPr>
+          <w:rFonts w:hint="cs"/>
+          <w:rtl/>
+        </w:rPr>
+        <w:t>حالا مکعب شما به شکل زیر تبلدیل شده است:</w:t>
+      </w:r>
+    </w:p>
+    <w:p>
+      <w:pPr>
+        <w:tabs>
+          <w:tab w:val="left" w:pos="1250"/>
+        </w:tabs>
+        <w:jc w:val="center"/>
+        <w:rPr>
+          <w:rtl/>
+        </w:rPr>
+      </w:pPr>
+      <w:r>
+        <w:rPr>
+          <w:rFonts w:hint="cs"/>
+          <w:noProof/>
+          <w:rtl/>
+          <w:lang w:val="fa-IR"/>
+        </w:rPr>
+        <w:drawing>
+          <wp:inline distT="0" distB="0" distL="0" distR="0" wp14:anchorId="6A2DF33A" wp14:editId="40FE8F82">
+            <wp:extent cx="1428750" cy="1428750"/>
+            <wp:effectExtent l="0" t="0" r="0" b="0"/>
+            <wp:docPr id="1406592923" name="Picture 39"/>
+            <wp:cNvGraphicFramePr>
+              <a:graphicFrameLocks xmlns:a="http://schemas.openxmlformats.org/drawingml/2006/main" noChangeAspect="1"/>
+            </wp:cNvGraphicFramePr>
+            <a:graphic xmlns:a="http://schemas.openxmlformats.org/drawingml/2006/main">
+              <a:graphicData uri="http://schemas.openxmlformats.org/drawingml/2006/picture">
+                <pic:pic xmlns:pic="http://schemas.openxmlformats.org/drawingml/2006/picture">
+                  <pic:nvPicPr>
+                    <pic:cNvPr id="1406592923" name="Picture 1406592923"/>
+                    <pic:cNvPicPr/>
+                  </pic:nvPicPr>
+                  <pic:blipFill>
+                    <a:blip r:embed="rId38">
+                      <a:extLst>
+                        <a:ext uri="{28A0092B-C50C-407E-A947-70E740481C1C}">
+                          <a14:useLocalDpi xmlns:a14="http://schemas.microsoft.com/office/drawing/2010/main" val="0"/>
+                        </a:ext>
+                      </a:extLst>
+                    </a:blip>
+                    <a:stretch>
+                      <a:fillRect/>
+                    </a:stretch>
+                  </pic:blipFill>
+                  <pic:spPr>
+                    <a:xfrm>
+                      <a:off x="0" y="0"/>
+                      <a:ext cx="1428750" cy="1428750"/>
+                    </a:xfrm>
+                    <a:prstGeom prst="rect">
+                      <a:avLst/>
+                    </a:prstGeom>
+                  </pic:spPr>
+                </pic:pic>
+              </a:graphicData>
+            </a:graphic>
+          </wp:inline>
+        </w:drawing>
+      </w:r>
+    </w:p>
+    <w:p>
+      <w:pPr>
+        <w:tabs>
+          <w:tab w:val="left" w:pos="1250"/>
+        </w:tabs>
+        <w:rPr>
+          <w:rtl/>
+        </w:rPr>
+      </w:pPr>
+      <w:r>
+        <w:rPr>
+          <w:rFonts w:hint="cs"/>
+          <w:rtl/>
+        </w:rPr>
+        <w:t xml:space="preserve">اگر لازمه لایه بالا رو بچرخونید تا رنگها مانند بالا دربیاید لایه روبرو لایه آبی است. رنگ آبی اهمیتی ندارد مکب را طوری بگیرید که </w:t>
+      </w:r>
+      <w:r>
+        <w:rPr>
+          <w:rFonts w:hint="cs"/>
+          <w:rtl/>
+        </w:rPr>
+        <w:t xml:space="preserve">رنگ </w:t>
+      </w:r>
+      <w:r>
+        <w:rPr>
+          <w:rFonts w:hint="cs"/>
+          <w:rtl/>
+        </w:rPr>
+        <w:t>زر</w:t>
+      </w:r>
+      <w:r>
+        <w:rPr>
+          <w:rFonts w:hint="cs"/>
+          <w:rtl/>
+        </w:rPr>
+        <w:t xml:space="preserve"> بصورت ساعت 9 جلوی شما باشد ضلعی که روبروی شما است ساعت شش است مانند شکل </w:t>
+      </w:r>
+      <w:r>
+        <w:rPr>
+          <w:rFonts w:hint="cs"/>
+          <w:rtl/>
+        </w:rPr>
+        <w:t xml:space="preserve">بالا باشد </w:t>
+      </w:r>
+    </w:p>
+    <w:p>
+      <w:pPr>
+        <w:tabs>
+          <w:tab w:val="left" w:pos="1250"/>
+        </w:tabs>
+        <w:rPr>
+          <w:rtl/>
+        </w:rPr>
+      </w:pPr>
+      <w:r>
+        <w:rPr>
+          <w:rFonts w:hint="cs"/>
+          <w:rtl/>
+        </w:rPr>
+        <w:t xml:space="preserve">درحالیکه </w:t>
+      </w:r>
+      <w:r>
+        <w:rPr>
+          <w:rFonts w:hint="cs"/>
+          <w:rtl/>
+        </w:rPr>
+        <w:t>ساعت 9</w:t>
+      </w:r>
+      <w:r>
+        <w:rPr>
+          <w:rFonts w:hint="cs"/>
+          <w:rtl/>
+        </w:rPr>
+        <w:t xml:space="preserve"> زرد به حالت بالا است الگوریتم شماره شش 6 را مجدد اجرا کنید تا مکعب شما به شکل زیر دربیاید</w:t>
+      </w:r>
+    </w:p>
+    <w:p>
+      <w:pPr>
+        <w:tabs>
+          <w:tab w:val="left" w:pos="1250"/>
+        </w:tabs>
+        <w:jc w:val="center"/>
+        <w:rPr>
+          <w:rtl/>
+        </w:rPr>
+      </w:pPr>
+      <w:r>
+        <w:rPr>
+          <w:rFonts w:hint="cs"/>
+          <w:noProof/>
+          <w:rtl/>
+          <w:lang w:val="fa-IR"/>
+        </w:rPr>
+        <w:drawing>
+          <wp:inline distT="0" distB="0" distL="0" distR="0" wp14:anchorId="0EA05C46" wp14:editId="6687CDD9">
+            <wp:extent cx="1428750" cy="1428750"/>
+            <wp:effectExtent l="0" t="0" r="0" b="0"/>
+            <wp:docPr id="373913177" name="Picture 40"/>
+            <wp:cNvGraphicFramePr>
+              <a:graphicFrameLocks xmlns:a="http://schemas.openxmlformats.org/drawingml/2006/main" noChangeAspect="1"/>
+            </wp:cNvGraphicFramePr>
+            <a:graphic xmlns:a="http://schemas.openxmlformats.org/drawingml/2006/main">
+              <a:graphicData uri="http://schemas.openxmlformats.org/drawingml/2006/picture">
+                <pic:pic xmlns:pic="http://schemas.openxmlformats.org/drawingml/2006/picture">
+                  <pic:nvPicPr>
+                    <pic:cNvPr id="373913177" name="Picture 373913177"/>
+                    <pic:cNvPicPr/>
+                  </pic:nvPicPr>
+                  <pic:blipFill>
+                    <a:blip r:embed="rId39">
+                      <a:extLst>
+                        <a:ext uri="{28A0092B-C50C-407E-A947-70E740481C1C}">
+                          <a14:useLocalDpi xmlns:a14="http://schemas.microsoft.com/office/drawing/2010/main" val="0"/>
+                        </a:ext>
+                      </a:extLst>
+                    </a:blip>
+                    <a:stretch>
+                      <a:fillRect/>
+                    </a:stretch>
+                  </pic:blipFill>
+                  <pic:spPr>
+                    <a:xfrm>
+                      <a:off x="0" y="0"/>
+                      <a:ext cx="1428750" cy="1428750"/>
+                    </a:xfrm>
+                    <a:prstGeom prst="rect">
+                      <a:avLst/>
+                    </a:prstGeom>
+                  </pic:spPr>
+                </pic:pic>
+              </a:graphicData>
+            </a:graphic>
+          </wp:inline>
+        </w:drawing>
+      </w:r>
+    </w:p>
+    <w:p>
+      <w:pPr>
+        <w:tabs>
+          <w:tab w:val="left" w:pos="1250"/>
+        </w:tabs>
+        <w:rPr>
+          <w:rtl/>
+        </w:rPr>
+      </w:pPr>
+      <w:r>
+        <w:rPr>
+          <w:rFonts w:hint="cs"/>
+          <w:rtl/>
+        </w:rPr>
+        <w:t>حالا روبیک را مانند تصویر بالا نگه دارد طوری که خط زرد افقی باشد و دوباره الگوریتم شماره شش 6 را روی مکعب خود اجرا کنید.</w:t>
+      </w:r>
+    </w:p>
+    <w:p>
+      <w:pPr>
+        <w:tabs>
+          <w:tab w:val="left" w:pos="1250"/>
+        </w:tabs>
+        <w:rPr>
+          <w:rtl/>
+        </w:rPr>
+      </w:pPr>
+      <w:r>
+        <w:rPr>
+          <w:rFonts w:hint="cs"/>
+          <w:rtl/>
+        </w:rPr>
+        <w:t>نتیجه باید معکب زیر باشد:</w:t>
+      </w:r>
+    </w:p>
+    <w:p>
+      <w:pPr>
+        <w:tabs>
+          <w:tab w:val="left" w:pos="1250"/>
+        </w:tabs>
+        <w:jc w:val="center"/>
+        <w:rPr>
+          <w:rtl/>
+        </w:rPr>
+      </w:pPr>
+      <w:r>
+        <w:rPr>
+          <w:rFonts w:hint="cs"/>
+          <w:noProof/>
+          <w:rtl/>
+          <w:lang w:val="fa-IR"/>
+        </w:rPr>
+        <w:lastRenderedPageBreak/>
+        <w:drawing>
+          <wp:inline distT="0" distB="0" distL="0" distR="0" wp14:anchorId="4BA43354" wp14:editId="63648D06">
+            <wp:extent cx="1428750" cy="1428750"/>
+            <wp:effectExtent l="0" t="0" r="0" b="0"/>
+            <wp:docPr id="937128508" name="Picture 41"/>
+            <wp:cNvGraphicFramePr>
+              <a:graphicFrameLocks xmlns:a="http://schemas.openxmlformats.org/drawingml/2006/main" noChangeAspect="1"/>
+            </wp:cNvGraphicFramePr>
+            <a:graphic xmlns:a="http://schemas.openxmlformats.org/drawingml/2006/main">
+              <a:graphicData uri="http://schemas.openxmlformats.org/drawingml/2006/picture">
+                <pic:pic xmlns:pic="http://schemas.openxmlformats.org/drawingml/2006/picture">
+                  <pic:nvPicPr>
+                    <pic:cNvPr id="937128508" name="Picture 937128508"/>
+                    <pic:cNvPicPr/>
+                  </pic:nvPicPr>
+                  <pic:blipFill>
+                    <a:blip r:embed="rId40">
+                      <a:extLst>
+                        <a:ext uri="{28A0092B-C50C-407E-A947-70E740481C1C}">
+                          <a14:useLocalDpi xmlns:a14="http://schemas.microsoft.com/office/drawing/2010/main" val="0"/>
+                        </a:ext>
+                      </a:extLst>
+                    </a:blip>
+                    <a:stretch>
+                      <a:fillRect/>
+                    </a:stretch>
+                  </pic:blipFill>
+                  <pic:spPr>
+                    <a:xfrm>
+                      <a:off x="0" y="0"/>
+                      <a:ext cx="1428750" cy="1428750"/>
+                    </a:xfrm>
+                    <a:prstGeom prst="rect">
+                      <a:avLst/>
+                    </a:prstGeom>
+                  </pic:spPr>
+                </pic:pic>
+              </a:graphicData>
+            </a:graphic>
+          </wp:inline>
+        </w:drawing>
+      </w:r>
+    </w:p>
+    <w:p>
+      <w:pPr>
+        <w:pStyle w:val="Heading2"/>
+        <w:rPr>
+          <w:rtl/>
+        </w:rPr>
+      </w:pPr>
+      <w:r>
+        <w:rPr>
+          <w:rFonts w:hint="cs"/>
+          <w:rtl/>
+        </w:rPr>
+        <w:t>مرحله بعد تکمیل لایه زرد</w:t>
+      </w:r>
+    </w:p>
+    <w:p>
+      <w:pPr>
+        <w:rPr>
+          <w:rtl/>
+        </w:rPr>
+      </w:pPr>
+      <w:r>
+        <w:rPr>
+          <w:rFonts w:hint="cs"/>
+          <w:rtl/>
+        </w:rPr>
+        <w:t>در این مرحله باید لایه زرد را به این صورت دربیاوریم:</w:t>
+      </w:r>
+    </w:p>
+    <w:p>
+      <w:pPr>
+        <w:jc w:val="center"/>
+        <w:rPr>
+          <w:rtl/>
+        </w:rPr>
+      </w:pPr>
+      <w:r>
+        <w:rPr>
+          <w:rFonts w:hint="cs"/>
+          <w:noProof/>
+          <w:rtl/>
+          <w:lang w:val="fa-IR"/>
+        </w:rPr>
+        <w:drawing>
+          <wp:inline distT="0" distB="0" distL="0" distR="0" wp14:anchorId="1221C5A9" wp14:editId="46A58BD8">
+            <wp:extent cx="1428750" cy="1428750"/>
+            <wp:effectExtent l="0" t="0" r="0" b="0"/>
+            <wp:docPr id="1622259129" name="Picture 42"/>
+            <wp:cNvGraphicFramePr>
+              <a:graphicFrameLocks xmlns:a="http://schemas.openxmlformats.org/drawingml/2006/main" noChangeAspect="1"/>
+            </wp:cNvGraphicFramePr>
+            <a:graphic xmlns:a="http://schemas.openxmlformats.org/drawingml/2006/main">
+              <a:graphicData uri="http://schemas.openxmlformats.org/drawingml/2006/picture">
+                <pic:pic xmlns:pic="http://schemas.openxmlformats.org/drawingml/2006/picture">
+                  <pic:nvPicPr>
+                    <pic:cNvPr id="1622259129" name="Picture 1622259129"/>
+                    <pic:cNvPicPr/>
+                  </pic:nvPicPr>
+                  <pic:blipFill>
+                    <a:blip r:embed="rId41">
+                      <a:extLst>
+                        <a:ext uri="{28A0092B-C50C-407E-A947-70E740481C1C}">
+                          <a14:useLocalDpi xmlns:a14="http://schemas.microsoft.com/office/drawing/2010/main" val="0"/>
+                        </a:ext>
+                      </a:extLst>
+                    </a:blip>
+                    <a:stretch>
+                      <a:fillRect/>
+                    </a:stretch>
+                  </pic:blipFill>
+                  <pic:spPr>
+                    <a:xfrm>
+                      <a:off x="0" y="0"/>
+                      <a:ext cx="1428750" cy="1428750"/>
+                    </a:xfrm>
+                    <a:prstGeom prst="rect">
+                      <a:avLst/>
+                    </a:prstGeom>
+                  </pic:spPr>
+                </pic:pic>
+              </a:graphicData>
+            </a:graphic>
+          </wp:inline>
+        </w:drawing>
+      </w:r>
+    </w:p>
+    <w:p>
+      <w:pPr>
+        <w:rPr>
+          <w:rtl/>
+        </w:rPr>
+      </w:pPr>
+      <w:r>
+        <w:rPr>
+          <w:rFonts w:hint="cs"/>
+          <w:rtl/>
+        </w:rPr>
+        <w:t>شما ممکن است یکی از حالت های زیر را ببینید:</w:t>
+      </w:r>
+    </w:p>
+    <w:p>
+      <w:pPr>
+        <w:rPr>
+          <w:rtl/>
+        </w:rPr>
+      </w:pPr>
+      <w:r>
+        <w:rPr>
+          <w:rFonts w:hint="cs"/>
+          <w:rtl/>
+        </w:rPr>
+        <w:t>حالت اول</w:t>
+      </w:r>
+    </w:p>
+    <w:tbl>
+      <w:tblPr>
+        <w:tblStyle w:val="TableGrid"/>
+        <w:bidiVisual/>
+        <w:tblW w:w="0" w:type="auto"/>
+        <w:tblLook w:val="04A0" w:firstRow="1" w:lastRow="0" w:firstColumn="1" w:lastColumn="0" w:noHBand="0" w:noVBand="1"/>
+      </w:tblPr>
+      <w:tblGrid>
+        <w:gridCol w:w="3116"/>
+        <w:gridCol w:w="3117"/>
+        <w:gridCol w:w="3117"/>
+      </w:tblGrid>
+      <w:tr>
+        <w:tc>
+          <w:tcPr>
+            <w:tcW w:w="3116" w:type="dxa"/>
+          </w:tcPr>
+          <w:p>
+            <w:pPr>
+              <w:jc w:val="center"/>
+              <w:rPr>
+                <w:rFonts w:hint="cs"/>
+                <w:rtl/>
+              </w:rPr>
+            </w:pPr>
+            <w:r>
+              <w:rPr>
+                <w:rFonts w:hint="cs"/>
+                <w:noProof/>
+                <w:rtl/>
+                <w:lang w:val="fa-IR"/>
+              </w:rPr>
+              <w:drawing>
+                <wp:inline distT="0" distB="0" distL="0" distR="0" wp14:anchorId="5CF37492" wp14:editId="663A20FB">
+                  <wp:extent cx="762000" cy="762000"/>
+                  <wp:effectExtent l="0" t="0" r="0" b="0"/>
+                  <wp:docPr id="443135004" name="Picture 3"/>
+                  <wp:cNvGraphicFramePr>
+                    <a:graphicFrameLocks xmlns:a="http://schemas.openxmlformats.org/drawingml/2006/main" noChangeAspect="1"/>
+                  </wp:cNvGraphicFramePr>
+                  <a:graphic xmlns:a="http://schemas.openxmlformats.org/drawingml/2006/main">
+                    <a:graphicData uri="http://schemas.openxmlformats.org/drawingml/2006/picture">
+                      <pic:pic xmlns:pic="http://schemas.openxmlformats.org/drawingml/2006/picture">
+                        <pic:nvPicPr>
+                          <pic:cNvPr id="443135004" name="Picture 443135004"/>
+                          <pic:cNvPicPr/>
+                        </pic:nvPicPr>
+                        <pic:blipFill>
+                          <a:blip r:embed="rId42">
+                            <a:extLst>
+                              <a:ext uri="{28A0092B-C50C-407E-A947-70E740481C1C}">
+                                <a14:useLocalDpi xmlns:a14="http://schemas.microsoft.com/office/drawing/2010/main" val="0"/>
+                              </a:ext>
+                            </a:extLst>
+                          </a:blip>
+                          <a:stretch>
+                            <a:fillRect/>
+                          </a:stretch>
+                        </pic:blipFill>
+                        <pic:spPr>
+                          <a:xfrm>
+                            <a:off x="0" y="0"/>
+                            <a:ext cx="762000" cy="762000"/>
+                          </a:xfrm>
+                          <a:prstGeom prst="rect">
+                            <a:avLst/>
+                          </a:prstGeom>
+                        </pic:spPr>
+                      </pic:pic>
+                    </a:graphicData>
+                  </a:graphic>
+                </wp:inline>
+              </w:drawing>
+            </w:r>
+          </w:p>
+        </w:tc>
+        <w:tc>
+          <w:tcPr>
+            <w:tcW w:w="3117" w:type="dxa"/>
+          </w:tcPr>
+          <w:p>
+            <w:pPr>
+              <w:jc w:val="center"/>
+              <w:rPr>
+                <w:rFonts w:hint="cs"/>
+                <w:rtl/>
+              </w:rPr>
+            </w:pPr>
+            <w:r>
+              <w:rPr>
+                <w:rFonts w:hint="cs"/>
+                <w:noProof/>
+                <w:rtl/>
+                <w:lang w:val="fa-IR"/>
+              </w:rPr>
+              <w:drawing>
+                <wp:inline distT="0" distB="0" distL="0" distR="0" wp14:anchorId="5FAF185A" wp14:editId="2A5AA76D">
+                  <wp:extent cx="762000" cy="762000"/>
+                  <wp:effectExtent l="0" t="0" r="0" b="0"/>
+                  <wp:docPr id="1237621968" name="Picture 2"/>
+                  <wp:cNvGraphicFramePr>
+                    <a:graphicFrameLocks xmlns:a="http://schemas.openxmlformats.org/drawingml/2006/main" noChangeAspect="1"/>
+                  </wp:cNvGraphicFramePr>
+                  <a:graphic xmlns:a="http://schemas.openxmlformats.org/drawingml/2006/main">
+                    <a:graphicData uri="http://schemas.openxmlformats.org/drawingml/2006/picture">
+                      <pic:pic xmlns:pic="http://schemas.openxmlformats.org/drawingml/2006/picture">
+                        <pic:nvPicPr>
+                          <pic:cNvPr id="1237621968" name="Picture 1237621968"/>
+                          <pic:cNvPicPr/>
+                        </pic:nvPicPr>
+                        <pic:blipFill>
+                          <a:blip r:embed="rId43">
+                            <a:extLst>
+                              <a:ext uri="{28A0092B-C50C-407E-A947-70E740481C1C}">
+                                <a14:useLocalDpi xmlns:a14="http://schemas.microsoft.com/office/drawing/2010/main" val="0"/>
+                              </a:ext>
+                            </a:extLst>
+                          </a:blip>
+                          <a:stretch>
+                            <a:fillRect/>
+                          </a:stretch>
+                        </pic:blipFill>
+                        <pic:spPr>
+                          <a:xfrm>
+                            <a:off x="0" y="0"/>
+                            <a:ext cx="762000" cy="762000"/>
+                          </a:xfrm>
+                          <a:prstGeom prst="rect">
+                            <a:avLst/>
+                          </a:prstGeom>
+                        </pic:spPr>
+                      </pic:pic>
+                    </a:graphicData>
+                  </a:graphic>
+                </wp:inline>
+              </w:drawing>
+            </w:r>
+          </w:p>
+        </w:tc>
+        <w:tc>
+          <w:tcPr>
+            <w:tcW w:w="3117" w:type="dxa"/>
+          </w:tcPr>
+          <w:p>
+            <w:pPr>
+              <w:jc w:val="center"/>
+              <w:rPr>
+                <w:rFonts w:hint="cs"/>
+                <w:rtl/>
+              </w:rPr>
+            </w:pPr>
+            <w:r>
+              <w:rPr>
+                <w:rFonts w:hint="cs"/>
+                <w:noProof/>
+                <w:rtl/>
+                <w:lang w:val="fa-IR"/>
+              </w:rPr>
+              <w:drawing>
+                <wp:inline distT="0" distB="0" distL="0" distR="0" wp14:anchorId="3710B4E2" wp14:editId="45945266">
+                  <wp:extent cx="762000" cy="762000"/>
+                  <wp:effectExtent l="0" t="0" r="0" b="0"/>
+                  <wp:docPr id="1515140017" name="Picture 1"/>
+                  <wp:cNvGraphicFramePr>
+                    <a:graphicFrameLocks xmlns:a="http://schemas.openxmlformats.org/drawingml/2006/main" noChangeAspect="1"/>
+                  </wp:cNvGraphicFramePr>
+                  <a:graphic xmlns:a="http://schemas.openxmlformats.org/drawingml/2006/main">
+                    <a:graphicData uri="http://schemas.openxmlformats.org/drawingml/2006/picture">
+                      <pic:pic xmlns:pic="http://schemas.openxmlformats.org/drawingml/2006/picture">
+                        <pic:nvPicPr>
+                          <pic:cNvPr id="1515140017" name="Picture 1515140017"/>
+                          <pic:cNvPicPr/>
+                        </pic:nvPicPr>
+                        <pic:blipFill>
+                          <a:blip r:embed="rId44">
+                            <a:extLst>
+                              <a:ext uri="{28A0092B-C50C-407E-A947-70E740481C1C}">
+                                <a14:useLocalDpi xmlns:a14="http://schemas.microsoft.com/office/drawing/2010/main" val="0"/>
+                              </a:ext>
+                            </a:extLst>
+                          </a:blip>
+                          <a:stretch>
+                            <a:fillRect/>
+                          </a:stretch>
+                        </pic:blipFill>
+                        <pic:spPr>
+                          <a:xfrm>
+                            <a:off x="0" y="0"/>
+                            <a:ext cx="762000" cy="762000"/>
+                          </a:xfrm>
+                          <a:prstGeom prst="rect">
+                            <a:avLst/>
+                          </a:prstGeom>
+                        </pic:spPr>
+                      </pic:pic>
+                    </a:graphicData>
+                  </a:graphic>
+                </wp:inline>
+              </w:drawing>
+            </w:r>
+          </w:p>
+        </w:tc>
+      </w:tr>
+    </w:tbl>
+    <w:p>
+      <w:pPr>
+        <w:rPr>
+          <w:rtl/>
+        </w:rPr>
+      </w:pPr>
+    </w:p>
+    <w:p>
+      <w:pPr>
+        <w:rPr>
+          <w:rtl/>
+        </w:rPr>
+      </w:pPr>
+      <w:r>
+        <w:rPr>
+          <w:rFonts w:hint="cs"/>
+          <w:rtl/>
+        </w:rPr>
+        <w:t>یا اینکه شکل های زیر را ببینید:</w:t>
+      </w:r>
+    </w:p>
+    <w:p>
+      <w:pPr>
+        <w:rPr>
+          <w:rtl/>
+        </w:rPr>
+      </w:pPr>
+      <w:r>
+        <w:rPr>
+          <w:rFonts w:hint="cs"/>
+          <w:rtl/>
+        </w:rPr>
+        <w:t>حالت دوم</w:t>
+      </w:r>
+    </w:p>
+    <w:tbl>
+      <w:tblPr>
+        <w:tblStyle w:val="TableGrid"/>
+        <w:bidiVisual/>
+        <w:tblW w:w="0" w:type="auto"/>
+        <w:tblLook w:val="04A0" w:firstRow="1" w:lastRow="0" w:firstColumn="1" w:lastColumn="0" w:noHBand="0" w:noVBand="1"/>
+      </w:tblPr>
+      <w:tblGrid>
+        <w:gridCol w:w="3116"/>
+        <w:gridCol w:w="3117"/>
+        <w:gridCol w:w="3117"/>
+      </w:tblGrid>
+      <w:tr>
+        <w:tc>
+          <w:tcPr>
+            <w:tcW w:w="3116" w:type="dxa"/>
+          </w:tcPr>
+          <w:p>
+            <w:pPr>
+              <w:jc w:val="center"/>
+              <w:rPr>
+                <w:rFonts w:hint="cs"/>
+                <w:rtl/>
+              </w:rPr>
+            </w:pPr>
+            <w:r>
+              <w:rPr>
+                <w:rFonts w:hint="cs"/>
+                <w:noProof/>
+                <w:rtl/>
+                <w:lang w:val="fa-IR"/>
+              </w:rPr>
+              <w:drawing>
+                <wp:inline distT="0" distB="0" distL="0" distR="0" wp14:anchorId="427ADE98" wp14:editId="4A36A847">
+                  <wp:extent cx="762000" cy="762000"/>
+                  <wp:effectExtent l="0" t="0" r="0" b="0"/>
+                  <wp:docPr id="355078148" name="Picture 6"/>
+                  <wp:cNvGraphicFramePr>
+                    <a:graphicFrameLocks xmlns:a="http://schemas.openxmlformats.org/drawingml/2006/main" noChangeAspect="1"/>
+                  </wp:cNvGraphicFramePr>
+                  <a:graphic xmlns:a="http://schemas.openxmlformats.org/drawingml/2006/main">
+                    <a:graphicData uri="http://schemas.openxmlformats.org/drawingml/2006/picture">
+                      <pic:pic xmlns:pic="http://schemas.openxmlformats.org/drawingml/2006/picture">
+                        <pic:nvPicPr>
+                          <pic:cNvPr id="355078148" name="Picture 355078148"/>
+                          <pic:cNvPicPr/>
+                        </pic:nvPicPr>
+                        <pic:blipFill>
+                          <a:blip r:embed="rId45">
+                            <a:extLst>
+                              <a:ext uri="{28A0092B-C50C-407E-A947-70E740481C1C}">
+                                <a14:useLocalDpi xmlns:a14="http://schemas.microsoft.com/office/drawing/2010/main" val="0"/>
+                              </a:ext>
+                            </a:extLst>
+                          </a:blip>
+                          <a:stretch>
+                            <a:fillRect/>
+                          </a:stretch>
+                        </pic:blipFill>
+                        <pic:spPr>
+                          <a:xfrm>
+                            <a:off x="0" y="0"/>
+                            <a:ext cx="762000" cy="762000"/>
+                          </a:xfrm>
+                          <a:prstGeom prst="rect">
+                            <a:avLst/>
+                          </a:prstGeom>
+                        </pic:spPr>
+                      </pic:pic>
+                    </a:graphicData>
+                  </a:graphic>
+                </wp:inline>
+              </w:drawing>
+            </w:r>
+          </w:p>
+        </w:tc>
+        <w:tc>
+          <w:tcPr>
+            <w:tcW w:w="3117" w:type="dxa"/>
+          </w:tcPr>
+          <w:p>
+            <w:pPr>
+              <w:jc w:val="center"/>
+              <w:rPr>
+                <w:rFonts w:hint="cs"/>
+                <w:rtl/>
+              </w:rPr>
+            </w:pPr>
+            <w:r>
+              <w:rPr>
+                <w:rFonts w:hint="cs"/>
+                <w:noProof/>
+                <w:rtl/>
+                <w:lang w:val="fa-IR"/>
+              </w:rPr>
+              <w:drawing>
+                <wp:inline distT="0" distB="0" distL="0" distR="0" wp14:anchorId="4C649CDC" wp14:editId="6FBA1F98">
+                  <wp:extent cx="762000" cy="762000"/>
+                  <wp:effectExtent l="0" t="0" r="0" b="0"/>
+                  <wp:docPr id="704271313" name="Picture 5"/>
+                  <wp:cNvGraphicFramePr>
+                    <a:graphicFrameLocks xmlns:a="http://schemas.openxmlformats.org/drawingml/2006/main" noChangeAspect="1"/>
+                  </wp:cNvGraphicFramePr>
+                  <a:graphic xmlns:a="http://schemas.openxmlformats.org/drawingml/2006/main">
+                    <a:graphicData uri="http://schemas.openxmlformats.org/drawingml/2006/picture">
+                      <pic:pic xmlns:pic="http://schemas.openxmlformats.org/drawingml/2006/picture">
+                        <pic:nvPicPr>
+                          <pic:cNvPr id="704271313" name="Picture 704271313"/>
+                          <pic:cNvPicPr/>
+                        </pic:nvPicPr>
+                        <pic:blipFill>
+                          <a:blip r:embed="rId46">
+                            <a:extLst>
+                              <a:ext uri="{28A0092B-C50C-407E-A947-70E740481C1C}">
+                                <a14:useLocalDpi xmlns:a14="http://schemas.microsoft.com/office/drawing/2010/main" val="0"/>
+                              </a:ext>
+                            </a:extLst>
+                          </a:blip>
+                          <a:stretch>
+                            <a:fillRect/>
+                          </a:stretch>
+                        </pic:blipFill>
+                        <pic:spPr>
+                          <a:xfrm>
+                            <a:off x="0" y="0"/>
+                            <a:ext cx="762000" cy="762000"/>
+                          </a:xfrm>
+                          <a:prstGeom prst="rect">
+                            <a:avLst/>
+                          </a:prstGeom>
+                        </pic:spPr>
+                      </pic:pic>
+                    </a:graphicData>
+                  </a:graphic>
+                </wp:inline>
+              </w:drawing>
+            </w:r>
+          </w:p>
+        </w:tc>
+        <w:tc>
+          <w:tcPr>
+            <w:tcW w:w="3117" w:type="dxa"/>
+          </w:tcPr>
+          <w:p>
+            <w:pPr>
+              <w:jc w:val="center"/>
+              <w:rPr>
+                <w:rFonts w:hint="cs"/>
+                <w:rtl/>
+              </w:rPr>
+            </w:pPr>
+            <w:r>
+              <w:rPr>
+                <w:rFonts w:hint="cs"/>
+                <w:noProof/>
+                <w:rtl/>
+                <w:lang w:val="fa-IR"/>
+              </w:rPr>
+              <w:drawing>
+                <wp:inline distT="0" distB="0" distL="0" distR="0" wp14:anchorId="2F035018" wp14:editId="6A4D352A">
+                  <wp:extent cx="762000" cy="762000"/>
+                  <wp:effectExtent l="0" t="0" r="0" b="0"/>
+                  <wp:docPr id="423587303" name="Picture 4"/>
+                  <wp:cNvGraphicFramePr>
+                    <a:graphicFrameLocks xmlns:a="http://schemas.openxmlformats.org/drawingml/2006/main" noChangeAspect="1"/>
+                  </wp:cNvGraphicFramePr>
+                  <a:graphic xmlns:a="http://schemas.openxmlformats.org/drawingml/2006/main">
+                    <a:graphicData uri="http://schemas.openxmlformats.org/drawingml/2006/picture">
+                      <pic:pic xmlns:pic="http://schemas.openxmlformats.org/drawingml/2006/picture">
+                        <pic:nvPicPr>
+                          <pic:cNvPr id="423587303" name="Picture 423587303"/>
+                          <pic:cNvPicPr/>
+                        </pic:nvPicPr>
+                        <pic:blipFill>
+                          <a:blip r:embed="rId47">
+                            <a:extLst>
+                              <a:ext uri="{28A0092B-C50C-407E-A947-70E740481C1C}">
+                                <a14:useLocalDpi xmlns:a14="http://schemas.microsoft.com/office/drawing/2010/main" val="0"/>
+                              </a:ext>
+                            </a:extLst>
+                          </a:blip>
+                          <a:stretch>
+                            <a:fillRect/>
+                          </a:stretch>
+                        </pic:blipFill>
+                        <pic:spPr>
+                          <a:xfrm>
+                            <a:off x="0" y="0"/>
+                            <a:ext cx="762000" cy="762000"/>
+                          </a:xfrm>
+                          <a:prstGeom prst="rect">
+                            <a:avLst/>
+                          </a:prstGeom>
+                        </pic:spPr>
+                      </pic:pic>
+                    </a:graphicData>
+                  </a:graphic>
+                </wp:inline>
+              </w:drawing>
+            </w:r>
+          </w:p>
+        </w:tc>
+      </w:tr>
+    </w:tbl>
+    <w:p>
+      <w:pPr>
+        <w:rPr>
+          <w:rtl/>
+        </w:rPr>
+      </w:pPr>
+    </w:p>
+    <w:p>
+      <w:pPr>
+        <w:rPr>
+          <w:rtl/>
+        </w:rPr>
+      </w:pPr>
+      <w:r>
+        <w:rPr>
+          <w:rFonts w:hint="cs"/>
+          <w:rtl/>
+        </w:rPr>
+        <w:t>یا اینکه شکل زیر را ببینید:</w:t>
+      </w:r>
+    </w:p>
+    <w:p>
+      <w:pPr>
+        <w:rPr>
+          <w:rtl/>
+        </w:rPr>
+      </w:pPr>
+      <w:r>
+        <w:rPr>
+          <w:rFonts w:hint="cs"/>
+          <w:rtl/>
+        </w:rPr>
+        <w:lastRenderedPageBreak/>
+        <w:t>حالت سوم</w:t>
+      </w:r>
+    </w:p>
+    <w:tbl>
+      <w:tblPr>
+        <w:tblStyle w:val="TableGrid"/>
+        <w:bidiVisual/>
+        <w:tblW w:w="0" w:type="auto"/>
+        <w:tblLook w:val="04A0" w:firstRow="1" w:lastRow="0" w:firstColumn="1" w:lastColumn="0" w:noHBand="0" w:noVBand="1"/>
+      </w:tblPr>
+      <w:tblGrid>
+        <w:gridCol w:w="9350"/>
+      </w:tblGrid>
+      <w:tr>
+        <w:tc>
+          <w:tcPr>
+            <w:tcW w:w="9350" w:type="dxa"/>
+          </w:tcPr>
+          <w:p>
+            <w:pPr>
+              <w:jc w:val="center"/>
+              <w:rPr>
+                <w:rFonts w:hint="cs"/>
+                <w:rtl/>
+              </w:rPr>
+            </w:pPr>
+            <w:r>
+              <w:rPr>
+                <w:rFonts w:hint="cs"/>
+                <w:noProof/>
+                <w:rtl/>
+                <w:lang w:val="fa-IR"/>
+              </w:rPr>
+              <w:drawing>
+                <wp:inline distT="0" distB="0" distL="0" distR="0" wp14:anchorId="4E158EE2" wp14:editId="13022027">
+                  <wp:extent cx="762000" cy="762000"/>
+                  <wp:effectExtent l="0" t="0" r="0" b="0"/>
+                  <wp:docPr id="1549903927" name="Picture 7"/>
+                  <wp:cNvGraphicFramePr>
+                    <a:graphicFrameLocks xmlns:a="http://schemas.openxmlformats.org/drawingml/2006/main" noChangeAspect="1"/>
+                  </wp:cNvGraphicFramePr>
+                  <a:graphic xmlns:a="http://schemas.openxmlformats.org/drawingml/2006/main">
+                    <a:graphicData uri="http://schemas.openxmlformats.org/drawingml/2006/picture">
+                      <pic:pic xmlns:pic="http://schemas.openxmlformats.org/drawingml/2006/picture">
+                        <pic:nvPicPr>
+                          <pic:cNvPr id="1549903927" name="Picture 1549903927"/>
+                          <pic:cNvPicPr/>
+                        </pic:nvPicPr>
+                        <pic:blipFill>
+                          <a:blip r:embed="rId48">
+                            <a:extLst>
+                              <a:ext uri="{28A0092B-C50C-407E-A947-70E740481C1C}">
+                                <a14:useLocalDpi xmlns:a14="http://schemas.microsoft.com/office/drawing/2010/main" val="0"/>
+                              </a:ext>
+                            </a:extLst>
+                          </a:blip>
+                          <a:stretch>
+                            <a:fillRect/>
+                          </a:stretch>
+                        </pic:blipFill>
+                        <pic:spPr>
+                          <a:xfrm>
+                            <a:off x="0" y="0"/>
+                            <a:ext cx="762000" cy="762000"/>
+                          </a:xfrm>
+                          <a:prstGeom prst="rect">
+                            <a:avLst/>
+                          </a:prstGeom>
+                        </pic:spPr>
+                      </pic:pic>
+                    </a:graphicData>
+                  </a:graphic>
+                </wp:inline>
+              </w:drawing>
+            </w:r>
+          </w:p>
+        </w:tc>
+      </w:tr>
+    </w:tbl>
+    <w:p>
+      <w:pPr>
+        <w:rPr>
+          <w:rtl/>
+        </w:rPr>
+      </w:pPr>
+    </w:p>
+    <w:p>
+      <w:pPr>
+        <w:rPr>
+          <w:rtl/>
+        </w:rPr>
+      </w:pPr>
+      <w:r>
+        <w:rPr>
+          <w:rFonts w:hint="cs"/>
+          <w:rtl/>
+        </w:rPr>
+        <w:t>الگوریتم زیر رو اگر روی حالت یک اجرا کنید به حالت دو تبدیل میشود و اگر روی حالت دو اجرا کنید به حالت سه تبدیل میشود و اگر روی حالت سه اجرا کنید به حالت چهارم که این حالت است تبدیل میشود.</w:t>
+      </w:r>
+    </w:p>
+    <w:tbl>
+      <w:tblPr>
+        <w:tblStyle w:val="TableGrid"/>
+        <w:bidiVisual/>
+        <w:tblW w:w="0" w:type="auto"/>
+        <w:tblLook w:val="04A0" w:firstRow="1" w:lastRow="0" w:firstColumn="1" w:lastColumn="0" w:noHBand="0" w:noVBand="1"/>
+      </w:tblPr>
+      <w:tblGrid>
+        <w:gridCol w:w="9350"/>
+      </w:tblGrid>
+      <w:tr>
+        <w:tc>
+          <w:tcPr>
+            <w:tcW w:w="9350" w:type="dxa"/>
+          </w:tcPr>
+          <w:p>
+            <w:pPr>
+              <w:jc w:val="center"/>
+              <w:rPr>
+                <w:rFonts w:hint="cs"/>
+                <w:rtl/>
+              </w:rPr>
+            </w:pPr>
+            <w:r>
+              <w:rPr>
+                <w:rFonts w:hint="cs"/>
+                <w:noProof/>
+                <w:rtl/>
+                <w:lang w:val="fa-IR"/>
+              </w:rPr>
+              <w:drawing>
+                <wp:inline distT="0" distB="0" distL="0" distR="0" wp14:anchorId="691C5076" wp14:editId="1F633F45">
+                  <wp:extent cx="762000" cy="762000"/>
+                  <wp:effectExtent l="0" t="0" r="0" b="0"/>
+                  <wp:docPr id="1544020659" name="Picture 8"/>
+                  <wp:cNvGraphicFramePr>
+                    <a:graphicFrameLocks xmlns:a="http://schemas.openxmlformats.org/drawingml/2006/main" noChangeAspect="1"/>
+                  </wp:cNvGraphicFramePr>
+                  <a:graphic xmlns:a="http://schemas.openxmlformats.org/drawingml/2006/main">
+                    <a:graphicData uri="http://schemas.openxmlformats.org/drawingml/2006/picture">
+                      <pic:pic xmlns:pic="http://schemas.openxmlformats.org/drawingml/2006/picture">
+                        <pic:nvPicPr>
+                          <pic:cNvPr id="1544020659" name="Picture 1544020659"/>
+                          <pic:cNvPicPr/>
+                        </pic:nvPicPr>
+                        <pic:blipFill>
+                          <a:blip r:embed="rId49">
+                            <a:extLst>
+                              <a:ext uri="{28A0092B-C50C-407E-A947-70E740481C1C}">
+                                <a14:useLocalDpi xmlns:a14="http://schemas.microsoft.com/office/drawing/2010/main" val="0"/>
+                              </a:ext>
+                            </a:extLst>
+                          </a:blip>
+                          <a:stretch>
+                            <a:fillRect/>
+                          </a:stretch>
+                        </pic:blipFill>
+                        <pic:spPr>
+                          <a:xfrm>
+                            <a:off x="0" y="0"/>
+                            <a:ext cx="762000" cy="762000"/>
+                          </a:xfrm>
+                          <a:prstGeom prst="rect">
+                            <a:avLst/>
+                          </a:prstGeom>
+                        </pic:spPr>
+                      </pic:pic>
+                    </a:graphicData>
+                  </a:graphic>
+                </wp:inline>
+              </w:drawing>
+            </w:r>
+          </w:p>
+        </w:tc>
+      </w:tr>
+    </w:tbl>
+    <w:p>
+      <w:pPr>
+        <w:rPr>
+          <w:rtl/>
+        </w:rPr>
+      </w:pPr>
+    </w:p>
+    <w:p>
+      <w:pPr>
+        <w:rPr>
+          <w:rFonts w:hint="cs"/>
+          <w:rtl/>
+        </w:rPr>
+      </w:pPr>
+      <w:r>
+        <w:rPr>
+          <w:rFonts w:hint="cs"/>
+          <w:rtl/>
+        </w:rPr>
+        <w:t>الگوریتم هفت</w:t>
+      </w:r>
+      <w:r>
+        <w:t xml:space="preserve"> </w:t>
+      </w:r>
+      <w:r>
+        <w:rPr>
+          <w:rFonts w:hint="cs"/>
+          <w:rtl/>
+        </w:rPr>
+        <w:t xml:space="preserve"> 7</w:t>
+      </w:r>
+    </w:p>
+    <w:tbl>
+      <w:tblPr>
+        <w:tblStyle w:val="TableGrid"/>
+        <w:tblW w:w="0" w:type="auto"/>
+        <w:tblLook w:val="04A0" w:firstRow="1" w:lastRow="0" w:firstColumn="1" w:lastColumn="0" w:noHBand="0" w:noVBand="1"/>
+      </w:tblPr>
+      <w:tblGrid>
+        <w:gridCol w:w="1184"/>
+        <w:gridCol w:w="1172"/>
+        <w:gridCol w:w="1149"/>
+        <w:gridCol w:w="1171"/>
+        <w:gridCol w:w="1183"/>
+        <w:gridCol w:w="1171"/>
+        <w:gridCol w:w="1171"/>
+        <w:gridCol w:w="1149"/>
+      </w:tblGrid>
+      <w:tr>
+        <w:tc>
+          <w:tcPr>
+            <w:tcW w:w="1168" w:type="dxa"/>
+          </w:tcPr>
+          <w:p>
+            <w:pPr>
+              <w:bidi w:val="0"/>
+            </w:pPr>
+            <w:r>
+              <w:rPr>
+                <w:noProof/>
+              </w:rPr>
+              <w:drawing>
+                <wp:inline distT="0" distB="0" distL="0" distR="0" wp14:anchorId="6D0D5DB2" wp14:editId="4F2144B0">
+                  <wp:extent cx="733246" cy="884125"/>
+                  <wp:effectExtent l="0" t="0" r="0" b="0"/>
+                  <wp:docPr id="1372355808" name="Picture 9"/>
+                  <wp:cNvGraphicFramePr>
+                    <a:graphicFrameLocks xmlns:a="http://schemas.openxmlformats.org/drawingml/2006/main" noChangeAspect="1"/>
+                  </wp:cNvGraphicFramePr>
+                  <a:graphic xmlns:a="http://schemas.openxmlformats.org/drawingml/2006/main">
+                    <a:graphicData uri="http://schemas.openxmlformats.org/drawingml/2006/picture">
+                      <pic:pic xmlns:pic="http://schemas.openxmlformats.org/drawingml/2006/picture">
+                        <pic:nvPicPr>
+                          <pic:cNvPr id="1372355808" name="Picture 1372355808"/>
+                          <pic:cNvPicPr/>
+                        </pic:nvPicPr>
+                        <pic:blipFill>
+                          <a:blip r:embed="rId50" cstate="print">
+                            <a:extLst>
+                              <a:ext uri="{28A0092B-C50C-407E-A947-70E740481C1C}">
+                                <a14:useLocalDpi xmlns:a14="http://schemas.microsoft.com/office/drawing/2010/main" val="0"/>
+                              </a:ext>
+                            </a:extLst>
+                          </a:blip>
+                          <a:stretch>
+                            <a:fillRect/>
+                          </a:stretch>
+                        </pic:blipFill>
+                        <pic:spPr>
+                          <a:xfrm>
+                            <a:off x="0" y="0"/>
+                            <a:ext cx="810979" cy="977853"/>
+                          </a:xfrm>
+                          <a:prstGeom prst="rect">
+                            <a:avLst/>
+                          </a:prstGeom>
+                        </pic:spPr>
+                      </pic:pic>
+                    </a:graphicData>
+                  </a:graphic>
+                </wp:inline>
+              </w:drawing>
+            </w:r>
+          </w:p>
+        </w:tc>
+        <w:tc>
+          <w:tcPr>
+            <w:tcW w:w="1168" w:type="dxa"/>
+          </w:tcPr>
+          <w:p>
+            <w:pPr>
+              <w:bidi w:val="0"/>
+              <w:rPr>
+                <w:rFonts w:hint="cs"/>
+              </w:rPr>
+            </w:pPr>
+            <w:r>
+              <w:rPr>
+                <w:rFonts w:hint="cs"/>
+                <w:noProof/>
+              </w:rPr>
+              <w:drawing>
+                <wp:inline distT="0" distB="0" distL="0" distR="0" wp14:anchorId="0AC9A705" wp14:editId="5502F60D">
+                  <wp:extent cx="721505" cy="883920"/>
+                  <wp:effectExtent l="0" t="0" r="2540" b="0"/>
+                  <wp:docPr id="1422287204" name="Picture 10"/>
+                  <wp:cNvGraphicFramePr>
+                    <a:graphicFrameLocks xmlns:a="http://schemas.openxmlformats.org/drawingml/2006/main" noChangeAspect="1"/>
+                  </wp:cNvGraphicFramePr>
+                  <a:graphic xmlns:a="http://schemas.openxmlformats.org/drawingml/2006/main">
+                    <a:graphicData uri="http://schemas.openxmlformats.org/drawingml/2006/picture">
+                      <pic:pic xmlns:pic="http://schemas.openxmlformats.org/drawingml/2006/picture">
+                        <pic:nvPicPr>
+                          <pic:cNvPr id="1422287204" name="Picture 1422287204"/>
+                          <pic:cNvPicPr/>
+                        </pic:nvPicPr>
+                        <pic:blipFill>
+                          <a:blip r:embed="rId51" cstate="print">
+                            <a:extLst>
+                              <a:ext uri="{28A0092B-C50C-407E-A947-70E740481C1C}">
+                                <a14:useLocalDpi xmlns:a14="http://schemas.microsoft.com/office/drawing/2010/main" val="0"/>
+                              </a:ext>
+                            </a:extLst>
+                          </a:blip>
+                          <a:stretch>
+                            <a:fillRect/>
+                          </a:stretch>
+                        </pic:blipFill>
+                        <pic:spPr>
+                          <a:xfrm>
+                            <a:off x="0" y="0"/>
+                            <a:ext cx="742192" cy="909264"/>
+                          </a:xfrm>
+                          <a:prstGeom prst="rect">
+                            <a:avLst/>
+                          </a:prstGeom>
+                        </pic:spPr>
+                      </pic:pic>
+                    </a:graphicData>
+                  </a:graphic>
+                </wp:inline>
+              </w:drawing>
+            </w:r>
+          </w:p>
+        </w:tc>
+        <w:tc>
+          <w:tcPr>
+            <w:tcW w:w="1169" w:type="dxa"/>
+          </w:tcPr>
+          <w:p>
+            <w:pPr>
+              <w:bidi w:val="0"/>
+              <w:rPr>
+                <w:rFonts w:hint="cs"/>
+              </w:rPr>
+            </w:pPr>
+            <w:r>
+              <w:rPr>
+                <w:rFonts w:hint="cs"/>
+                <w:noProof/>
+              </w:rPr>
+              <w:drawing>
+                <wp:inline distT="0" distB="0" distL="0" distR="0" wp14:anchorId="629BD5ED" wp14:editId="56BE139B">
+                  <wp:extent cx="707379" cy="883920"/>
+                  <wp:effectExtent l="0" t="0" r="0" b="0"/>
+                  <wp:docPr id="1539913552" name="Picture 11"/>
+                  <wp:cNvGraphicFramePr>
+                    <a:graphicFrameLocks xmlns:a="http://schemas.openxmlformats.org/drawingml/2006/main" noChangeAspect="1"/>
+                  </wp:cNvGraphicFramePr>
+                  <a:graphic xmlns:a="http://schemas.openxmlformats.org/drawingml/2006/main">
+                    <a:graphicData uri="http://schemas.openxmlformats.org/drawingml/2006/picture">
+                      <pic:pic xmlns:pic="http://schemas.openxmlformats.org/drawingml/2006/picture">
+                        <pic:nvPicPr>
+                          <pic:cNvPr id="1539913552" name="Picture 1539913552"/>
+                          <pic:cNvPicPr/>
+                        </pic:nvPicPr>
+                        <pic:blipFill>
+                          <a:blip r:embed="rId52" cstate="print">
+                            <a:extLst>
+                              <a:ext uri="{28A0092B-C50C-407E-A947-70E740481C1C}">
+                                <a14:useLocalDpi xmlns:a14="http://schemas.microsoft.com/office/drawing/2010/main" val="0"/>
+                              </a:ext>
+                            </a:extLst>
+                          </a:blip>
+                          <a:stretch>
+                            <a:fillRect/>
+                          </a:stretch>
+                        </pic:blipFill>
+                        <pic:spPr>
+                          <a:xfrm>
+                            <a:off x="0" y="0"/>
+                            <a:ext cx="748136" cy="934849"/>
+                          </a:xfrm>
+                          <a:prstGeom prst="rect">
+                            <a:avLst/>
+                          </a:prstGeom>
+                        </pic:spPr>
+                      </pic:pic>
+                    </a:graphicData>
+                  </a:graphic>
+                </wp:inline>
+              </w:drawing>
+            </w:r>
+          </w:p>
+        </w:tc>
+        <w:tc>
+          <w:tcPr>
+            <w:tcW w:w="1169" w:type="dxa"/>
+          </w:tcPr>
+          <w:p>
+            <w:pPr>
+              <w:bidi w:val="0"/>
+              <w:rPr>
+                <w:rFonts w:hint="cs"/>
+              </w:rPr>
+            </w:pPr>
+            <w:r>
+              <w:rPr>
+                <w:rFonts w:hint="cs"/>
+                <w:noProof/>
+              </w:rPr>
+              <w:drawing>
+                <wp:inline distT="0" distB="0" distL="0" distR="0" wp14:anchorId="3337DFA2" wp14:editId="127612DB">
+                  <wp:extent cx="721505" cy="883920"/>
+                  <wp:effectExtent l="0" t="0" r="2540" b="0"/>
+                  <wp:docPr id="1008828248" name="Picture 10"/>
+                  <wp:cNvGraphicFramePr>
+                    <a:graphicFrameLocks xmlns:a="http://schemas.openxmlformats.org/drawingml/2006/main" noChangeAspect="1"/>
+                  </wp:cNvGraphicFramePr>
+                  <a:graphic xmlns:a="http://schemas.openxmlformats.org/drawingml/2006/main">
+                    <a:graphicData uri="http://schemas.openxmlformats.org/drawingml/2006/picture">
+                      <pic:pic xmlns:pic="http://schemas.openxmlformats.org/drawingml/2006/picture">
+                        <pic:nvPicPr>
+                          <pic:cNvPr id="1422287204" name="Picture 1422287204"/>
+                          <pic:cNvPicPr/>
+                        </pic:nvPicPr>
+                        <pic:blipFill>
+                          <a:blip r:embed="rId51" cstate="print">
+                            <a:extLst>
+                              <a:ext uri="{28A0092B-C50C-407E-A947-70E740481C1C}">
+                                <a14:useLocalDpi xmlns:a14="http://schemas.microsoft.com/office/drawing/2010/main" val="0"/>
+                              </a:ext>
+                            </a:extLst>
+                          </a:blip>
+                          <a:stretch>
+                            <a:fillRect/>
+                          </a:stretch>
+                        </pic:blipFill>
+                        <pic:spPr>
+                          <a:xfrm>
+                            <a:off x="0" y="0"/>
+                            <a:ext cx="742192" cy="909264"/>
+                          </a:xfrm>
+                          <a:prstGeom prst="rect">
+                            <a:avLst/>
+                          </a:prstGeom>
+                        </pic:spPr>
+                      </pic:pic>
+                    </a:graphicData>
+                  </a:graphic>
+                </wp:inline>
+              </w:drawing>
+            </w:r>
+          </w:p>
+        </w:tc>
+        <w:tc>
+          <w:tcPr>
+            <w:tcW w:w="1169" w:type="dxa"/>
+          </w:tcPr>
+          <w:p>
+            <w:pPr>
+              <w:bidi w:val="0"/>
+              <w:rPr>
+                <w:rFonts w:hint="cs"/>
+              </w:rPr>
+            </w:pPr>
+            <w:r>
+              <w:rPr>
+                <w:noProof/>
+              </w:rPr>
+              <w:drawing>
+                <wp:inline distT="0" distB="0" distL="0" distR="0" wp14:anchorId="5BA84F79" wp14:editId="62FDB52A">
+                  <wp:extent cx="733246" cy="884125"/>
+                  <wp:effectExtent l="0" t="0" r="0" b="0"/>
+                  <wp:docPr id="41934727" name="Picture 9"/>
+                  <wp:cNvGraphicFramePr>
+                    <a:graphicFrameLocks xmlns:a="http://schemas.openxmlformats.org/drawingml/2006/main" noChangeAspect="1"/>
+                  </wp:cNvGraphicFramePr>
+                  <a:graphic xmlns:a="http://schemas.openxmlformats.org/drawingml/2006/main">
+                    <a:graphicData uri="http://schemas.openxmlformats.org/drawingml/2006/picture">
+                      <pic:pic xmlns:pic="http://schemas.openxmlformats.org/drawingml/2006/picture">
+                        <pic:nvPicPr>
+                          <pic:cNvPr id="1372355808" name="Picture 1372355808"/>
+                          <pic:cNvPicPr/>
+                        </pic:nvPicPr>
+                        <pic:blipFill>
+                          <a:blip r:embed="rId50" cstate="print">
+                            <a:extLst>
+                              <a:ext uri="{28A0092B-C50C-407E-A947-70E740481C1C}">
+                                <a14:useLocalDpi xmlns:a14="http://schemas.microsoft.com/office/drawing/2010/main" val="0"/>
+                              </a:ext>
+                            </a:extLst>
+                          </a:blip>
+                          <a:stretch>
+                            <a:fillRect/>
+                          </a:stretch>
+                        </pic:blipFill>
+                        <pic:spPr>
+                          <a:xfrm>
+                            <a:off x="0" y="0"/>
+                            <a:ext cx="810979" cy="977853"/>
+                          </a:xfrm>
+                          <a:prstGeom prst="rect">
+                            <a:avLst/>
+                          </a:prstGeom>
+                        </pic:spPr>
+                      </pic:pic>
+                    </a:graphicData>
+                  </a:graphic>
+                </wp:inline>
+              </w:drawing>
+            </w:r>
+          </w:p>
+        </w:tc>
+        <w:tc>
+          <w:tcPr>
+            <w:tcW w:w="1169" w:type="dxa"/>
+          </w:tcPr>
+          <w:p>
+            <w:pPr>
+              <w:bidi w:val="0"/>
+              <w:rPr>
+                <w:rFonts w:hint="cs"/>
+              </w:rPr>
+            </w:pPr>
+            <w:r>
+              <w:rPr>
+                <w:rFonts w:hint="cs"/>
+                <w:noProof/>
+              </w:rPr>
+              <w:drawing>
+                <wp:inline distT="0" distB="0" distL="0" distR="0" wp14:anchorId="59BF5086" wp14:editId="0C682592">
+                  <wp:extent cx="721505" cy="883920"/>
+                  <wp:effectExtent l="0" t="0" r="2540" b="0"/>
+                  <wp:docPr id="1713181940" name="Picture 10"/>
+                  <wp:cNvGraphicFramePr>
+                    <a:graphicFrameLocks xmlns:a="http://schemas.openxmlformats.org/drawingml/2006/main" noChangeAspect="1"/>
+                  </wp:cNvGraphicFramePr>
+                  <a:graphic xmlns:a="http://schemas.openxmlformats.org/drawingml/2006/main">
+                    <a:graphicData uri="http://schemas.openxmlformats.org/drawingml/2006/picture">
+                      <pic:pic xmlns:pic="http://schemas.openxmlformats.org/drawingml/2006/picture">
+                        <pic:nvPicPr>
+                          <pic:cNvPr id="1422287204" name="Picture 1422287204"/>
+                          <pic:cNvPicPr/>
+                        </pic:nvPicPr>
+                        <pic:blipFill>
+                          <a:blip r:embed="rId51" cstate="print">
+                            <a:extLst>
+                              <a:ext uri="{28A0092B-C50C-407E-A947-70E740481C1C}">
+                                <a14:useLocalDpi xmlns:a14="http://schemas.microsoft.com/office/drawing/2010/main" val="0"/>
+                              </a:ext>
+                            </a:extLst>
+                          </a:blip>
+                          <a:stretch>
+                            <a:fillRect/>
+                          </a:stretch>
+                        </pic:blipFill>
+                        <pic:spPr>
+                          <a:xfrm>
+                            <a:off x="0" y="0"/>
+                            <a:ext cx="742192" cy="909264"/>
+                          </a:xfrm>
+                          <a:prstGeom prst="rect">
+                            <a:avLst/>
+                          </a:prstGeom>
+                        </pic:spPr>
+                      </pic:pic>
+                    </a:graphicData>
+                  </a:graphic>
+                </wp:inline>
+              </w:drawing>
+            </w:r>
+          </w:p>
+        </w:tc>
+        <w:tc>
+          <w:tcPr>
+            <w:tcW w:w="1169" w:type="dxa"/>
+          </w:tcPr>
+          <w:p>
+            <w:pPr>
+              <w:bidi w:val="0"/>
+              <w:rPr>
+                <w:rFonts w:hint="cs"/>
+              </w:rPr>
+            </w:pPr>
+            <w:r>
+              <w:rPr>
+                <w:rFonts w:hint="cs"/>
+                <w:noProof/>
+              </w:rPr>
+              <w:drawing>
+                <wp:inline distT="0" distB="0" distL="0" distR="0" wp14:anchorId="66F2DB69" wp14:editId="721435FD">
+                  <wp:extent cx="721505" cy="883920"/>
+                  <wp:effectExtent l="0" t="0" r="2540" b="0"/>
+                  <wp:docPr id="778829700" name="Picture 10"/>
+                  <wp:cNvGraphicFramePr>
+                    <a:graphicFrameLocks xmlns:a="http://schemas.openxmlformats.org/drawingml/2006/main" noChangeAspect="1"/>
+                  </wp:cNvGraphicFramePr>
+                  <a:graphic xmlns:a="http://schemas.openxmlformats.org/drawingml/2006/main">
+                    <a:graphicData uri="http://schemas.openxmlformats.org/drawingml/2006/picture">
+                      <pic:pic xmlns:pic="http://schemas.openxmlformats.org/drawingml/2006/picture">
+                        <pic:nvPicPr>
+                          <pic:cNvPr id="1422287204" name="Picture 1422287204"/>
+                          <pic:cNvPicPr/>
+                        </pic:nvPicPr>
+                        <pic:blipFill>
+                          <a:blip r:embed="rId51" cstate="print">
+                            <a:extLst>
+                              <a:ext uri="{28A0092B-C50C-407E-A947-70E740481C1C}">
+                                <a14:useLocalDpi xmlns:a14="http://schemas.microsoft.com/office/drawing/2010/main" val="0"/>
+                              </a:ext>
+                            </a:extLst>
+                          </a:blip>
+                          <a:stretch>
+                            <a:fillRect/>
+                          </a:stretch>
+                        </pic:blipFill>
+                        <pic:spPr>
+                          <a:xfrm>
+                            <a:off x="0" y="0"/>
+                            <a:ext cx="742192" cy="909264"/>
+                          </a:xfrm>
+                          <a:prstGeom prst="rect">
+                            <a:avLst/>
+                          </a:prstGeom>
+                        </pic:spPr>
+                      </pic:pic>
+                    </a:graphicData>
+                  </a:graphic>
+                </wp:inline>
+              </w:drawing>
+            </w:r>
+          </w:p>
+        </w:tc>
+        <w:tc>
+          <w:tcPr>
+            <w:tcW w:w="1169" w:type="dxa"/>
+          </w:tcPr>
+          <w:p>
+            <w:pPr>
+              <w:bidi w:val="0"/>
+              <w:rPr>
+                <w:rFonts w:hint="cs"/>
+              </w:rPr>
+            </w:pPr>
+            <w:r>
+              <w:rPr>
+                <w:rFonts w:hint="cs"/>
+                <w:noProof/>
+              </w:rPr>
+              <w:drawing>
+                <wp:inline distT="0" distB="0" distL="0" distR="0" wp14:anchorId="48BC301D" wp14:editId="7371DC10">
+                  <wp:extent cx="707379" cy="883920"/>
+                  <wp:effectExtent l="0" t="0" r="0" b="0"/>
+                  <wp:docPr id="1615387768" name="Picture 11"/>
+                  <wp:cNvGraphicFramePr>
+                    <a:graphicFrameLocks xmlns:a="http://schemas.openxmlformats.org/drawingml/2006/main" noChangeAspect="1"/>
+                  </wp:cNvGraphicFramePr>
+                  <a:graphic xmlns:a="http://schemas.openxmlformats.org/drawingml/2006/main">
+                    <a:graphicData uri="http://schemas.openxmlformats.org/drawingml/2006/picture">
+                      <pic:pic xmlns:pic="http://schemas.openxmlformats.org/drawingml/2006/picture">
+                        <pic:nvPicPr>
+                          <pic:cNvPr id="1539913552" name="Picture 1539913552"/>
+                          <pic:cNvPicPr/>
+                        </pic:nvPicPr>
+                        <pic:blipFill>
+                          <a:blip r:embed="rId52" cstate="print">
+                            <a:extLst>
+                              <a:ext uri="{28A0092B-C50C-407E-A947-70E740481C1C}">
+                                <a14:useLocalDpi xmlns:a14="http://schemas.microsoft.com/office/drawing/2010/main" val="0"/>
+                              </a:ext>
+                            </a:extLst>
+                          </a:blip>
+                          <a:stretch>
+                            <a:fillRect/>
+                          </a:stretch>
+                        </pic:blipFill>
+                        <pic:spPr>
+                          <a:xfrm>
+                            <a:off x="0" y="0"/>
+                            <a:ext cx="748136" cy="934849"/>
+                          </a:xfrm>
+                          <a:prstGeom prst="rect">
+                            <a:avLst/>
+                          </a:prstGeom>
+                        </pic:spPr>
+                      </pic:pic>
+                    </a:graphicData>
+                  </a:graphic>
+                </wp:inline>
+              </w:drawing>
+            </w:r>
+          </w:p>
+        </w:tc>
+      </w:tr>
+    </w:tbl>
+    <w:p>
+      <w:pPr>
+        <w:rPr>
+          <w:rtl/>
+        </w:rPr>
+      </w:pPr>
+    </w:p>
+    <w:p>
+      <w:pPr>
+        <w:pStyle w:val="Heading2"/>
+        <w:rPr>
+          <w:rtl/>
+        </w:rPr>
+      </w:pPr>
+      <w:r>
+        <w:rPr>
+          <w:rFonts w:hint="cs"/>
+          <w:rtl/>
+        </w:rPr>
+        <w:t>مرحله آخربه پایان رساندن مکعب</w:t>
+      </w:r>
+    </w:p>
+    <w:p>
+      <w:pPr>
+        <w:rPr>
+          <w:rtl/>
+        </w:rPr>
+      </w:pPr>
+      <w:r>
+        <w:rPr>
+          <w:rFonts w:hint="cs"/>
+          <w:rtl/>
+        </w:rPr>
+        <w:t xml:space="preserve">وقتی به این حالت رسیدید یکی از حالت هایی که خواهیم دید دو رنگ صحیح است مهم نیست رنگ ها چیست ولی دو رنگ گوشه ایی درست در جای خود هستند. </w:t>
+      </w:r>
+    </w:p>
+    <w:tbl>
+      <w:tblPr>
+        <w:tblStyle w:val="TableGrid"/>
+        <w:bidiVisual/>
+        <w:tblW w:w="0" w:type="auto"/>
+        <w:tblLook w:val="04A0" w:firstRow="1" w:lastRow="0" w:firstColumn="1" w:lastColumn="0" w:noHBand="0" w:noVBand="1"/>
+      </w:tblPr>
+      <w:tblGrid>
+        <w:gridCol w:w="9350"/>
+      </w:tblGrid>
+      <w:tr>
+        <w:tc>
+          <w:tcPr>
+            <w:tcW w:w="9350" w:type="dxa"/>
+          </w:tcPr>
+          <w:p>
+            <w:pPr>
+              <w:jc w:val="center"/>
+              <w:rPr>
+                <w:rFonts w:hint="cs"/>
+                <w:rtl/>
+              </w:rPr>
+            </w:pPr>
+            <w:r>
+              <w:rPr>
+                <w:rFonts w:hint="cs"/>
+                <w:noProof/>
+                <w:rtl/>
+                <w:lang w:val="fa-IR"/>
+              </w:rPr>
+              <w:drawing>
+                <wp:inline distT="0" distB="0" distL="0" distR="0" wp14:anchorId="7346970A" wp14:editId="5C6F754D">
+                  <wp:extent cx="1428750" cy="1428750"/>
+                  <wp:effectExtent l="0" t="0" r="0" b="0"/>
+                  <wp:docPr id="519790700" name="Picture 13"/>
+                  <wp:cNvGraphicFramePr>
+                    <a:graphicFrameLocks xmlns:a="http://schemas.openxmlformats.org/drawingml/2006/main" noChangeAspect="1"/>
+                  </wp:cNvGraphicFramePr>
+                  <a:graphic xmlns:a="http://schemas.openxmlformats.org/drawingml/2006/main">
+                    <a:graphicData uri="http://schemas.openxmlformats.org/drawingml/2006/picture">
+                      <pic:pic xmlns:pic="http://schemas.openxmlformats.org/drawingml/2006/picture">
+                        <pic:nvPicPr>
+                          <pic:cNvPr id="519790700" name="Picture 519790700"/>
+                          <pic:cNvPicPr/>
+                        </pic:nvPicPr>
+                        <pic:blipFill>
+                          <a:blip r:embed="rId53">
+                            <a:extLst>
+                              <a:ext uri="{28A0092B-C50C-407E-A947-70E740481C1C}">
+                                <a14:useLocalDpi xmlns:a14="http://schemas.microsoft.com/office/drawing/2010/main" val="0"/>
+                              </a:ext>
+                            </a:extLst>
+                          </a:blip>
+                          <a:stretch>
+                            <a:fillRect/>
+                          </a:stretch>
+                        </pic:blipFill>
+                        <pic:spPr>
+                          <a:xfrm>
+                            <a:off x="0" y="0"/>
+                            <a:ext cx="1428750" cy="1428750"/>
+                          </a:xfrm>
+                          <a:prstGeom prst="rect">
+                            <a:avLst/>
+                          </a:prstGeom>
+                        </pic:spPr>
+                      </pic:pic>
+                    </a:graphicData>
+                  </a:graphic>
+                </wp:inline>
+              </w:drawing>
+            </w:r>
+          </w:p>
+        </w:tc>
+      </w:tr>
+    </w:tbl>
+    <w:p>
+      <w:pPr>
+        <w:rPr>
+          <w:rtl/>
+        </w:rPr>
+      </w:pPr>
+    </w:p>
+    <w:p>
+      <w:pPr>
+        <w:rPr>
+          <w:rtl/>
+        </w:rPr>
+      </w:pPr>
+      <w:r>
+        <w:rPr>
+          <w:rFonts w:hint="cs"/>
+          <w:rtl/>
+        </w:rPr>
+        <w:lastRenderedPageBreak/>
+        <w:t>در این حالت کل مربع را بچرخانید تا رنگهایی که در جای درست قراردارند پشت مکعب قرار گیرند</w:t>
+      </w:r>
+    </w:p>
+    <w:tbl>
+      <w:tblPr>
+        <w:tblStyle w:val="TableGrid"/>
+        <w:bidiVisual/>
+        <w:tblW w:w="0" w:type="auto"/>
+        <w:tblLook w:val="04A0" w:firstRow="1" w:lastRow="0" w:firstColumn="1" w:lastColumn="0" w:noHBand="0" w:noVBand="1"/>
+      </w:tblPr>
+      <w:tblGrid>
+        <w:gridCol w:w="9350"/>
+      </w:tblGrid>
+      <w:tr>
+        <w:tc>
+          <w:tcPr>
+            <w:tcW w:w="9350" w:type="dxa"/>
+          </w:tcPr>
+          <w:p>
+            <w:pPr>
+              <w:jc w:val="center"/>
+              <w:rPr>
+                <w:rFonts w:hint="cs"/>
+                <w:rtl/>
+              </w:rPr>
+            </w:pPr>
+            <w:r>
+              <w:rPr>
+                <w:rFonts w:hint="cs"/>
+                <w:noProof/>
+                <w:rtl/>
+                <w:lang w:val="fa-IR"/>
+              </w:rPr>
+              <w:drawing>
+                <wp:inline distT="0" distB="0" distL="0" distR="0" wp14:anchorId="72505491" wp14:editId="57DD4250">
+                  <wp:extent cx="1428750" cy="1428750"/>
+                  <wp:effectExtent l="0" t="0" r="0" b="0"/>
+                  <wp:docPr id="644957668" name="Picture 14"/>
+                  <wp:cNvGraphicFramePr>
+                    <a:graphicFrameLocks xmlns:a="http://schemas.openxmlformats.org/drawingml/2006/main" noChangeAspect="1"/>
+                  </wp:cNvGraphicFramePr>
+                  <a:graphic xmlns:a="http://schemas.openxmlformats.org/drawingml/2006/main">
+                    <a:graphicData uri="http://schemas.openxmlformats.org/drawingml/2006/picture">
+                      <pic:pic xmlns:pic="http://schemas.openxmlformats.org/drawingml/2006/picture">
+                        <pic:nvPicPr>
+                          <pic:cNvPr id="644957668" name="Picture 644957668"/>
+                          <pic:cNvPicPr/>
+                        </pic:nvPicPr>
+                        <pic:blipFill>
+                          <a:blip r:embed="rId54">
+                            <a:extLst>
+                              <a:ext uri="{28A0092B-C50C-407E-A947-70E740481C1C}">
+                                <a14:useLocalDpi xmlns:a14="http://schemas.microsoft.com/office/drawing/2010/main" val="0"/>
+                              </a:ext>
+                            </a:extLst>
+                          </a:blip>
+                          <a:stretch>
+                            <a:fillRect/>
+                          </a:stretch>
+                        </pic:blipFill>
+                        <pic:spPr>
+                          <a:xfrm>
+                            <a:off x="0" y="0"/>
+                            <a:ext cx="1428750" cy="1428750"/>
+                          </a:xfrm>
+                          <a:prstGeom prst="rect">
+                            <a:avLst/>
+                          </a:prstGeom>
+                        </pic:spPr>
+                      </pic:pic>
+                    </a:graphicData>
+                  </a:graphic>
+                </wp:inline>
+              </w:drawing>
+            </w:r>
+          </w:p>
+        </w:tc>
+      </w:tr>
+    </w:tbl>
+    <w:p>
+      <w:pPr>
+        <w:rPr>
+          <w:rtl/>
+        </w:rPr>
+      </w:pPr>
+      <w:r>
+        <w:rPr>
+          <w:rFonts w:hint="cs"/>
+          <w:rtl/>
+        </w:rPr>
+        <w:t>الان مکعب 1 و 2 در پشت در جای درستی هستند و ما روی دیگر که برای مثال سبز است را روبروی خود قرار داده ایم</w:t>
+      </w:r>
+    </w:p>
+    <w:p>
+      <w:pPr>
+        <w:rPr>
+          <w:rtl/>
+        </w:rPr>
+      </w:pPr>
+      <w:r>
+        <w:rPr>
+          <w:rFonts w:hint="cs"/>
+          <w:rtl/>
+        </w:rPr>
+        <w:t>الگوریتم هفت را در این حالت اجرا میکنیم.</w:t>
+      </w:r>
+    </w:p>
+    <w:p>
+      <w:pPr>
+        <w:rPr>
+          <w:rtl/>
+        </w:rPr>
+      </w:pPr>
+      <w:r>
+        <w:rPr>
+          <w:rFonts w:hint="cs"/>
+          <w:rtl/>
+        </w:rPr>
+        <w:t>الگوریتم هفت 7:</w:t>
+      </w:r>
+    </w:p>
+    <w:tbl>
+      <w:tblPr>
+        <w:tblStyle w:val="TableGrid"/>
+        <w:bidiVisual/>
+        <w:tblW w:w="0" w:type="auto"/>
+        <w:tblLook w:val="04A0" w:firstRow="1" w:lastRow="0" w:firstColumn="1" w:lastColumn="0" w:noHBand="0" w:noVBand="1"/>
+      </w:tblPr>
+      <w:tblGrid>
+        <w:gridCol w:w="1870"/>
+        <w:gridCol w:w="1246"/>
+        <w:gridCol w:w="624"/>
+        <w:gridCol w:w="1870"/>
+        <w:gridCol w:w="623"/>
+        <w:gridCol w:w="1247"/>
+        <w:gridCol w:w="1870"/>
+      </w:tblGrid>
+      <w:tr>
+        <w:tc>
+          <w:tcPr>
+            <w:tcW w:w="1870" w:type="dxa"/>
+          </w:tcPr>
+          <w:p>
+            <w:pPr>
+              <w:jc w:val="center"/>
+              <w:rPr>
+                <w:rFonts w:hint="cs"/>
+                <w:rtl/>
+              </w:rPr>
+            </w:pPr>
+            <w:r>
+              <w:rPr>
+                <w:rFonts w:hint="cs"/>
+                <w:noProof/>
+                <w:rtl/>
+                <w:lang w:val="fa-IR"/>
+              </w:rPr>
+              <w:drawing>
+                <wp:inline distT="0" distB="0" distL="0" distR="0" wp14:anchorId="376B4C80" wp14:editId="2A62AD68">
+                  <wp:extent cx="681486" cy="863216"/>
+                  <wp:effectExtent l="0" t="0" r="4445" b="0"/>
+                  <wp:docPr id="749001496" name="Picture 17"/>
+                  <wp:cNvGraphicFramePr>
+                    <a:graphicFrameLocks xmlns:a="http://schemas.openxmlformats.org/drawingml/2006/main" noChangeAspect="1"/>
+                  </wp:cNvGraphicFramePr>
+                  <a:graphic xmlns:a="http://schemas.openxmlformats.org/drawingml/2006/main">
+                    <a:graphicData uri="http://schemas.openxmlformats.org/drawingml/2006/picture">
+                      <pic:pic xmlns:pic="http://schemas.openxmlformats.org/drawingml/2006/picture">
+                        <pic:nvPicPr>
+                          <pic:cNvPr id="1838190897" name="Picture 1838190897"/>
+                          <pic:cNvPicPr/>
+                        </pic:nvPicPr>
+                        <pic:blipFill>
+                          <a:blip r:embed="rId55">
+                            <a:extLst>
+                              <a:ext uri="{28A0092B-C50C-407E-A947-70E740481C1C}">
+                                <a14:useLocalDpi xmlns:a14="http://schemas.microsoft.com/office/drawing/2010/main" val="0"/>
+                              </a:ext>
+                            </a:extLst>
+                          </a:blip>
+                          <a:stretch>
+                            <a:fillRect/>
+                          </a:stretch>
+                        </pic:blipFill>
+                        <pic:spPr>
+                          <a:xfrm>
+                            <a:off x="0" y="0"/>
+                            <a:ext cx="701396" cy="888435"/>
+                          </a:xfrm>
+                          <a:prstGeom prst="rect">
+                            <a:avLst/>
+                          </a:prstGeom>
+                        </pic:spPr>
+                      </pic:pic>
+                    </a:graphicData>
+                  </a:graphic>
+                </wp:inline>
+              </w:drawing>
+            </w:r>
+          </w:p>
+        </w:tc>
+        <w:tc>
+          <w:tcPr>
+            <w:tcW w:w="1870" w:type="dxa"/>
+            <w:gridSpan w:val="2"/>
+          </w:tcPr>
+          <w:p>
+            <w:pPr>
+              <w:jc w:val="center"/>
+              <w:rPr>
+                <w:rFonts w:hint="cs"/>
+                <w:rtl/>
+              </w:rPr>
+            </w:pPr>
+            <w:r>
+              <w:rPr>
+                <w:rFonts w:hint="cs"/>
+                <w:noProof/>
+                <w:rtl/>
+                <w:lang w:val="fa-IR"/>
+              </w:rPr>
+              <w:drawing>
+                <wp:inline distT="0" distB="0" distL="0" distR="0" wp14:anchorId="2F6E38C9" wp14:editId="69EB3659">
+                  <wp:extent cx="681486" cy="863216"/>
+                  <wp:effectExtent l="0" t="0" r="4445" b="0"/>
+                  <wp:docPr id="1838190897" name="Picture 17"/>
+                  <wp:cNvGraphicFramePr>
+                    <a:graphicFrameLocks xmlns:a="http://schemas.openxmlformats.org/drawingml/2006/main" noChangeAspect="1"/>
+                  </wp:cNvGraphicFramePr>
+                  <a:graphic xmlns:a="http://schemas.openxmlformats.org/drawingml/2006/main">
+                    <a:graphicData uri="http://schemas.openxmlformats.org/drawingml/2006/picture">
+                      <pic:pic xmlns:pic="http://schemas.openxmlformats.org/drawingml/2006/picture">
+                        <pic:nvPicPr>
+                          <pic:cNvPr id="1838190897" name="Picture 1838190897"/>
+                          <pic:cNvPicPr/>
+                        </pic:nvPicPr>
+                        <pic:blipFill>
+                          <a:blip r:embed="rId55">
+                            <a:extLst>
+                              <a:ext uri="{28A0092B-C50C-407E-A947-70E740481C1C}">
+                                <a14:useLocalDpi xmlns:a14="http://schemas.microsoft.com/office/drawing/2010/main" val="0"/>
+                              </a:ext>
+                            </a:extLst>
+                          </a:blip>
+                          <a:stretch>
+                            <a:fillRect/>
+                          </a:stretch>
+                        </pic:blipFill>
+                        <pic:spPr>
+                          <a:xfrm>
+                            <a:off x="0" y="0"/>
+                            <a:ext cx="701396" cy="888435"/>
+                          </a:xfrm>
+                          <a:prstGeom prst="rect">
+                            <a:avLst/>
+                          </a:prstGeom>
+                        </pic:spPr>
+                      </pic:pic>
+                    </a:graphicData>
+                  </a:graphic>
+                </wp:inline>
+              </w:drawing>
+            </w:r>
+          </w:p>
+        </w:tc>
+        <w:tc>
+          <w:tcPr>
+            <w:tcW w:w="1870" w:type="dxa"/>
+          </w:tcPr>
+          <w:p>
+            <w:pPr>
+              <w:jc w:val="center"/>
+              <w:rPr>
+                <w:rFonts w:hint="cs"/>
+                <w:rtl/>
+              </w:rPr>
+            </w:pPr>
+            <w:r>
+              <w:rPr>
+                <w:rFonts w:hint="cs"/>
+                <w:noProof/>
+              </w:rPr>
+              <w:drawing>
+                <wp:inline distT="0" distB="0" distL="0" distR="0" wp14:anchorId="01D7E0D7" wp14:editId="51D95759">
+                  <wp:extent cx="707379" cy="883920"/>
+                  <wp:effectExtent l="0" t="0" r="0" b="0"/>
+                  <wp:docPr id="21918282" name="Picture 11"/>
+                  <wp:cNvGraphicFramePr>
+                    <a:graphicFrameLocks xmlns:a="http://schemas.openxmlformats.org/drawingml/2006/main" noChangeAspect="1"/>
+                  </wp:cNvGraphicFramePr>
+                  <a:graphic xmlns:a="http://schemas.openxmlformats.org/drawingml/2006/main">
+                    <a:graphicData uri="http://schemas.openxmlformats.org/drawingml/2006/picture">
+                      <pic:pic xmlns:pic="http://schemas.openxmlformats.org/drawingml/2006/picture">
+                        <pic:nvPicPr>
+                          <pic:cNvPr id="1539913552" name="Picture 1539913552"/>
+                          <pic:cNvPicPr/>
+                        </pic:nvPicPr>
+                        <pic:blipFill>
+                          <a:blip r:embed="rId52" cstate="print">
+                            <a:extLst>
+                              <a:ext uri="{28A0092B-C50C-407E-A947-70E740481C1C}">
+                                <a14:useLocalDpi xmlns:a14="http://schemas.microsoft.com/office/drawing/2010/main" val="0"/>
+                              </a:ext>
+                            </a:extLst>
+                          </a:blip>
+                          <a:stretch>
+                            <a:fillRect/>
+                          </a:stretch>
+                        </pic:blipFill>
+                        <pic:spPr>
+                          <a:xfrm>
+                            <a:off x="0" y="0"/>
+                            <a:ext cx="748136" cy="934849"/>
+                          </a:xfrm>
+                          <a:prstGeom prst="rect">
+                            <a:avLst/>
+                          </a:prstGeom>
+                        </pic:spPr>
+                      </pic:pic>
+                    </a:graphicData>
+                  </a:graphic>
+                </wp:inline>
+              </w:drawing>
+            </w:r>
+          </w:p>
+        </w:tc>
+        <w:tc>
+          <w:tcPr>
+            <w:tcW w:w="1870" w:type="dxa"/>
+            <w:gridSpan w:val="2"/>
+          </w:tcPr>
+          <w:p>
+            <w:pPr>
+              <w:jc w:val="center"/>
+            </w:pPr>
+            <w:r>
+              <w:rPr>
+                <w:noProof/>
+              </w:rPr>
+              <w:drawing>
+                <wp:inline distT="0" distB="0" distL="0" distR="0" wp14:anchorId="7A99567A" wp14:editId="6A7D9161">
+                  <wp:extent cx="698739" cy="885069"/>
+                  <wp:effectExtent l="0" t="0" r="6350" b="0"/>
+                  <wp:docPr id="1809731904" name="Picture 15"/>
+                  <wp:cNvGraphicFramePr>
+                    <a:graphicFrameLocks xmlns:a="http://schemas.openxmlformats.org/drawingml/2006/main" noChangeAspect="1"/>
+                  </wp:cNvGraphicFramePr>
+                  <a:graphic xmlns:a="http://schemas.openxmlformats.org/drawingml/2006/main">
+                    <a:graphicData uri="http://schemas.openxmlformats.org/drawingml/2006/picture">
+                      <pic:pic xmlns:pic="http://schemas.openxmlformats.org/drawingml/2006/picture">
+                        <pic:nvPicPr>
+                          <pic:cNvPr id="1809731904" name="Picture 1809731904"/>
+                          <pic:cNvPicPr/>
+                        </pic:nvPicPr>
+                        <pic:blipFill>
+                          <a:blip r:embed="rId56">
+                            <a:extLst>
+                              <a:ext uri="{28A0092B-C50C-407E-A947-70E740481C1C}">
+                                <a14:useLocalDpi xmlns:a14="http://schemas.microsoft.com/office/drawing/2010/main" val="0"/>
+                              </a:ext>
+                            </a:extLst>
+                          </a:blip>
+                          <a:stretch>
+                            <a:fillRect/>
+                          </a:stretch>
+                        </pic:blipFill>
+                        <pic:spPr>
+                          <a:xfrm>
+                            <a:off x="0" y="0"/>
+                            <a:ext cx="717757" cy="909158"/>
+                          </a:xfrm>
+                          <a:prstGeom prst="rect">
+                            <a:avLst/>
+                          </a:prstGeom>
+                        </pic:spPr>
+                      </pic:pic>
+                    </a:graphicData>
+                  </a:graphic>
+                </wp:inline>
+              </w:drawing>
+            </w:r>
+          </w:p>
+        </w:tc>
+        <w:tc>
+          <w:tcPr>
+            <w:tcW w:w="1870" w:type="dxa"/>
+          </w:tcPr>
+          <w:p>
+            <w:pPr>
+              <w:jc w:val="center"/>
+              <w:rPr>
+                <w:rFonts w:hint="cs"/>
+                <w:rtl/>
+              </w:rPr>
+            </w:pPr>
+            <w:r>
+              <w:rPr>
+                <w:rFonts w:hint="cs"/>
+                <w:noProof/>
+              </w:rPr>
+              <w:drawing>
+                <wp:inline distT="0" distB="0" distL="0" distR="0" wp14:anchorId="0AE125A5" wp14:editId="7A6DD6B2">
+                  <wp:extent cx="707379" cy="883920"/>
+                  <wp:effectExtent l="0" t="0" r="0" b="0"/>
+                  <wp:docPr id="1435847015" name="Picture 11"/>
+                  <wp:cNvGraphicFramePr>
+                    <a:graphicFrameLocks xmlns:a="http://schemas.openxmlformats.org/drawingml/2006/main" noChangeAspect="1"/>
+                  </wp:cNvGraphicFramePr>
+                  <a:graphic xmlns:a="http://schemas.openxmlformats.org/drawingml/2006/main">
+                    <a:graphicData uri="http://schemas.openxmlformats.org/drawingml/2006/picture">
+                      <pic:pic xmlns:pic="http://schemas.openxmlformats.org/drawingml/2006/picture">
+                        <pic:nvPicPr>
+                          <pic:cNvPr id="1539913552" name="Picture 1539913552"/>
+                          <pic:cNvPicPr/>
+                        </pic:nvPicPr>
+                        <pic:blipFill>
+                          <a:blip r:embed="rId52" cstate="print">
+                            <a:extLst>
+                              <a:ext uri="{28A0092B-C50C-407E-A947-70E740481C1C}">
+                                <a14:useLocalDpi xmlns:a14="http://schemas.microsoft.com/office/drawing/2010/main" val="0"/>
+                              </a:ext>
+                            </a:extLst>
+                          </a:blip>
+                          <a:stretch>
+                            <a:fillRect/>
+                          </a:stretch>
+                        </pic:blipFill>
+                        <pic:spPr>
+                          <a:xfrm>
+                            <a:off x="0" y="0"/>
+                            <a:ext cx="748136" cy="934849"/>
+                          </a:xfrm>
+                          <a:prstGeom prst="rect">
+                            <a:avLst/>
+                          </a:prstGeom>
+                        </pic:spPr>
+                      </pic:pic>
+                    </a:graphicData>
+                  </a:graphic>
+                </wp:inline>
+              </w:drawing>
+            </w:r>
+          </w:p>
+        </w:tc>
+      </w:tr>
+      <w:tr>
+        <w:tc>
+          <w:tcPr>
+            <w:tcW w:w="1870" w:type="dxa"/>
+          </w:tcPr>
+          <w:p>
+            <w:pPr>
+              <w:jc w:val="center"/>
+              <w:rPr>
+                <w:rFonts w:hint="cs"/>
+                <w:rtl/>
+              </w:rPr>
+            </w:pPr>
+            <w:r>
+              <w:rPr>
+                <w:rFonts w:hint="cs"/>
+                <w:noProof/>
+                <w:rtl/>
+                <w:lang w:val="fa-IR"/>
+              </w:rPr>
+              <w:drawing>
+                <wp:inline distT="0" distB="0" distL="0" distR="0" wp14:anchorId="4D682E5A" wp14:editId="30C71048">
+                  <wp:extent cx="681486" cy="863216"/>
+                  <wp:effectExtent l="0" t="0" r="4445" b="0"/>
+                  <wp:docPr id="96618060" name="Picture 17"/>
+                  <wp:cNvGraphicFramePr>
+                    <a:graphicFrameLocks xmlns:a="http://schemas.openxmlformats.org/drawingml/2006/main" noChangeAspect="1"/>
+                  </wp:cNvGraphicFramePr>
+                  <a:graphic xmlns:a="http://schemas.openxmlformats.org/drawingml/2006/main">
+                    <a:graphicData uri="http://schemas.openxmlformats.org/drawingml/2006/picture">
+                      <pic:pic xmlns:pic="http://schemas.openxmlformats.org/drawingml/2006/picture">
+                        <pic:nvPicPr>
+                          <pic:cNvPr id="1838190897" name="Picture 1838190897"/>
+                          <pic:cNvPicPr/>
+                        </pic:nvPicPr>
+                        <pic:blipFill>
+                          <a:blip r:embed="rId55">
+                            <a:extLst>
+                              <a:ext uri="{28A0092B-C50C-407E-A947-70E740481C1C}">
+                                <a14:useLocalDpi xmlns:a14="http://schemas.microsoft.com/office/drawing/2010/main" val="0"/>
+                              </a:ext>
+                            </a:extLst>
+                          </a:blip>
+                          <a:stretch>
+                            <a:fillRect/>
+                          </a:stretch>
+                        </pic:blipFill>
+                        <pic:spPr>
+                          <a:xfrm>
+                            <a:off x="0" y="0"/>
+                            <a:ext cx="701396" cy="888435"/>
+                          </a:xfrm>
+                          <a:prstGeom prst="rect">
+                            <a:avLst/>
+                          </a:prstGeom>
+                        </pic:spPr>
+                      </pic:pic>
+                    </a:graphicData>
+                  </a:graphic>
+                </wp:inline>
+              </w:drawing>
+            </w:r>
+          </w:p>
+        </w:tc>
+        <w:tc>
+          <w:tcPr>
+            <w:tcW w:w="1870" w:type="dxa"/>
+            <w:gridSpan w:val="2"/>
+          </w:tcPr>
+          <w:p>
+            <w:pPr>
+              <w:jc w:val="center"/>
+              <w:rPr>
+                <w:rFonts w:hint="cs"/>
+                <w:rtl/>
+              </w:rPr>
+            </w:pPr>
+            <w:r>
+              <w:rPr>
+                <w:rFonts w:hint="cs"/>
+                <w:noProof/>
+                <w:rtl/>
+                <w:lang w:val="fa-IR"/>
+              </w:rPr>
+              <w:drawing>
+                <wp:inline distT="0" distB="0" distL="0" distR="0" wp14:anchorId="30B1F3D4" wp14:editId="35E3CD5B">
+                  <wp:extent cx="681486" cy="863216"/>
+                  <wp:effectExtent l="0" t="0" r="4445" b="0"/>
+                  <wp:docPr id="1346754330" name="Picture 17"/>
+                  <wp:cNvGraphicFramePr>
+                    <a:graphicFrameLocks xmlns:a="http://schemas.openxmlformats.org/drawingml/2006/main" noChangeAspect="1"/>
+                  </wp:cNvGraphicFramePr>
+                  <a:graphic xmlns:a="http://schemas.openxmlformats.org/drawingml/2006/main">
+                    <a:graphicData uri="http://schemas.openxmlformats.org/drawingml/2006/picture">
+                      <pic:pic xmlns:pic="http://schemas.openxmlformats.org/drawingml/2006/picture">
+                        <pic:nvPicPr>
+                          <pic:cNvPr id="1838190897" name="Picture 1838190897"/>
+                          <pic:cNvPicPr/>
+                        </pic:nvPicPr>
+                        <pic:blipFill>
+                          <a:blip r:embed="rId55">
+                            <a:extLst>
+                              <a:ext uri="{28A0092B-C50C-407E-A947-70E740481C1C}">
+                                <a14:useLocalDpi xmlns:a14="http://schemas.microsoft.com/office/drawing/2010/main" val="0"/>
+                              </a:ext>
+                            </a:extLst>
+                          </a:blip>
+                          <a:stretch>
+                            <a:fillRect/>
+                          </a:stretch>
+                        </pic:blipFill>
+                        <pic:spPr>
+                          <a:xfrm>
+                            <a:off x="0" y="0"/>
+                            <a:ext cx="701396" cy="888435"/>
+                          </a:xfrm>
+                          <a:prstGeom prst="rect">
+                            <a:avLst/>
+                          </a:prstGeom>
+                        </pic:spPr>
+                      </pic:pic>
+                    </a:graphicData>
+                  </a:graphic>
+                </wp:inline>
+              </w:drawing>
+            </w:r>
+          </w:p>
+        </w:tc>
+        <w:tc>
+          <w:tcPr>
+            <w:tcW w:w="1870" w:type="dxa"/>
+          </w:tcPr>
+          <w:p>
+            <w:pPr>
+              <w:jc w:val="center"/>
+              <w:rPr>
+                <w:rFonts w:hint="cs"/>
+                <w:rtl/>
+              </w:rPr>
+            </w:pPr>
+            <w:r>
+              <w:rPr>
+                <w:rFonts w:hint="cs"/>
+                <w:noProof/>
+              </w:rPr>
+              <w:drawing>
+                <wp:inline distT="0" distB="0" distL="0" distR="0" wp14:anchorId="30FEA5DB" wp14:editId="342D7E0D">
+                  <wp:extent cx="707379" cy="883920"/>
+                  <wp:effectExtent l="0" t="0" r="0" b="0"/>
+                  <wp:docPr id="251290682" name="Picture 11"/>
+                  <wp:cNvGraphicFramePr>
+                    <a:graphicFrameLocks xmlns:a="http://schemas.openxmlformats.org/drawingml/2006/main" noChangeAspect="1"/>
+                  </wp:cNvGraphicFramePr>
+                  <a:graphic xmlns:a="http://schemas.openxmlformats.org/drawingml/2006/main">
+                    <a:graphicData uri="http://schemas.openxmlformats.org/drawingml/2006/picture">
+                      <pic:pic xmlns:pic="http://schemas.openxmlformats.org/drawingml/2006/picture">
+                        <pic:nvPicPr>
+                          <pic:cNvPr id="1539913552" name="Picture 1539913552"/>
+                          <pic:cNvPicPr/>
+                        </pic:nvPicPr>
+                        <pic:blipFill>
+                          <a:blip r:embed="rId52" cstate="print">
+                            <a:extLst>
+                              <a:ext uri="{28A0092B-C50C-407E-A947-70E740481C1C}">
+                                <a14:useLocalDpi xmlns:a14="http://schemas.microsoft.com/office/drawing/2010/main" val="0"/>
+                              </a:ext>
+                            </a:extLst>
+                          </a:blip>
+                          <a:stretch>
+                            <a:fillRect/>
+                          </a:stretch>
+                        </pic:blipFill>
+                        <pic:spPr>
+                          <a:xfrm>
+                            <a:off x="0" y="0"/>
+                            <a:ext cx="748136" cy="934849"/>
+                          </a:xfrm>
+                          <a:prstGeom prst="rect">
+                            <a:avLst/>
+                          </a:prstGeom>
+                        </pic:spPr>
+                      </pic:pic>
+                    </a:graphicData>
+                  </a:graphic>
+                </wp:inline>
+              </w:drawing>
+            </w:r>
+          </w:p>
+        </w:tc>
+        <w:tc>
+          <w:tcPr>
+            <w:tcW w:w="1870" w:type="dxa"/>
+            <w:gridSpan w:val="2"/>
+          </w:tcPr>
+          <w:p>
+            <w:pPr>
+              <w:jc w:val="center"/>
+              <w:rPr>
+                <w:rFonts w:hint="cs"/>
+                <w:rtl/>
+              </w:rPr>
+            </w:pPr>
+            <w:r>
+              <w:rPr>
+                <w:rFonts w:hint="cs"/>
+                <w:noProof/>
+                <w:rtl/>
+                <w:lang w:val="fa-IR"/>
+              </w:rPr>
+              <w:drawing>
+                <wp:inline distT="0" distB="0" distL="0" distR="0" wp14:anchorId="519D49DB" wp14:editId="53234697">
+                  <wp:extent cx="689886" cy="873856"/>
+                  <wp:effectExtent l="0" t="0" r="0" b="2540"/>
+                  <wp:docPr id="1726349175" name="Picture 18"/>
+                  <wp:cNvGraphicFramePr>
+                    <a:graphicFrameLocks xmlns:a="http://schemas.openxmlformats.org/drawingml/2006/main" noChangeAspect="1"/>
+                  </wp:cNvGraphicFramePr>
+                  <a:graphic xmlns:a="http://schemas.openxmlformats.org/drawingml/2006/main">
+                    <a:graphicData uri="http://schemas.openxmlformats.org/drawingml/2006/picture">
+                      <pic:pic xmlns:pic="http://schemas.openxmlformats.org/drawingml/2006/picture">
+                        <pic:nvPicPr>
+                          <pic:cNvPr id="1726349175" name="Picture 1726349175"/>
+                          <pic:cNvPicPr/>
+                        </pic:nvPicPr>
+                        <pic:blipFill>
+                          <a:blip r:embed="rId57">
+                            <a:extLst>
+                              <a:ext uri="{28A0092B-C50C-407E-A947-70E740481C1C}">
+                                <a14:useLocalDpi xmlns:a14="http://schemas.microsoft.com/office/drawing/2010/main" val="0"/>
+                              </a:ext>
+                            </a:extLst>
+                          </a:blip>
+                          <a:stretch>
+                            <a:fillRect/>
+                          </a:stretch>
+                        </pic:blipFill>
+                        <pic:spPr>
+                          <a:xfrm>
+                            <a:off x="0" y="0"/>
+                            <a:ext cx="717868" cy="909300"/>
+                          </a:xfrm>
+                          <a:prstGeom prst="rect">
+                            <a:avLst/>
+                          </a:prstGeom>
+                        </pic:spPr>
+                      </pic:pic>
+                    </a:graphicData>
+                  </a:graphic>
+                </wp:inline>
+              </w:drawing>
+            </w:r>
+          </w:p>
+        </w:tc>
+        <w:tc>
+          <w:tcPr>
+            <w:tcW w:w="1870" w:type="dxa"/>
+          </w:tcPr>
+          <w:p>
+            <w:pPr>
+              <w:jc w:val="center"/>
+              <w:rPr>
+                <w:rFonts w:hint="cs"/>
+                <w:rtl/>
+              </w:rPr>
+            </w:pPr>
+            <w:r>
+              <w:rPr>
+                <w:noProof/>
+              </w:rPr>
+              <w:drawing>
+                <wp:inline distT="0" distB="0" distL="0" distR="0" wp14:anchorId="640254E3" wp14:editId="487F8525">
+                  <wp:extent cx="733246" cy="884125"/>
+                  <wp:effectExtent l="0" t="0" r="0" b="0"/>
+                  <wp:docPr id="202590876" name="Picture 9"/>
+                  <wp:cNvGraphicFramePr>
+                    <a:graphicFrameLocks xmlns:a="http://schemas.openxmlformats.org/drawingml/2006/main" noChangeAspect="1"/>
+                  </wp:cNvGraphicFramePr>
+                  <a:graphic xmlns:a="http://schemas.openxmlformats.org/drawingml/2006/main">
+                    <a:graphicData uri="http://schemas.openxmlformats.org/drawingml/2006/picture">
+                      <pic:pic xmlns:pic="http://schemas.openxmlformats.org/drawingml/2006/picture">
+                        <pic:nvPicPr>
+                          <pic:cNvPr id="1372355808" name="Picture 1372355808"/>
+                          <pic:cNvPicPr/>
+                        </pic:nvPicPr>
+                        <pic:blipFill>
+                          <a:blip r:embed="rId50" cstate="print">
+                            <a:extLst>
+                              <a:ext uri="{28A0092B-C50C-407E-A947-70E740481C1C}">
+                                <a14:useLocalDpi xmlns:a14="http://schemas.microsoft.com/office/drawing/2010/main" val="0"/>
+                              </a:ext>
+                            </a:extLst>
+                          </a:blip>
+                          <a:stretch>
+                            <a:fillRect/>
+                          </a:stretch>
+                        </pic:blipFill>
+                        <pic:spPr>
+                          <a:xfrm>
+                            <a:off x="0" y="0"/>
+                            <a:ext cx="810979" cy="977853"/>
+                          </a:xfrm>
+                          <a:prstGeom prst="rect">
+                            <a:avLst/>
+                          </a:prstGeom>
+                        </pic:spPr>
+                      </pic:pic>
+                    </a:graphicData>
+                  </a:graphic>
+                </wp:inline>
+              </w:drawing>
+            </w:r>
+          </w:p>
+        </w:tc>
+      </w:tr>
+      <w:tr>
+        <w:tc>
+          <w:tcPr>
+            <w:tcW w:w="3116" w:type="dxa"/>
+            <w:gridSpan w:val="2"/>
+          </w:tcPr>
+          <w:p>
+            <w:pPr>
+              <w:jc w:val="center"/>
+              <w:rPr>
+                <w:rFonts w:hint="cs"/>
+                <w:rtl/>
+              </w:rPr>
+            </w:pPr>
+            <w:r>
+              <w:rPr>
+                <w:rFonts w:hint="cs"/>
+                <w:noProof/>
+                <w:rtl/>
+                <w:lang w:val="fa-IR"/>
+              </w:rPr>
+              <w:drawing>
+                <wp:inline distT="0" distB="0" distL="0" distR="0" wp14:anchorId="34E2A042" wp14:editId="2F4AA52A">
+                  <wp:extent cx="646981" cy="819507"/>
+                  <wp:effectExtent l="0" t="0" r="1270" b="0"/>
+                  <wp:docPr id="1769857463" name="Picture 19"/>
+                  <wp:cNvGraphicFramePr>
+                    <a:graphicFrameLocks xmlns:a="http://schemas.openxmlformats.org/drawingml/2006/main" noChangeAspect="1"/>
+                  </wp:cNvGraphicFramePr>
+                  <a:graphic xmlns:a="http://schemas.openxmlformats.org/drawingml/2006/main">
+                    <a:graphicData uri="http://schemas.openxmlformats.org/drawingml/2006/picture">
+                      <pic:pic xmlns:pic="http://schemas.openxmlformats.org/drawingml/2006/picture">
+                        <pic:nvPicPr>
+                          <pic:cNvPr id="1769857463" name="Picture 1769857463"/>
+                          <pic:cNvPicPr/>
+                        </pic:nvPicPr>
+                        <pic:blipFill>
+                          <a:blip r:embed="rId58">
+                            <a:extLst>
+                              <a:ext uri="{28A0092B-C50C-407E-A947-70E740481C1C}">
+                                <a14:useLocalDpi xmlns:a14="http://schemas.microsoft.com/office/drawing/2010/main" val="0"/>
+                              </a:ext>
+                            </a:extLst>
+                          </a:blip>
+                          <a:stretch>
+                            <a:fillRect/>
+                          </a:stretch>
+                        </pic:blipFill>
+                        <pic:spPr>
+                          <a:xfrm>
+                            <a:off x="0" y="0"/>
+                            <a:ext cx="669495" cy="848025"/>
+                          </a:xfrm>
+                          <a:prstGeom prst="rect">
+                            <a:avLst/>
+                          </a:prstGeom>
+                        </pic:spPr>
+                      </pic:pic>
+                    </a:graphicData>
+                  </a:graphic>
+                </wp:inline>
+              </w:drawing>
+            </w:r>
+          </w:p>
+        </w:tc>
+        <w:tc>
+          <w:tcPr>
+            <w:tcW w:w="3117" w:type="dxa"/>
+            <w:gridSpan w:val="3"/>
+          </w:tcPr>
+          <w:p>
+            <w:pPr>
+              <w:jc w:val="center"/>
+              <w:rPr>
+                <w:rFonts w:hint="cs"/>
+                <w:rtl/>
+              </w:rPr>
+            </w:pPr>
+            <w:r>
+              <w:rPr>
+                <w:noProof/>
+              </w:rPr>
+              <w:drawing>
+                <wp:inline distT="0" distB="0" distL="0" distR="0" wp14:anchorId="536F25F5" wp14:editId="4990F04B">
+                  <wp:extent cx="715382" cy="862585"/>
+                  <wp:effectExtent l="0" t="0" r="8890" b="0"/>
+                  <wp:docPr id="2039132373" name="Picture 9"/>
+                  <wp:cNvGraphicFramePr>
+                    <a:graphicFrameLocks xmlns:a="http://schemas.openxmlformats.org/drawingml/2006/main" noChangeAspect="1"/>
+                  </wp:cNvGraphicFramePr>
+                  <a:graphic xmlns:a="http://schemas.openxmlformats.org/drawingml/2006/main">
+                    <a:graphicData uri="http://schemas.openxmlformats.org/drawingml/2006/picture">
+                      <pic:pic xmlns:pic="http://schemas.openxmlformats.org/drawingml/2006/picture">
+                        <pic:nvPicPr>
+                          <pic:cNvPr id="1372355808" name="Picture 1372355808"/>
+                          <pic:cNvPicPr/>
+                        </pic:nvPicPr>
+                        <pic:blipFill>
+                          <a:blip r:embed="rId59" cstate="print">
+                            <a:extLst>
+                              <a:ext uri="{28A0092B-C50C-407E-A947-70E740481C1C}">
+                                <a14:useLocalDpi xmlns:a14="http://schemas.microsoft.com/office/drawing/2010/main" val="0"/>
+                              </a:ext>
+                            </a:extLst>
+                          </a:blip>
+                          <a:stretch>
+                            <a:fillRect/>
+                          </a:stretch>
+                        </pic:blipFill>
+                        <pic:spPr>
+                          <a:xfrm>
+                            <a:off x="0" y="0"/>
+                            <a:ext cx="794942" cy="958516"/>
+                          </a:xfrm>
+                          <a:prstGeom prst="rect">
+                            <a:avLst/>
+                          </a:prstGeom>
+                        </pic:spPr>
+                      </pic:pic>
+                    </a:graphicData>
+                  </a:graphic>
+                </wp:inline>
+              </w:drawing>
+            </w:r>
+          </w:p>
+        </w:tc>
+        <w:tc>
+          <w:tcPr>
+            <w:tcW w:w="3117" w:type="dxa"/>
+            <w:gridSpan w:val="2"/>
+          </w:tcPr>
+          <w:p>
+            <w:pPr>
+              <w:jc w:val="center"/>
+              <w:rPr>
+                <w:rFonts w:hint="cs"/>
+                <w:rtl/>
+              </w:rPr>
+            </w:pPr>
+            <w:r>
+              <w:rPr>
+                <w:noProof/>
+              </w:rPr>
+              <w:drawing>
+                <wp:inline distT="0" distB="0" distL="0" distR="0" wp14:anchorId="3980F5F7" wp14:editId="6646EA21">
+                  <wp:extent cx="715171" cy="862330"/>
+                  <wp:effectExtent l="0" t="0" r="8890" b="0"/>
+                  <wp:docPr id="518449852" name="Picture 9"/>
+                  <wp:cNvGraphicFramePr>
+                    <a:graphicFrameLocks xmlns:a="http://schemas.openxmlformats.org/drawingml/2006/main" noChangeAspect="1"/>
+                  </wp:cNvGraphicFramePr>
+                  <a:graphic xmlns:a="http://schemas.openxmlformats.org/drawingml/2006/main">
+                    <a:graphicData uri="http://schemas.openxmlformats.org/drawingml/2006/picture">
+                      <pic:pic xmlns:pic="http://schemas.openxmlformats.org/drawingml/2006/picture">
+                        <pic:nvPicPr>
+                          <pic:cNvPr id="1372355808" name="Picture 1372355808"/>
+                          <pic:cNvPicPr/>
+                        </pic:nvPicPr>
+                        <pic:blipFill>
+                          <a:blip r:embed="rId59" cstate="print">
+                            <a:extLst>
+                              <a:ext uri="{28A0092B-C50C-407E-A947-70E740481C1C}">
+                                <a14:useLocalDpi xmlns:a14="http://schemas.microsoft.com/office/drawing/2010/main" val="0"/>
+                              </a:ext>
+                            </a:extLst>
+                          </a:blip>
+                          <a:stretch>
+                            <a:fillRect/>
+                          </a:stretch>
+                        </pic:blipFill>
+                        <pic:spPr>
+                          <a:xfrm>
+                            <a:off x="0" y="0"/>
+                            <a:ext cx="794631" cy="958140"/>
+                          </a:xfrm>
+                          <a:prstGeom prst="rect">
+                            <a:avLst/>
+                          </a:prstGeom>
+                        </pic:spPr>
+                      </pic:pic>
+                    </a:graphicData>
+                  </a:graphic>
+                </wp:inline>
+              </w:drawing>
+            </w:r>
+          </w:p>
+        </w:tc>
+      </w:tr>
+    </w:tbl>
+    <w:p>
+      <w:pPr>
+        <w:rPr>
+          <w:rtl/>
+        </w:rPr>
+      </w:pPr>
+    </w:p>
+    <w:p>
+      <w:pPr>
+        <w:rPr>
+          <w:rtl/>
+        </w:rPr>
+      </w:pPr>
+      <w:r>
+        <w:rPr>
+          <w:rFonts w:hint="cs"/>
+          <w:rtl/>
+        </w:rPr>
+        <w:t>حالا در لبه های وسط یکی از حالت های زیر را خواهید داشت</w:t>
+      </w:r>
+    </w:p>
+    <w:p>
+      <w:pPr>
+        <w:rPr>
+          <w:rtl/>
+        </w:rPr>
+      </w:pPr>
+      <w:r>
+        <w:rPr>
+          <w:rFonts w:hint="cs"/>
+          <w:rtl/>
+        </w:rPr>
+        <w:t xml:space="preserve">حالات نهایی </w:t>
+      </w:r>
+    </w:p>
+    <w:tbl>
+      <w:tblPr>
+        <w:tblStyle w:val="TableGrid"/>
+        <w:bidiVisual/>
+        <w:tblW w:w="0" w:type="auto"/>
+        <w:tblLook w:val="04A0" w:firstRow="1" w:lastRow="0" w:firstColumn="1" w:lastColumn="0" w:noHBand="0" w:noVBand="1"/>
+      </w:tblPr>
+      <w:tblGrid>
+        <w:gridCol w:w="3116"/>
+        <w:gridCol w:w="3117"/>
+        <w:gridCol w:w="3117"/>
+      </w:tblGrid>
+      <w:tr>
+        <w:tc>
+          <w:tcPr>
+            <w:tcW w:w="3116" w:type="dxa"/>
+          </w:tcPr>
+          <w:p>
+            <w:pPr>
+              <w:jc w:val="center"/>
+              <w:rPr>
+                <w:rtl/>
+              </w:rPr>
+            </w:pPr>
+            <w:r>
+              <w:rPr>
+                <w:rFonts w:hint="cs"/>
+                <w:noProof/>
+                <w:rtl/>
+                <w:lang w:val="fa-IR"/>
+              </w:rPr>
+              <w:drawing>
+                <wp:inline distT="0" distB="0" distL="0" distR="0" wp14:anchorId="1C3DFEB5" wp14:editId="56BB2AF7">
+                  <wp:extent cx="647700" cy="647700"/>
+                  <wp:effectExtent l="0" t="0" r="0" b="0"/>
+                  <wp:docPr id="1466594871" name="Picture 22"/>
+                  <wp:cNvGraphicFramePr>
+                    <a:graphicFrameLocks xmlns:a="http://schemas.openxmlformats.org/drawingml/2006/main" noChangeAspect="1"/>
+                  </wp:cNvGraphicFramePr>
+                  <a:graphic xmlns:a="http://schemas.openxmlformats.org/drawingml/2006/main">
+                    <a:graphicData uri="http://schemas.openxmlformats.org/drawingml/2006/picture">
+                      <pic:pic xmlns:pic="http://schemas.openxmlformats.org/drawingml/2006/picture">
+                        <pic:nvPicPr>
+                          <pic:cNvPr id="1466594871" name="Picture 1466594871"/>
+                          <pic:cNvPicPr/>
+                        </pic:nvPicPr>
+                        <pic:blipFill>
+                          <a:blip r:embed="rId60">
+                            <a:extLst>
+                              <a:ext uri="{28A0092B-C50C-407E-A947-70E740481C1C}">
+                                <a14:useLocalDpi xmlns:a14="http://schemas.microsoft.com/office/drawing/2010/main" val="0"/>
+                              </a:ext>
+                            </a:extLst>
+                          </a:blip>
+                          <a:stretch>
+                            <a:fillRect/>
+                          </a:stretch>
+                        </pic:blipFill>
+                        <pic:spPr>
+                          <a:xfrm>
+                            <a:off x="0" y="0"/>
+                            <a:ext cx="647700" cy="647700"/>
+                          </a:xfrm>
+                          <a:prstGeom prst="rect">
+                            <a:avLst/>
+                          </a:prstGeom>
+                        </pic:spPr>
+                      </pic:pic>
+                    </a:graphicData>
+                  </a:graphic>
+                </wp:inline>
+              </w:drawing>
+            </w:r>
+          </w:p>
+          <w:p>
+            <w:pPr>
+              <w:jc w:val="center"/>
+              <w:rPr>
+                <w:rFonts w:hint="cs"/>
+                <w:rtl/>
+              </w:rPr>
+            </w:pPr>
+            <w:r>
+              <w:rPr>
+                <w:rFonts w:hint="cs"/>
+                <w:rtl/>
+              </w:rPr>
+              <w:t>حالت 3</w:t>
+            </w:r>
+          </w:p>
+        </w:tc>
+        <w:tc>
+          <w:tcPr>
+            <w:tcW w:w="3117" w:type="dxa"/>
+          </w:tcPr>
+          <w:p>
+            <w:pPr>
+              <w:jc w:val="center"/>
+              <w:rPr>
+                <w:rtl/>
+              </w:rPr>
+            </w:pPr>
+            <w:r>
+              <w:rPr>
+                <w:rFonts w:hint="cs"/>
+                <w:noProof/>
+                <w:rtl/>
+                <w:lang w:val="fa-IR"/>
+              </w:rPr>
+              <w:drawing>
+                <wp:inline distT="0" distB="0" distL="0" distR="0" wp14:anchorId="77D8052A" wp14:editId="1B5C45F7">
+                  <wp:extent cx="647700" cy="647700"/>
+                  <wp:effectExtent l="0" t="0" r="0" b="0"/>
+                  <wp:docPr id="1897002679" name="Picture 21"/>
+                  <wp:cNvGraphicFramePr>
+                    <a:graphicFrameLocks xmlns:a="http://schemas.openxmlformats.org/drawingml/2006/main" noChangeAspect="1"/>
+                  </wp:cNvGraphicFramePr>
+                  <a:graphic xmlns:a="http://schemas.openxmlformats.org/drawingml/2006/main">
+                    <a:graphicData uri="http://schemas.openxmlformats.org/drawingml/2006/picture">
+                      <pic:pic xmlns:pic="http://schemas.openxmlformats.org/drawingml/2006/picture">
+                        <pic:nvPicPr>
+                          <pic:cNvPr id="1897002679" name="Picture 1897002679"/>
+                          <pic:cNvPicPr/>
+                        </pic:nvPicPr>
+                        <pic:blipFill>
+                          <a:blip r:embed="rId61">
+                            <a:extLst>
+                              <a:ext uri="{28A0092B-C50C-407E-A947-70E740481C1C}">
+                                <a14:useLocalDpi xmlns:a14="http://schemas.microsoft.com/office/drawing/2010/main" val="0"/>
+                              </a:ext>
+                            </a:extLst>
+                          </a:blip>
+                          <a:stretch>
+                            <a:fillRect/>
+                          </a:stretch>
+                        </pic:blipFill>
+                        <pic:spPr>
+                          <a:xfrm>
+                            <a:off x="0" y="0"/>
+                            <a:ext cx="647700" cy="647700"/>
+                          </a:xfrm>
+                          <a:prstGeom prst="rect">
+                            <a:avLst/>
+                          </a:prstGeom>
+                        </pic:spPr>
+                      </pic:pic>
+                    </a:graphicData>
+                  </a:graphic>
+                </wp:inline>
+              </w:drawing>
+            </w:r>
+          </w:p>
+          <w:p>
+            <w:pPr>
+              <w:jc w:val="center"/>
+              <w:rPr>
+                <w:rFonts w:hint="cs"/>
+                <w:rtl/>
+              </w:rPr>
+            </w:pPr>
+            <w:r>
+              <w:rPr>
+                <w:rFonts w:hint="cs"/>
+                <w:rtl/>
+              </w:rPr>
+              <w:t>حالت 2</w:t>
+            </w:r>
+          </w:p>
+        </w:tc>
+        <w:tc>
+          <w:tcPr>
+            <w:tcW w:w="3117" w:type="dxa"/>
+          </w:tcPr>
+          <w:p>
+            <w:pPr>
+              <w:jc w:val="center"/>
+              <w:rPr>
+                <w:rtl/>
+              </w:rPr>
+            </w:pPr>
+            <w:r>
+              <w:rPr>
+                <w:rFonts w:hint="cs"/>
+                <w:noProof/>
+                <w:rtl/>
+                <w:lang w:val="fa-IR"/>
+              </w:rPr>
+              <w:drawing>
+                <wp:inline distT="0" distB="0" distL="0" distR="0" wp14:anchorId="06F0F0F4" wp14:editId="318AE7A4">
+                  <wp:extent cx="647700" cy="647700"/>
+                  <wp:effectExtent l="0" t="0" r="0" b="0"/>
+                  <wp:docPr id="54728490" name="Picture 20"/>
+                  <wp:cNvGraphicFramePr>
+                    <a:graphicFrameLocks xmlns:a="http://schemas.openxmlformats.org/drawingml/2006/main" noChangeAspect="1"/>
+                  </wp:cNvGraphicFramePr>
+                  <a:graphic xmlns:a="http://schemas.openxmlformats.org/drawingml/2006/main">
+                    <a:graphicData uri="http://schemas.openxmlformats.org/drawingml/2006/picture">
+                      <pic:pic xmlns:pic="http://schemas.openxmlformats.org/drawingml/2006/picture">
+                        <pic:nvPicPr>
+                          <pic:cNvPr id="54728490" name="Picture 54728490"/>
+                          <pic:cNvPicPr/>
+                        </pic:nvPicPr>
+                        <pic:blipFill>
+                          <a:blip r:embed="rId62">
+                            <a:extLst>
+                              <a:ext uri="{28A0092B-C50C-407E-A947-70E740481C1C}">
+                                <a14:useLocalDpi xmlns:a14="http://schemas.microsoft.com/office/drawing/2010/main" val="0"/>
+                              </a:ext>
+                            </a:extLst>
+                          </a:blip>
+                          <a:stretch>
+                            <a:fillRect/>
+                          </a:stretch>
+                        </pic:blipFill>
+                        <pic:spPr>
+                          <a:xfrm>
+                            <a:off x="0" y="0"/>
+                            <a:ext cx="647700" cy="647700"/>
+                          </a:xfrm>
+                          <a:prstGeom prst="rect">
+                            <a:avLst/>
+                          </a:prstGeom>
+                        </pic:spPr>
+                      </pic:pic>
+                    </a:graphicData>
+                  </a:graphic>
+                </wp:inline>
+              </w:drawing>
+            </w:r>
+          </w:p>
+          <w:p>
+            <w:pPr>
+              <w:jc w:val="center"/>
+              <w:rPr>
+                <w:rFonts w:hint="cs"/>
+                <w:rtl/>
+              </w:rPr>
+            </w:pPr>
+            <w:r>
+              <w:rPr>
+                <w:rFonts w:hint="cs"/>
+                <w:rtl/>
+              </w:rPr>
+              <w:t>حالت 1</w:t>
+            </w:r>
+          </w:p>
+        </w:tc>
+      </w:tr>
+    </w:tbl>
+    <w:p>
+      <w:pPr>
+        <w:rPr>
+          <w:rtl/>
+        </w:rPr>
+      </w:pPr>
+      <w:r>
+        <w:rPr>
+          <w:rFonts w:hint="cs"/>
+          <w:rtl/>
+        </w:rPr>
+        <w:lastRenderedPageBreak/>
+        <w:t xml:space="preserve">در حالت یک مکعب روبروی ما رنگ غلطی دارد وباید با مکعب وسط راست عوض شود. </w:t>
+      </w:r>
+    </w:p>
+    <w:p>
+      <w:pPr>
+        <w:rPr>
+          <w:rtl/>
+        </w:rPr>
+      </w:pPr>
+      <w:r>
+        <w:rPr>
+          <w:rFonts w:hint="cs"/>
+          <w:rtl/>
+        </w:rPr>
+        <w:t>در حالت دو2 هر چهار مربع وسطی در اضلاع باید جای خود را تغییر دهند.</w:t>
+      </w:r>
+    </w:p>
+    <w:p>
+      <w:pPr>
+        <w:rPr>
+          <w:rtl/>
+        </w:rPr>
+      </w:pPr>
+      <w:r>
+        <w:rPr>
+          <w:rFonts w:hint="cs"/>
+          <w:rtl/>
+        </w:rPr>
+        <w:t xml:space="preserve">در حالت سه وسط هر ضلع باید مانند شکل تغییر کند تا به حالت درست برسیم </w:t>
+      </w:r>
+    </w:p>
+    <w:p>
+      <w:pPr>
+        <w:rPr>
+          <w:rtl/>
+        </w:rPr>
+      </w:pPr>
+      <w:r>
+        <w:rPr>
+          <w:rFonts w:hint="cs"/>
+          <w:rtl/>
+        </w:rPr>
+        <w:t xml:space="preserve">مثال </w:t>
+      </w:r>
+    </w:p>
+    <w:tbl>
+      <w:tblPr>
+        <w:tblStyle w:val="TableGrid"/>
+        <w:bidiVisual/>
+        <w:tblW w:w="0" w:type="auto"/>
+        <w:tblLook w:val="04A0" w:firstRow="1" w:lastRow="0" w:firstColumn="1" w:lastColumn="0" w:noHBand="0" w:noVBand="1"/>
+      </w:tblPr>
+      <w:tblGrid>
+        <w:gridCol w:w="9350"/>
+      </w:tblGrid>
+      <w:tr>
+        <w:tc>
+          <w:tcPr>
+            <w:tcW w:w="9350" w:type="dxa"/>
+          </w:tcPr>
+          <w:p>
+            <w:pPr>
+              <w:jc w:val="center"/>
+              <w:rPr>
+                <w:rFonts w:hint="cs"/>
+                <w:rtl/>
+              </w:rPr>
+            </w:pPr>
+            <w:r>
+              <w:rPr>
+                <w:rFonts w:hint="cs"/>
+                <w:noProof/>
+                <w:rtl/>
+                <w:lang w:val="fa-IR"/>
+              </w:rPr>
+              <w:drawing>
+                <wp:inline distT="0" distB="0" distL="0" distR="0" wp14:anchorId="159D4F7D" wp14:editId="2BBB5F09">
+                  <wp:extent cx="1428750" cy="1428750"/>
+                  <wp:effectExtent l="0" t="0" r="0" b="0"/>
+                  <wp:docPr id="1039219937" name="Picture 24"/>
+                  <wp:cNvGraphicFramePr>
+                    <a:graphicFrameLocks xmlns:a="http://schemas.openxmlformats.org/drawingml/2006/main" noChangeAspect="1"/>
+                  </wp:cNvGraphicFramePr>
+                  <a:graphic xmlns:a="http://schemas.openxmlformats.org/drawingml/2006/main">
+                    <a:graphicData uri="http://schemas.openxmlformats.org/drawingml/2006/picture">
+                      <pic:pic xmlns:pic="http://schemas.openxmlformats.org/drawingml/2006/picture">
+                        <pic:nvPicPr>
+                          <pic:cNvPr id="1039219937" name="Picture 1039219937"/>
+                          <pic:cNvPicPr/>
+                        </pic:nvPicPr>
+                        <pic:blipFill>
+                          <a:blip r:embed="rId63">
+                            <a:extLst>
+                              <a:ext uri="{28A0092B-C50C-407E-A947-70E740481C1C}">
+                                <a14:useLocalDpi xmlns:a14="http://schemas.microsoft.com/office/drawing/2010/main" val="0"/>
+                              </a:ext>
+                            </a:extLst>
+                          </a:blip>
+                          <a:stretch>
+                            <a:fillRect/>
+                          </a:stretch>
+                        </pic:blipFill>
+                        <pic:spPr>
+                          <a:xfrm>
+                            <a:off x="0" y="0"/>
+                            <a:ext cx="1428750" cy="1428750"/>
+                          </a:xfrm>
+                          <a:prstGeom prst="rect">
+                            <a:avLst/>
+                          </a:prstGeom>
+                        </pic:spPr>
+                      </pic:pic>
+                    </a:graphicData>
+                  </a:graphic>
+                </wp:inline>
+              </w:drawing>
+            </w:r>
+          </w:p>
+        </w:tc>
+      </w:tr>
+    </w:tbl>
+    <w:p>
+      <w:pPr>
+        <w:rPr>
+          <w:rtl/>
+        </w:rPr>
+      </w:pPr>
+    </w:p>
+    <w:p>
+      <w:pPr>
+        <w:rPr>
+          <w:rtl/>
+        </w:rPr>
+      </w:pPr>
+      <w:r>
+        <w:rPr>
+          <w:rFonts w:hint="cs"/>
+          <w:rtl/>
+        </w:rPr>
+        <w:t xml:space="preserve">مکب را بحالتی بگیرید که روبروی شما مانند تصاویر حالات نهایی باشد </w:t>
+      </w:r>
+    </w:p>
+    <w:p>
+      <w:pPr>
+        <w:rPr>
+          <w:rtl/>
+        </w:rPr>
+      </w:pPr>
+      <w:r>
+        <w:rPr>
+          <w:rFonts w:hint="cs"/>
+          <w:rtl/>
+        </w:rPr>
+        <w:t>سپس فرمول زیر را اجرا کنید:</w:t>
+      </w:r>
+    </w:p>
+    <w:p>
+      <w:pPr>
+        <w:rPr>
+          <w:rtl/>
+        </w:rPr>
+      </w:pPr>
+      <w:r>
+        <w:rPr>
+          <w:rFonts w:hint="cs"/>
+          <w:rtl/>
+        </w:rPr>
+        <w:t xml:space="preserve">الگوریتم هشت 8 : </w:t>
+      </w:r>
+    </w:p>
+    <w:tbl>
+      <w:tblPr>
+        <w:tblStyle w:val="TableGrid"/>
+        <w:bidiVisual/>
+        <w:tblW w:w="0" w:type="auto"/>
+        <w:tblLook w:val="04A0" w:firstRow="1" w:lastRow="0" w:firstColumn="1" w:lastColumn="0" w:noHBand="0" w:noVBand="1"/>
+      </w:tblPr>
+      <w:tblGrid>
+        <w:gridCol w:w="2337"/>
+        <w:gridCol w:w="2337"/>
+        <w:gridCol w:w="2338"/>
+        <w:gridCol w:w="2338"/>
+      </w:tblGrid>
+      <w:tr>
+        <w:tc>
+          <w:tcPr>
+            <w:tcW w:w="2337" w:type="dxa"/>
+          </w:tcPr>
+          <w:p>
+            <w:pPr>
+              <w:jc w:val="center"/>
+              <w:rPr>
+                <w:rFonts w:hint="cs"/>
+                <w:rtl/>
+              </w:rPr>
+            </w:pPr>
+            <w:r>
+              <w:rPr>
+                <w:rFonts w:hint="cs"/>
+                <w:noProof/>
+                <w:rtl/>
+                <w:lang w:val="fa-IR"/>
+              </w:rPr>
+              <w:drawing>
+                <wp:inline distT="0" distB="0" distL="0" distR="0" wp14:anchorId="39D618B1" wp14:editId="26C5FBF5">
+                  <wp:extent cx="698333" cy="884555"/>
+                  <wp:effectExtent l="0" t="0" r="6985" b="0"/>
+                  <wp:docPr id="919934522" name="Picture 26"/>
+                  <wp:cNvGraphicFramePr>
+                    <a:graphicFrameLocks xmlns:a="http://schemas.openxmlformats.org/drawingml/2006/main" noChangeAspect="1"/>
+                  </wp:cNvGraphicFramePr>
+                  <a:graphic xmlns:a="http://schemas.openxmlformats.org/drawingml/2006/main">
+                    <a:graphicData uri="http://schemas.openxmlformats.org/drawingml/2006/picture">
+                      <pic:pic xmlns:pic="http://schemas.openxmlformats.org/drawingml/2006/picture">
+                        <pic:nvPicPr>
+                          <pic:cNvPr id="919934522" name="Picture 919934522"/>
+                          <pic:cNvPicPr/>
+                        </pic:nvPicPr>
+                        <pic:blipFill>
+                          <a:blip r:embed="rId64">
+                            <a:extLst>
+                              <a:ext uri="{28A0092B-C50C-407E-A947-70E740481C1C}">
+                                <a14:useLocalDpi xmlns:a14="http://schemas.microsoft.com/office/drawing/2010/main" val="0"/>
+                              </a:ext>
+                            </a:extLst>
+                          </a:blip>
+                          <a:stretch>
+                            <a:fillRect/>
+                          </a:stretch>
+                        </pic:blipFill>
+                        <pic:spPr>
+                          <a:xfrm>
+                            <a:off x="0" y="0"/>
+                            <a:ext cx="710622" cy="900121"/>
+                          </a:xfrm>
+                          <a:prstGeom prst="rect">
+                            <a:avLst/>
+                          </a:prstGeom>
+                        </pic:spPr>
+                      </pic:pic>
+                    </a:graphicData>
+                  </a:graphic>
+                </wp:inline>
+              </w:drawing>
+            </w:r>
+          </w:p>
+        </w:tc>
+        <w:tc>
+          <w:tcPr>
+            <w:tcW w:w="2337" w:type="dxa"/>
+          </w:tcPr>
+          <w:p>
+            <w:pPr>
+              <w:jc w:val="center"/>
+            </w:pPr>
+            <w:r>
+              <w:rPr>
+                <w:noProof/>
+              </w:rPr>
+              <w:drawing>
+                <wp:inline distT="0" distB="0" distL="0" distR="0" wp14:anchorId="3F4772FA" wp14:editId="52D3ADFF">
+                  <wp:extent cx="698333" cy="884555"/>
+                  <wp:effectExtent l="0" t="0" r="6985" b="0"/>
+                  <wp:docPr id="1468631040" name="Picture 25"/>
+                  <wp:cNvGraphicFramePr>
+                    <a:graphicFrameLocks xmlns:a="http://schemas.openxmlformats.org/drawingml/2006/main" noChangeAspect="1"/>
+                  </wp:cNvGraphicFramePr>
+                  <a:graphic xmlns:a="http://schemas.openxmlformats.org/drawingml/2006/main">
+                    <a:graphicData uri="http://schemas.openxmlformats.org/drawingml/2006/picture">
+                      <pic:pic xmlns:pic="http://schemas.openxmlformats.org/drawingml/2006/picture">
+                        <pic:nvPicPr>
+                          <pic:cNvPr id="1468631040" name="Picture 1468631040"/>
+                          <pic:cNvPicPr/>
+                        </pic:nvPicPr>
+                        <pic:blipFill>
+                          <a:blip r:embed="rId65">
+                            <a:extLst>
+                              <a:ext uri="{28A0092B-C50C-407E-A947-70E740481C1C}">
+                                <a14:useLocalDpi xmlns:a14="http://schemas.microsoft.com/office/drawing/2010/main" val="0"/>
+                              </a:ext>
+                            </a:extLst>
+                          </a:blip>
+                          <a:stretch>
+                            <a:fillRect/>
+                          </a:stretch>
+                        </pic:blipFill>
+                        <pic:spPr>
+                          <a:xfrm>
+                            <a:off x="0" y="0"/>
+                            <a:ext cx="717319" cy="908604"/>
+                          </a:xfrm>
+                          <a:prstGeom prst="rect">
+                            <a:avLst/>
+                          </a:prstGeom>
+                        </pic:spPr>
+                      </pic:pic>
+                    </a:graphicData>
+                  </a:graphic>
+                </wp:inline>
+              </w:drawing>
+            </w:r>
+          </w:p>
+        </w:tc>
+        <w:tc>
+          <w:tcPr>
+            <w:tcW w:w="2338" w:type="dxa"/>
+          </w:tcPr>
+          <w:p>
+            <w:pPr>
+              <w:jc w:val="center"/>
+              <w:rPr>
+                <w:rFonts w:hint="cs"/>
+                <w:rtl/>
+              </w:rPr>
+            </w:pPr>
+            <w:r>
+              <w:rPr>
+                <w:noProof/>
+              </w:rPr>
+              <w:drawing>
+                <wp:inline distT="0" distB="0" distL="0" distR="0" wp14:anchorId="38EB3EBA" wp14:editId="33D2404F">
+                  <wp:extent cx="698739" cy="885069"/>
+                  <wp:effectExtent l="0" t="0" r="6350" b="0"/>
+                  <wp:docPr id="625060518" name="Picture 15"/>
+                  <wp:cNvGraphicFramePr>
+                    <a:graphicFrameLocks xmlns:a="http://schemas.openxmlformats.org/drawingml/2006/main" noChangeAspect="1"/>
+                  </wp:cNvGraphicFramePr>
+                  <a:graphic xmlns:a="http://schemas.openxmlformats.org/drawingml/2006/main">
+                    <a:graphicData uri="http://schemas.openxmlformats.org/drawingml/2006/picture">
+                      <pic:pic xmlns:pic="http://schemas.openxmlformats.org/drawingml/2006/picture">
+                        <pic:nvPicPr>
+                          <pic:cNvPr id="1809731904" name="Picture 1809731904"/>
+                          <pic:cNvPicPr/>
+                        </pic:nvPicPr>
+                        <pic:blipFill>
+                          <a:blip r:embed="rId56">
+                            <a:extLst>
+                              <a:ext uri="{28A0092B-C50C-407E-A947-70E740481C1C}">
+                                <a14:useLocalDpi xmlns:a14="http://schemas.microsoft.com/office/drawing/2010/main" val="0"/>
+                              </a:ext>
+                            </a:extLst>
+                          </a:blip>
+                          <a:stretch>
+                            <a:fillRect/>
+                          </a:stretch>
+                        </pic:blipFill>
+                        <pic:spPr>
+                          <a:xfrm>
+                            <a:off x="0" y="0"/>
+                            <a:ext cx="717757" cy="909158"/>
+                          </a:xfrm>
+                          <a:prstGeom prst="rect">
+                            <a:avLst/>
+                          </a:prstGeom>
+                        </pic:spPr>
+                      </pic:pic>
+                    </a:graphicData>
+                  </a:graphic>
+                </wp:inline>
+              </w:drawing>
+            </w:r>
+          </w:p>
+        </w:tc>
+        <w:tc>
+          <w:tcPr>
+            <w:tcW w:w="2338" w:type="dxa"/>
+          </w:tcPr>
+          <w:p>
+            <w:pPr>
+              <w:jc w:val="center"/>
+              <w:rPr>
+                <w:rFonts w:hint="cs"/>
+                <w:rtl/>
+              </w:rPr>
+            </w:pPr>
+            <w:r>
+              <w:rPr>
+                <w:noProof/>
+              </w:rPr>
+              <w:drawing>
+                <wp:inline distT="0" distB="0" distL="0" distR="0" wp14:anchorId="1E840D31" wp14:editId="4AFAD01D">
+                  <wp:extent cx="698739" cy="885069"/>
+                  <wp:effectExtent l="0" t="0" r="6350" b="0"/>
+                  <wp:docPr id="1464409467" name="Picture 15"/>
+                  <wp:cNvGraphicFramePr>
+                    <a:graphicFrameLocks xmlns:a="http://schemas.openxmlformats.org/drawingml/2006/main" noChangeAspect="1"/>
+                  </wp:cNvGraphicFramePr>
+                  <a:graphic xmlns:a="http://schemas.openxmlformats.org/drawingml/2006/main">
+                    <a:graphicData uri="http://schemas.openxmlformats.org/drawingml/2006/picture">
+                      <pic:pic xmlns:pic="http://schemas.openxmlformats.org/drawingml/2006/picture">
+                        <pic:nvPicPr>
+                          <pic:cNvPr id="1809731904" name="Picture 1809731904"/>
+                          <pic:cNvPicPr/>
+                        </pic:nvPicPr>
+                        <pic:blipFill>
+                          <a:blip r:embed="rId56">
+                            <a:extLst>
+                              <a:ext uri="{28A0092B-C50C-407E-A947-70E740481C1C}">
+                                <a14:useLocalDpi xmlns:a14="http://schemas.microsoft.com/office/drawing/2010/main" val="0"/>
+                              </a:ext>
+                            </a:extLst>
+                          </a:blip>
+                          <a:stretch>
+                            <a:fillRect/>
+                          </a:stretch>
+                        </pic:blipFill>
+                        <pic:spPr>
+                          <a:xfrm>
+                            <a:off x="0" y="0"/>
+                            <a:ext cx="717757" cy="909158"/>
+                          </a:xfrm>
+                          <a:prstGeom prst="rect">
+                            <a:avLst/>
+                          </a:prstGeom>
+                        </pic:spPr>
+                      </pic:pic>
+                    </a:graphicData>
+                  </a:graphic>
+                </wp:inline>
+              </w:drawing>
+            </w:r>
+          </w:p>
+        </w:tc>
+      </w:tr>
+      <w:tr>
+        <w:tc>
+          <w:tcPr>
+            <w:tcW w:w="2337" w:type="dxa"/>
+          </w:tcPr>
+          <w:p>
+            <w:pPr>
+              <w:jc w:val="center"/>
+              <w:rPr>
+                <w:rFonts w:hint="cs"/>
+                <w:rtl/>
+              </w:rPr>
+            </w:pPr>
+            <w:r>
+              <w:rPr>
+                <w:rFonts w:hint="cs"/>
+                <w:noProof/>
+                <w:rtl/>
+                <w:lang w:val="fa-IR"/>
+              </w:rPr>
+              <w:drawing>
+                <wp:inline distT="0" distB="0" distL="0" distR="0" wp14:anchorId="2DBAAF17" wp14:editId="10E72F1F">
+                  <wp:extent cx="695505" cy="880973"/>
+                  <wp:effectExtent l="0" t="0" r="9525" b="0"/>
+                  <wp:docPr id="826033039" name="Picture 28"/>
+                  <wp:cNvGraphicFramePr>
+                    <a:graphicFrameLocks xmlns:a="http://schemas.openxmlformats.org/drawingml/2006/main" noChangeAspect="1"/>
+                  </wp:cNvGraphicFramePr>
+                  <a:graphic xmlns:a="http://schemas.openxmlformats.org/drawingml/2006/main">
+                    <a:graphicData uri="http://schemas.openxmlformats.org/drawingml/2006/picture">
+                      <pic:pic xmlns:pic="http://schemas.openxmlformats.org/drawingml/2006/picture">
+                        <pic:nvPicPr>
+                          <pic:cNvPr id="826033039" name="Picture 826033039"/>
+                          <pic:cNvPicPr/>
+                        </pic:nvPicPr>
+                        <pic:blipFill>
+                          <a:blip r:embed="rId66">
+                            <a:extLst>
+                              <a:ext uri="{28A0092B-C50C-407E-A947-70E740481C1C}">
+                                <a14:useLocalDpi xmlns:a14="http://schemas.microsoft.com/office/drawing/2010/main" val="0"/>
+                              </a:ext>
+                            </a:extLst>
+                          </a:blip>
+                          <a:stretch>
+                            <a:fillRect/>
+                          </a:stretch>
+                        </pic:blipFill>
+                        <pic:spPr>
+                          <a:xfrm>
+                            <a:off x="0" y="0"/>
+                            <a:ext cx="713490" cy="903754"/>
+                          </a:xfrm>
+                          <a:prstGeom prst="rect">
+                            <a:avLst/>
+                          </a:prstGeom>
+                        </pic:spPr>
+                      </pic:pic>
+                    </a:graphicData>
+                  </a:graphic>
+                </wp:inline>
+              </w:drawing>
+            </w:r>
+          </w:p>
+        </w:tc>
+        <w:tc>
+          <w:tcPr>
+            <w:tcW w:w="2337" w:type="dxa"/>
+          </w:tcPr>
+          <w:p>
+            <w:pPr>
+              <w:jc w:val="center"/>
+              <w:rPr>
+                <w:rFonts w:hint="cs"/>
+                <w:rtl/>
+              </w:rPr>
+            </w:pPr>
+            <w:r>
+              <w:rPr>
+                <w:noProof/>
+              </w:rPr>
+              <w:drawing>
+                <wp:inline distT="0" distB="0" distL="0" distR="0" wp14:anchorId="51345626" wp14:editId="5FD9CC44">
+                  <wp:extent cx="698739" cy="885069"/>
+                  <wp:effectExtent l="0" t="0" r="6350" b="0"/>
+                  <wp:docPr id="122252974" name="Picture 15"/>
+                  <wp:cNvGraphicFramePr>
+                    <a:graphicFrameLocks xmlns:a="http://schemas.openxmlformats.org/drawingml/2006/main" noChangeAspect="1"/>
+                  </wp:cNvGraphicFramePr>
+                  <a:graphic xmlns:a="http://schemas.openxmlformats.org/drawingml/2006/main">
+                    <a:graphicData uri="http://schemas.openxmlformats.org/drawingml/2006/picture">
+                      <pic:pic xmlns:pic="http://schemas.openxmlformats.org/drawingml/2006/picture">
+                        <pic:nvPicPr>
+                          <pic:cNvPr id="1809731904" name="Picture 1809731904"/>
+                          <pic:cNvPicPr/>
+                        </pic:nvPicPr>
+                        <pic:blipFill>
+                          <a:blip r:embed="rId56">
+                            <a:extLst>
+                              <a:ext uri="{28A0092B-C50C-407E-A947-70E740481C1C}">
+                                <a14:useLocalDpi xmlns:a14="http://schemas.microsoft.com/office/drawing/2010/main" val="0"/>
+                              </a:ext>
+                            </a:extLst>
+                          </a:blip>
+                          <a:stretch>
+                            <a:fillRect/>
+                          </a:stretch>
+                        </pic:blipFill>
+                        <pic:spPr>
+                          <a:xfrm>
+                            <a:off x="0" y="0"/>
+                            <a:ext cx="717757" cy="909158"/>
+                          </a:xfrm>
+                          <a:prstGeom prst="rect">
+                            <a:avLst/>
+                          </a:prstGeom>
+                        </pic:spPr>
+                      </pic:pic>
+                    </a:graphicData>
+                  </a:graphic>
+                </wp:inline>
+              </w:drawing>
+            </w:r>
+          </w:p>
+        </w:tc>
+        <w:tc>
+          <w:tcPr>
+            <w:tcW w:w="2338" w:type="dxa"/>
+          </w:tcPr>
+          <w:p>
+            <w:pPr>
+              <w:jc w:val="center"/>
+              <w:rPr>
+                <w:rFonts w:hint="cs"/>
+                <w:rtl/>
+              </w:rPr>
+            </w:pPr>
+            <w:r>
+              <w:rPr>
+                <w:noProof/>
+              </w:rPr>
+              <w:drawing>
+                <wp:inline distT="0" distB="0" distL="0" distR="0" wp14:anchorId="4F83EAA3" wp14:editId="12CD40AA">
+                  <wp:extent cx="698739" cy="885069"/>
+                  <wp:effectExtent l="0" t="0" r="6350" b="0"/>
+                  <wp:docPr id="838940867" name="Picture 15"/>
+                  <wp:cNvGraphicFramePr>
+                    <a:graphicFrameLocks xmlns:a="http://schemas.openxmlformats.org/drawingml/2006/main" noChangeAspect="1"/>
+                  </wp:cNvGraphicFramePr>
+                  <a:graphic xmlns:a="http://schemas.openxmlformats.org/drawingml/2006/main">
+                    <a:graphicData uri="http://schemas.openxmlformats.org/drawingml/2006/picture">
+                      <pic:pic xmlns:pic="http://schemas.openxmlformats.org/drawingml/2006/picture">
+                        <pic:nvPicPr>
+                          <pic:cNvPr id="1809731904" name="Picture 1809731904"/>
+                          <pic:cNvPicPr/>
+                        </pic:nvPicPr>
+                        <pic:blipFill>
+                          <a:blip r:embed="rId56">
+                            <a:extLst>
+                              <a:ext uri="{28A0092B-C50C-407E-A947-70E740481C1C}">
+                                <a14:useLocalDpi xmlns:a14="http://schemas.microsoft.com/office/drawing/2010/main" val="0"/>
+                              </a:ext>
+                            </a:extLst>
+                          </a:blip>
+                          <a:stretch>
+                            <a:fillRect/>
+                          </a:stretch>
+                        </pic:blipFill>
+                        <pic:spPr>
+                          <a:xfrm>
+                            <a:off x="0" y="0"/>
+                            <a:ext cx="717757" cy="909158"/>
+                          </a:xfrm>
+                          <a:prstGeom prst="rect">
+                            <a:avLst/>
+                          </a:prstGeom>
+                        </pic:spPr>
+                      </pic:pic>
+                    </a:graphicData>
+                  </a:graphic>
+                </wp:inline>
+              </w:drawing>
+            </w:r>
+          </w:p>
+        </w:tc>
+        <w:tc>
+          <w:tcPr>
+            <w:tcW w:w="2338" w:type="dxa"/>
+          </w:tcPr>
+          <w:p>
+            <w:pPr>
+              <w:jc w:val="center"/>
+              <w:rPr>
+                <w:rFonts w:hint="cs"/>
+                <w:rtl/>
+              </w:rPr>
+            </w:pPr>
+            <w:r>
+              <w:rPr>
+                <w:rFonts w:hint="cs"/>
+                <w:noProof/>
+                <w:rtl/>
+                <w:lang w:val="fa-IR"/>
+              </w:rPr>
+              <w:drawing>
+                <wp:inline distT="0" distB="0" distL="0" distR="0" wp14:anchorId="71E392E5" wp14:editId="6FA7B6E7">
+                  <wp:extent cx="698332" cy="884555"/>
+                  <wp:effectExtent l="0" t="0" r="6985" b="0"/>
+                  <wp:docPr id="1664384803" name="Picture 27"/>
+                  <wp:cNvGraphicFramePr>
+                    <a:graphicFrameLocks xmlns:a="http://schemas.openxmlformats.org/drawingml/2006/main" noChangeAspect="1"/>
+                  </wp:cNvGraphicFramePr>
+                  <a:graphic xmlns:a="http://schemas.openxmlformats.org/drawingml/2006/main">
+                    <a:graphicData uri="http://schemas.openxmlformats.org/drawingml/2006/picture">
+                      <pic:pic xmlns:pic="http://schemas.openxmlformats.org/drawingml/2006/picture">
+                        <pic:nvPicPr>
+                          <pic:cNvPr id="1664384803" name="Picture 1664384803"/>
+                          <pic:cNvPicPr/>
+                        </pic:nvPicPr>
+                        <pic:blipFill>
+                          <a:blip r:embed="rId67">
+                            <a:extLst>
+                              <a:ext uri="{28A0092B-C50C-407E-A947-70E740481C1C}">
+                                <a14:useLocalDpi xmlns:a14="http://schemas.microsoft.com/office/drawing/2010/main" val="0"/>
+                              </a:ext>
+                            </a:extLst>
+                          </a:blip>
+                          <a:stretch>
+                            <a:fillRect/>
+                          </a:stretch>
+                        </pic:blipFill>
+                        <pic:spPr>
+                          <a:xfrm>
+                            <a:off x="0" y="0"/>
+                            <a:ext cx="741097" cy="938724"/>
+                          </a:xfrm>
+                          <a:prstGeom prst="rect">
+                            <a:avLst/>
+                          </a:prstGeom>
+                        </pic:spPr>
+                      </pic:pic>
+                    </a:graphicData>
+                  </a:graphic>
+                </wp:inline>
+              </w:drawing>
+            </w:r>
+          </w:p>
+        </w:tc>
+      </w:tr>
+      <w:tr>
+        <w:tc>
+          <w:tcPr>
+            <w:tcW w:w="2337" w:type="dxa"/>
+          </w:tcPr>
+          <w:p>
+            <w:pPr>
+              <w:jc w:val="center"/>
+              <w:rPr>
+                <w:rFonts w:hint="cs"/>
+                <w:rtl/>
+              </w:rPr>
+            </w:pPr>
+            <w:r>
+              <w:rPr>
+                <w:noProof/>
+              </w:rPr>
+              <w:drawing>
+                <wp:inline distT="0" distB="0" distL="0" distR="0" wp14:anchorId="5DA002F8" wp14:editId="23204EF9">
+                  <wp:extent cx="698334" cy="884555"/>
+                  <wp:effectExtent l="0" t="0" r="6985" b="0"/>
+                  <wp:docPr id="488275116" name="Picture 15"/>
+                  <wp:cNvGraphicFramePr>
+                    <a:graphicFrameLocks xmlns:a="http://schemas.openxmlformats.org/drawingml/2006/main" noChangeAspect="1"/>
+                  </wp:cNvGraphicFramePr>
+                  <a:graphic xmlns:a="http://schemas.openxmlformats.org/drawingml/2006/main">
+                    <a:graphicData uri="http://schemas.openxmlformats.org/drawingml/2006/picture">
+                      <pic:pic xmlns:pic="http://schemas.openxmlformats.org/drawingml/2006/picture">
+                        <pic:nvPicPr>
+                          <pic:cNvPr id="1809731904" name="Picture 1809731904"/>
+                          <pic:cNvPicPr/>
+                        </pic:nvPicPr>
+                        <pic:blipFill>
+                          <a:blip r:embed="rId56">
+                            <a:extLst>
+                              <a:ext uri="{28A0092B-C50C-407E-A947-70E740481C1C}">
+                                <a14:useLocalDpi xmlns:a14="http://schemas.microsoft.com/office/drawing/2010/main" val="0"/>
+                              </a:ext>
+                            </a:extLst>
+                          </a:blip>
+                          <a:stretch>
+                            <a:fillRect/>
+                          </a:stretch>
+                        </pic:blipFill>
+                        <pic:spPr>
+                          <a:xfrm>
+                            <a:off x="0" y="0"/>
+                            <a:ext cx="720256" cy="912322"/>
+                          </a:xfrm>
+                          <a:prstGeom prst="rect">
+                            <a:avLst/>
+                          </a:prstGeom>
+                        </pic:spPr>
+                      </pic:pic>
+                    </a:graphicData>
+                  </a:graphic>
+                </wp:inline>
+              </w:drawing>
+            </w:r>
+          </w:p>
+        </w:tc>
+        <w:tc>
+          <w:tcPr>
+            <w:tcW w:w="2337" w:type="dxa"/>
+          </w:tcPr>
+          <w:p>
+            <w:pPr>
+              <w:jc w:val="center"/>
+              <w:rPr>
+                <w:rFonts w:hint="cs"/>
+                <w:rtl/>
+              </w:rPr>
+            </w:pPr>
+            <w:r>
+              <w:rPr>
+                <w:noProof/>
+              </w:rPr>
+              <w:drawing>
+                <wp:inline distT="0" distB="0" distL="0" distR="0" wp14:anchorId="5ECE7793" wp14:editId="4CC2CAFB">
+                  <wp:extent cx="697865" cy="883961"/>
+                  <wp:effectExtent l="0" t="0" r="6985" b="0"/>
+                  <wp:docPr id="2019988846" name="Picture 15"/>
+                  <wp:cNvGraphicFramePr>
+                    <a:graphicFrameLocks xmlns:a="http://schemas.openxmlformats.org/drawingml/2006/main" noChangeAspect="1"/>
+                  </wp:cNvGraphicFramePr>
+                  <a:graphic xmlns:a="http://schemas.openxmlformats.org/drawingml/2006/main">
+                    <a:graphicData uri="http://schemas.openxmlformats.org/drawingml/2006/picture">
+                      <pic:pic xmlns:pic="http://schemas.openxmlformats.org/drawingml/2006/picture">
+                        <pic:nvPicPr>
+                          <pic:cNvPr id="1809731904" name="Picture 1809731904"/>
+                          <pic:cNvPicPr/>
+                        </pic:nvPicPr>
+                        <pic:blipFill>
+                          <a:blip r:embed="rId56">
+                            <a:extLst>
+                              <a:ext uri="{28A0092B-C50C-407E-A947-70E740481C1C}">
+                                <a14:useLocalDpi xmlns:a14="http://schemas.microsoft.com/office/drawing/2010/main" val="0"/>
+                              </a:ext>
+                            </a:extLst>
+                          </a:blip>
+                          <a:stretch>
+                            <a:fillRect/>
+                          </a:stretch>
+                        </pic:blipFill>
+                        <pic:spPr>
+                          <a:xfrm>
+                            <a:off x="0" y="0"/>
+                            <a:ext cx="720535" cy="912676"/>
+                          </a:xfrm>
+                          <a:prstGeom prst="rect">
+                            <a:avLst/>
+                          </a:prstGeom>
+                        </pic:spPr>
+                      </pic:pic>
+                    </a:graphicData>
+                  </a:graphic>
+                </wp:inline>
+              </w:drawing>
+            </w:r>
+          </w:p>
+        </w:tc>
+        <w:tc>
+          <w:tcPr>
+            <w:tcW w:w="2338" w:type="dxa"/>
+          </w:tcPr>
+          <w:p>
+            <w:pPr>
+              <w:jc w:val="center"/>
+              <w:rPr>
+                <w:rFonts w:hint="cs"/>
+                <w:rtl/>
+              </w:rPr>
+            </w:pPr>
+            <w:r>
+              <w:rPr>
+                <w:noProof/>
+              </w:rPr>
+              <w:drawing>
+                <wp:inline distT="0" distB="0" distL="0" distR="0" wp14:anchorId="64E57D1A" wp14:editId="52FD3851">
+                  <wp:extent cx="698333" cy="884555"/>
+                  <wp:effectExtent l="0" t="0" r="6985" b="0"/>
+                  <wp:docPr id="436545107" name="Picture 25"/>
+                  <wp:cNvGraphicFramePr>
+                    <a:graphicFrameLocks xmlns:a="http://schemas.openxmlformats.org/drawingml/2006/main" noChangeAspect="1"/>
+                  </wp:cNvGraphicFramePr>
+                  <a:graphic xmlns:a="http://schemas.openxmlformats.org/drawingml/2006/main">
+                    <a:graphicData uri="http://schemas.openxmlformats.org/drawingml/2006/picture">
+                      <pic:pic xmlns:pic="http://schemas.openxmlformats.org/drawingml/2006/picture">
+                        <pic:nvPicPr>
+                          <pic:cNvPr id="1468631040" name="Picture 1468631040"/>
+                          <pic:cNvPicPr/>
+                        </pic:nvPicPr>
+                        <pic:blipFill>
+                          <a:blip r:embed="rId65">
+                            <a:extLst>
+                              <a:ext uri="{28A0092B-C50C-407E-A947-70E740481C1C}">
+                                <a14:useLocalDpi xmlns:a14="http://schemas.microsoft.com/office/drawing/2010/main" val="0"/>
+                              </a:ext>
+                            </a:extLst>
+                          </a:blip>
+                          <a:stretch>
+                            <a:fillRect/>
+                          </a:stretch>
+                        </pic:blipFill>
+                        <pic:spPr>
+                          <a:xfrm>
+                            <a:off x="0" y="0"/>
+                            <a:ext cx="717319" cy="908604"/>
+                          </a:xfrm>
+                          <a:prstGeom prst="rect">
+                            <a:avLst/>
+                          </a:prstGeom>
+                        </pic:spPr>
+                      </pic:pic>
+                    </a:graphicData>
+                  </a:graphic>
+                </wp:inline>
+              </w:drawing>
+            </w:r>
+          </w:p>
+        </w:tc>
+        <w:tc>
+          <w:tcPr>
+            <w:tcW w:w="2338" w:type="dxa"/>
+          </w:tcPr>
+          <w:p>
+            <w:pPr>
+              <w:jc w:val="center"/>
+              <w:rPr>
+                <w:rFonts w:hint="cs"/>
+                <w:rtl/>
+              </w:rPr>
+            </w:pPr>
+            <w:r>
+              <w:rPr>
+                <w:noProof/>
+              </w:rPr>
+              <w:drawing>
+                <wp:inline distT="0" distB="0" distL="0" distR="0" wp14:anchorId="5987D96B" wp14:editId="4BACC1D3">
+                  <wp:extent cx="733246" cy="884125"/>
+                  <wp:effectExtent l="0" t="0" r="0" b="0"/>
+                  <wp:docPr id="781927248" name="Picture 9"/>
+                  <wp:cNvGraphicFramePr>
+                    <a:graphicFrameLocks xmlns:a="http://schemas.openxmlformats.org/drawingml/2006/main" noChangeAspect="1"/>
+                  </wp:cNvGraphicFramePr>
+                  <a:graphic xmlns:a="http://schemas.openxmlformats.org/drawingml/2006/main">
+                    <a:graphicData uri="http://schemas.openxmlformats.org/drawingml/2006/picture">
+                      <pic:pic xmlns:pic="http://schemas.openxmlformats.org/drawingml/2006/picture">
+                        <pic:nvPicPr>
+                          <pic:cNvPr id="1372355808" name="Picture 1372355808"/>
+                          <pic:cNvPicPr/>
+                        </pic:nvPicPr>
+                        <pic:blipFill>
+                          <a:blip r:embed="rId50" cstate="print">
+                            <a:extLst>
+                              <a:ext uri="{28A0092B-C50C-407E-A947-70E740481C1C}">
+                                <a14:useLocalDpi xmlns:a14="http://schemas.microsoft.com/office/drawing/2010/main" val="0"/>
+                              </a:ext>
+                            </a:extLst>
+                          </a:blip>
+                          <a:stretch>
+                            <a:fillRect/>
+                          </a:stretch>
+                        </pic:blipFill>
+                        <pic:spPr>
+                          <a:xfrm>
+                            <a:off x="0" y="0"/>
+                            <a:ext cx="810979" cy="977853"/>
+                          </a:xfrm>
+                          <a:prstGeom prst="rect">
+                            <a:avLst/>
+                          </a:prstGeom>
+                        </pic:spPr>
+                      </pic:pic>
+                    </a:graphicData>
+                  </a:graphic>
+                </wp:inline>
+              </w:drawing>
+            </w:r>
+          </w:p>
+        </w:tc>
+      </w:tr>
+    </w:tbl>
+    <w:p>
+      <w:pPr>
+        <w:rPr>
+          <w:rtl/>
+        </w:rPr>
+      </w:pPr>
+    </w:p>
+    <w:p>
+      <w:pPr>
+        <w:rPr>
+          <w:rtl/>
+        </w:rPr>
+      </w:pPr>
+      <w:r>
+        <w:rPr>
+          <w:rFonts w:hint="cs"/>
+          <w:rtl/>
+        </w:rPr>
+        <w:t>پایان</w:t>
+      </w:r>
+    </w:p>
+    <w:p/>
+    <w:p>
+      <w:pPr>
+        <w:rPr>
+          <w:rtl/>
+        </w:rPr>
+      </w:pPr>
+      <w:r>
+        <w:rPr>
+          <w:rFonts w:hint="cs"/>
+          <w:rtl/>
+        </w:rPr>
+        <w:lastRenderedPageBreak/>
+        <w:t xml:space="preserve">تست </w:t>
+      </w:r>
+    </w:p>
+    <w:p>
+      <w:pPr>
+        <w:rPr>
+          <w:rtl/>
+        </w:rPr>
+      </w:pPr>
+      <w:r>
+        <w:rPr>
+          <w:rFonts w:hint="cs"/>
+          <w:rtl/>
+        </w:rPr>
+        <w:t>برای جابجایی زیر</w:t>
+      </w:r>
+    </w:p>
+    <w:tbl>
+      <w:tblPr>
+        <w:tblStyle w:val="TableGrid"/>
+        <w:bidiVisual/>
+        <w:tblW w:w="0" w:type="auto"/>
+        <w:tblLook w:val="04A0" w:firstRow="1" w:lastRow="0" w:firstColumn="1" w:lastColumn="0" w:noHBand="0" w:noVBand="1"/>
+      </w:tblPr>
+      <w:tblGrid>
+        <w:gridCol w:w="9350"/>
+      </w:tblGrid>
+      <w:tr>
+        <w:tc>
+          <w:tcPr>
+            <w:tcW w:w="9350" w:type="dxa"/>
+          </w:tcPr>
+          <w:p>
+            <w:pPr>
+              <w:jc w:val="center"/>
+              <w:rPr>
+                <w:rFonts w:hint="cs"/>
+                <w:rtl/>
+              </w:rPr>
+            </w:pPr>
+            <w:r>
+              <w:rPr>
+                <w:rFonts w:hint="cs"/>
+                <w:noProof/>
+                <w:rtl/>
+                <w:lang w:val="fa-IR"/>
+              </w:rPr>
+              <w:drawing>
+                <wp:inline distT="0" distB="0" distL="0" distR="0" wp14:anchorId="74ED76F8" wp14:editId="15AA4E1E">
+                  <wp:extent cx="1428750" cy="1428750"/>
+                  <wp:effectExtent l="0" t="0" r="0" b="0"/>
+                  <wp:docPr id="362669575" name="Picture 29"/>
+                  <wp:cNvGraphicFramePr>
+                    <a:graphicFrameLocks xmlns:a="http://schemas.openxmlformats.org/drawingml/2006/main" noChangeAspect="1"/>
+                  </wp:cNvGraphicFramePr>
+                  <a:graphic xmlns:a="http://schemas.openxmlformats.org/drawingml/2006/main">
+                    <a:graphicData uri="http://schemas.openxmlformats.org/drawingml/2006/picture">
+                      <pic:pic xmlns:pic="http://schemas.openxmlformats.org/drawingml/2006/picture">
+                        <pic:nvPicPr>
+                          <pic:cNvPr id="362669575" name="Picture 362669575"/>
+                          <pic:cNvPicPr/>
+                        </pic:nvPicPr>
+                        <pic:blipFill>
+                          <a:blip r:embed="rId68">
+                            <a:extLst>
+                              <a:ext uri="{28A0092B-C50C-407E-A947-70E740481C1C}">
+                                <a14:useLocalDpi xmlns:a14="http://schemas.microsoft.com/office/drawing/2010/main" val="0"/>
+                              </a:ext>
+                            </a:extLst>
+                          </a:blip>
+                          <a:stretch>
+                            <a:fillRect/>
+                          </a:stretch>
+                        </pic:blipFill>
+                        <pic:spPr>
+                          <a:xfrm>
+                            <a:off x="0" y="0"/>
+                            <a:ext cx="1428750" cy="1428750"/>
+                          </a:xfrm>
+                          <a:prstGeom prst="rect">
+                            <a:avLst/>
+                          </a:prstGeom>
+                        </pic:spPr>
+                      </pic:pic>
+                    </a:graphicData>
+                  </a:graphic>
+                </wp:inline>
+              </w:drawing>
+            </w:r>
+          </w:p>
+        </w:tc>
+      </w:tr>
+    </w:tbl>
+    <w:p>
+      <w:pPr>
+        <w:rPr>
+          <w:rtl/>
+        </w:rPr>
+      </w:pPr>
+    </w:p>
+    <w:p>
+      <w:pPr>
+        <w:rPr>
+          <w:rtl/>
+        </w:rPr>
+      </w:pPr>
+      <w:r>
+        <w:rPr>
+          <w:rFonts w:hint="cs"/>
+          <w:rtl/>
+        </w:rPr>
+        <w:t>از این الگوریتم استفاده کنید</w:t>
+      </w:r>
+    </w:p>
+    <w:p>
+      <w:pPr>
+        <w:rPr>
+          <w:rtl/>
+        </w:rPr>
+      </w:pPr>
+      <w:r>
+        <w:rPr>
+          <w:rFonts w:hint="cs"/>
+          <w:rtl/>
+        </w:rPr>
+        <w:t xml:space="preserve">الگوریتم نه 9: </w:t>
+      </w:r>
+    </w:p>
+    <w:tbl>
+      <w:tblPr>
+        <w:tblStyle w:val="TableGrid"/>
+        <w:bidiVisual/>
+        <w:tblW w:w="0" w:type="auto"/>
+        <w:tblLook w:val="04A0" w:firstRow="1" w:lastRow="0" w:firstColumn="1" w:lastColumn="0" w:noHBand="0" w:noVBand="1"/>
+      </w:tblPr>
+      <w:tblGrid>
+        <w:gridCol w:w="2337"/>
+        <w:gridCol w:w="2337"/>
+        <w:gridCol w:w="2338"/>
+        <w:gridCol w:w="2338"/>
+      </w:tblGrid>
+      <w:tr>
+        <w:tc>
+          <w:tcPr>
+            <w:tcW w:w="2337" w:type="dxa"/>
+          </w:tcPr>
+          <w:p>
+            <w:pPr>
+              <w:jc w:val="center"/>
+              <w:rPr>
+                <w:rFonts w:hint="cs"/>
+                <w:rtl/>
+              </w:rPr>
+            </w:pPr>
+            <w:r>
+              <w:rPr>
+                <w:noProof/>
+              </w:rPr>
+              <w:drawing>
+                <wp:inline distT="0" distB="0" distL="0" distR="0" wp14:anchorId="443BBC8E" wp14:editId="42BD5DB1">
+                  <wp:extent cx="733246" cy="884125"/>
+                  <wp:effectExtent l="0" t="0" r="0" b="0"/>
+                  <wp:docPr id="1126211318" name="Picture 9"/>
+                  <wp:cNvGraphicFramePr>
+                    <a:graphicFrameLocks xmlns:a="http://schemas.openxmlformats.org/drawingml/2006/main" noChangeAspect="1"/>
+                  </wp:cNvGraphicFramePr>
+                  <a:graphic xmlns:a="http://schemas.openxmlformats.org/drawingml/2006/main">
+                    <a:graphicData uri="http://schemas.openxmlformats.org/drawingml/2006/picture">
+                      <pic:pic xmlns:pic="http://schemas.openxmlformats.org/drawingml/2006/picture">
+                        <pic:nvPicPr>
+                          <pic:cNvPr id="1372355808" name="Picture 1372355808"/>
+                          <pic:cNvPicPr/>
+                        </pic:nvPicPr>
+                        <pic:blipFill>
+                          <a:blip r:embed="rId50" cstate="print">
+                            <a:extLst>
+                              <a:ext uri="{28A0092B-C50C-407E-A947-70E740481C1C}">
+                                <a14:useLocalDpi xmlns:a14="http://schemas.microsoft.com/office/drawing/2010/main" val="0"/>
+                              </a:ext>
+                            </a:extLst>
+                          </a:blip>
+                          <a:stretch>
+                            <a:fillRect/>
+                          </a:stretch>
+                        </pic:blipFill>
+                        <pic:spPr>
+                          <a:xfrm>
+                            <a:off x="0" y="0"/>
+                            <a:ext cx="810979" cy="977853"/>
+                          </a:xfrm>
+                          <a:prstGeom prst="rect">
+                            <a:avLst/>
+                          </a:prstGeom>
+                        </pic:spPr>
+                      </pic:pic>
+                    </a:graphicData>
+                  </a:graphic>
+                </wp:inline>
+              </w:drawing>
+            </w:r>
+          </w:p>
+        </w:tc>
+        <w:tc>
+          <w:tcPr>
+            <w:tcW w:w="2337" w:type="dxa"/>
+          </w:tcPr>
+          <w:p>
+            <w:pPr>
+              <w:jc w:val="center"/>
+              <w:rPr>
+                <w:rFonts w:hint="cs"/>
+                <w:rtl/>
+              </w:rPr>
+            </w:pPr>
+            <w:r>
+              <w:rPr>
+                <w:rFonts w:hint="cs"/>
+                <w:noProof/>
+                <w:rtl/>
+                <w:lang w:val="fa-IR"/>
+              </w:rPr>
+              <w:drawing>
+                <wp:inline distT="0" distB="0" distL="0" distR="0" wp14:anchorId="6F98E47C" wp14:editId="578257DD">
+                  <wp:extent cx="646981" cy="819507"/>
+                  <wp:effectExtent l="0" t="0" r="1270" b="0"/>
+                  <wp:docPr id="527059600" name="Picture 19"/>
+                  <wp:cNvGraphicFramePr>
+                    <a:graphicFrameLocks xmlns:a="http://schemas.openxmlformats.org/drawingml/2006/main" noChangeAspect="1"/>
+                  </wp:cNvGraphicFramePr>
+                  <a:graphic xmlns:a="http://schemas.openxmlformats.org/drawingml/2006/main">
+                    <a:graphicData uri="http://schemas.openxmlformats.org/drawingml/2006/picture">
+                      <pic:pic xmlns:pic="http://schemas.openxmlformats.org/drawingml/2006/picture">
+                        <pic:nvPicPr>
+                          <pic:cNvPr id="1769857463" name="Picture 1769857463"/>
+                          <pic:cNvPicPr/>
+                        </pic:nvPicPr>
+                        <pic:blipFill>
+                          <a:blip r:embed="rId58">
+                            <a:extLst>
+                              <a:ext uri="{28A0092B-C50C-407E-A947-70E740481C1C}">
+                                <a14:useLocalDpi xmlns:a14="http://schemas.microsoft.com/office/drawing/2010/main" val="0"/>
+                              </a:ext>
+                            </a:extLst>
+                          </a:blip>
+                          <a:stretch>
+                            <a:fillRect/>
+                          </a:stretch>
+                        </pic:blipFill>
+                        <pic:spPr>
+                          <a:xfrm>
+                            <a:off x="0" y="0"/>
+                            <a:ext cx="669495" cy="848025"/>
+                          </a:xfrm>
+                          <a:prstGeom prst="rect">
+                            <a:avLst/>
+                          </a:prstGeom>
+                        </pic:spPr>
+                      </pic:pic>
+                    </a:graphicData>
+                  </a:graphic>
+                </wp:inline>
+              </w:drawing>
+            </w:r>
+          </w:p>
+        </w:tc>
+        <w:tc>
+          <w:tcPr>
+            <w:tcW w:w="2338" w:type="dxa"/>
+          </w:tcPr>
+          <w:p>
+            <w:pPr>
+              <w:jc w:val="center"/>
+              <w:rPr>
+                <w:rFonts w:hint="cs"/>
+                <w:rtl/>
+              </w:rPr>
+            </w:pPr>
+            <w:r>
+              <w:rPr>
+                <w:rFonts w:hint="cs"/>
+                <w:noProof/>
+                <w:rtl/>
+                <w:lang w:val="fa-IR"/>
+              </w:rPr>
+              <w:drawing>
+                <wp:inline distT="0" distB="0" distL="0" distR="0" wp14:anchorId="109D84D0" wp14:editId="05FCE6F9">
+                  <wp:extent cx="698332" cy="884555"/>
+                  <wp:effectExtent l="0" t="0" r="6985" b="0"/>
+                  <wp:docPr id="2064180131" name="Picture 27"/>
+                  <wp:cNvGraphicFramePr>
+                    <a:graphicFrameLocks xmlns:a="http://schemas.openxmlformats.org/drawingml/2006/main" noChangeAspect="1"/>
+                  </wp:cNvGraphicFramePr>
+                  <a:graphic xmlns:a="http://schemas.openxmlformats.org/drawingml/2006/main">
+                    <a:graphicData uri="http://schemas.openxmlformats.org/drawingml/2006/picture">
+                      <pic:pic xmlns:pic="http://schemas.openxmlformats.org/drawingml/2006/picture">
+                        <pic:nvPicPr>
+                          <pic:cNvPr id="1664384803" name="Picture 1664384803"/>
+                          <pic:cNvPicPr/>
+                        </pic:nvPicPr>
+                        <pic:blipFill>
+                          <a:blip r:embed="rId67">
+                            <a:extLst>
+                              <a:ext uri="{28A0092B-C50C-407E-A947-70E740481C1C}">
+                                <a14:useLocalDpi xmlns:a14="http://schemas.microsoft.com/office/drawing/2010/main" val="0"/>
+                              </a:ext>
+                            </a:extLst>
+                          </a:blip>
+                          <a:stretch>
+                            <a:fillRect/>
+                          </a:stretch>
+                        </pic:blipFill>
+                        <pic:spPr>
+                          <a:xfrm>
+                            <a:off x="0" y="0"/>
+                            <a:ext cx="741097" cy="938724"/>
+                          </a:xfrm>
+                          <a:prstGeom prst="rect">
+                            <a:avLst/>
+                          </a:prstGeom>
+                        </pic:spPr>
+                      </pic:pic>
+                    </a:graphicData>
+                  </a:graphic>
+                </wp:inline>
+              </w:drawing>
+            </w:r>
+          </w:p>
+        </w:tc>
+        <w:tc>
+          <w:tcPr>
+            <w:tcW w:w="2338" w:type="dxa"/>
+          </w:tcPr>
+          <w:p>
+            <w:pPr>
+              <w:jc w:val="center"/>
+              <w:rPr>
+                <w:rFonts w:hint="cs"/>
+                <w:rtl/>
+              </w:rPr>
+            </w:pPr>
+            <w:r>
+              <w:rPr>
+                <w:noProof/>
+              </w:rPr>
+              <w:drawing>
+                <wp:inline distT="0" distB="0" distL="0" distR="0" wp14:anchorId="29ED2A5F" wp14:editId="0A7F4300">
+                  <wp:extent cx="698333" cy="884555"/>
+                  <wp:effectExtent l="0" t="0" r="6985" b="0"/>
+                  <wp:docPr id="1662324606" name="Picture 25"/>
+                  <wp:cNvGraphicFramePr>
+                    <a:graphicFrameLocks xmlns:a="http://schemas.openxmlformats.org/drawingml/2006/main" noChangeAspect="1"/>
+                  </wp:cNvGraphicFramePr>
+                  <a:graphic xmlns:a="http://schemas.openxmlformats.org/drawingml/2006/main">
+                    <a:graphicData uri="http://schemas.openxmlformats.org/drawingml/2006/picture">
+                      <pic:pic xmlns:pic="http://schemas.openxmlformats.org/drawingml/2006/picture">
+                        <pic:nvPicPr>
+                          <pic:cNvPr id="1468631040" name="Picture 1468631040"/>
+                          <pic:cNvPicPr/>
+                        </pic:nvPicPr>
+                        <pic:blipFill>
+                          <a:blip r:embed="rId65">
+                            <a:extLst>
+                              <a:ext uri="{28A0092B-C50C-407E-A947-70E740481C1C}">
+                                <a14:useLocalDpi xmlns:a14="http://schemas.microsoft.com/office/drawing/2010/main" val="0"/>
+                              </a:ext>
+                            </a:extLst>
+                          </a:blip>
+                          <a:stretch>
+                            <a:fillRect/>
+                          </a:stretch>
+                        </pic:blipFill>
+                        <pic:spPr>
+                          <a:xfrm>
+                            <a:off x="0" y="0"/>
+                            <a:ext cx="717319" cy="908604"/>
+                          </a:xfrm>
+                          <a:prstGeom prst="rect">
+                            <a:avLst/>
+                          </a:prstGeom>
+                        </pic:spPr>
+                      </pic:pic>
+                    </a:graphicData>
+                  </a:graphic>
+                </wp:inline>
+              </w:drawing>
+            </w:r>
+          </w:p>
+        </w:tc>
+      </w:tr>
+    </w:tbl>
+    <w:p>
+      <w:pPr>
+        <w:rPr>
+          <w:rFonts w:hint="cs"/>
+          <w:rtl/>
+        </w:rPr>
       </w:pPr>
     </w:p>
     <w:sectPr>
